--- a/docs/wizards/Sage300SDK_WebSubclassingCompilationDeploymentWizard.docx
+++ b/docs/wizards/Sage300SDK_WebSubclassingCompilationDeploymentWizard.docx
@@ -1,6 +1,6 @@
 
 <file path=word/document.xml><?xml version="1.0" encoding="utf-8"?>
-<w:document xmlns:wpc="http://schemas.microsoft.com/office/word/2010/wordprocessingCanvas" xmlns:cx="http://schemas.microsoft.com/office/drawing/2014/chartex" xmlns:cx1="http://schemas.microsoft.com/office/drawing/2015/9/8/chartex" xmlns:cx2="http://schemas.microsoft.com/office/drawing/2015/10/21/chartex" xmlns:cx3="http://schemas.microsoft.com/office/drawing/2016/5/9/chartex" xmlns:cx4="http://schemas.microsoft.com/office/drawing/2016/5/10/chartex" xmlns:cx5="http://schemas.microsoft.com/office/drawing/2016/5/11/chartex" xmlns:cx6="http://schemas.microsoft.com/office/drawing/2016/5/12/chartex" xmlns:cx7="http://schemas.microsoft.com/office/drawing/2016/5/13/chartex" xmlns:cx8="http://schemas.microsoft.com/office/drawing/2016/5/14/chartex" xmlns:mc="http://schemas.openxmlformats.org/markup-compatibility/2006" xmlns:aink="http://schemas.microsoft.com/office/drawing/2016/ink" xmlns:am3d="http://schemas.microsoft.com/office/drawing/2017/model3d" xmlns:o="urn:schemas-microsoft-com:office:office" xmlns:oel="http://schemas.microsoft.com/office/2019/extlst" xmlns:r="http://schemas.openxmlformats.org/officeDocument/2006/relationships" xmlns:m="http://schemas.openxmlformats.org/officeDocument/2006/math" xmlns:v="urn:schemas-microsoft-com:vml" xmlns:wp14="http://schemas.microsoft.com/office/word/2010/wordprocessingDrawing" xmlns:wp="http://schemas.openxmlformats.org/drawingml/2006/wordprocessingDrawing" xmlns:w10="urn:schemas-microsoft-com:office:word" xmlns:w="http://schemas.openxmlformats.org/wordprocessingml/2006/main" xmlns:w14="http://schemas.microsoft.com/office/word/2010/wordml" xmlns:w15="http://schemas.microsoft.com/office/word/2012/wordml" xmlns:w16cex="http://schemas.microsoft.com/office/word/2018/wordml/cex" xmlns:w16cid="http://schemas.microsoft.com/office/word/2016/wordml/cid" xmlns:w16="http://schemas.microsoft.com/office/word/2018/wordml" xmlns:w16sdtdh="http://schemas.microsoft.com/office/word/2020/wordml/sdtdatahash" xmlns:w16se="http://schemas.microsoft.com/office/word/2015/wordml/symex" xmlns:wpg="http://schemas.microsoft.com/office/word/2010/wordprocessingGroup" xmlns:wpi="http://schemas.microsoft.com/office/word/2010/wordprocessingInk" xmlns:wne="http://schemas.microsoft.com/office/word/2006/wordml" xmlns:wps="http://schemas.microsoft.com/office/word/2010/wordprocessingShape" mc:Ignorable="w14 w15 w16se w16cid w16 w16cex w16sdtdh wp14">
+<w:document xmlns:wpc="http://schemas.microsoft.com/office/word/2010/wordprocessingCanvas" xmlns:cx="http://schemas.microsoft.com/office/drawing/2014/chartex" xmlns:cx1="http://schemas.microsoft.com/office/drawing/2015/9/8/chartex" xmlns:cx2="http://schemas.microsoft.com/office/drawing/2015/10/21/chartex" xmlns:cx3="http://schemas.microsoft.com/office/drawing/2016/5/9/chartex" xmlns:cx4="http://schemas.microsoft.com/office/drawing/2016/5/10/chartex" xmlns:cx5="http://schemas.microsoft.com/office/drawing/2016/5/11/chartex" xmlns:cx6="http://schemas.microsoft.com/office/drawing/2016/5/12/chartex" xmlns:cx7="http://schemas.microsoft.com/office/drawing/2016/5/13/chartex" xmlns:cx8="http://schemas.microsoft.com/office/drawing/2016/5/14/chartex" xmlns:mc="http://schemas.openxmlformats.org/markup-compatibility/2006" xmlns:aink="http://schemas.microsoft.com/office/drawing/2016/ink" xmlns:am3d="http://schemas.microsoft.com/office/drawing/2017/model3d" xmlns:o="urn:schemas-microsoft-com:office:office" xmlns:oel="http://schemas.microsoft.com/office/2019/extlst" xmlns:r="http://schemas.openxmlformats.org/officeDocument/2006/relationships" xmlns:m="http://schemas.openxmlformats.org/officeDocument/2006/math" xmlns:v="urn:schemas-microsoft-com:vml" xmlns:wp14="http://schemas.microsoft.com/office/word/2010/wordprocessingDrawing" xmlns:wp="http://schemas.openxmlformats.org/drawingml/2006/wordprocessingDrawing" xmlns:w10="urn:schemas-microsoft-com:office:word" xmlns:w="http://schemas.openxmlformats.org/wordprocessingml/2006/main" xmlns:w14="http://schemas.microsoft.com/office/word/2010/wordml" xmlns:w15="http://schemas.microsoft.com/office/word/2012/wordml" xmlns:w16cex="http://schemas.microsoft.com/office/word/2018/wordml/cex" xmlns:w16cid="http://schemas.microsoft.com/office/word/2016/wordml/cid" xmlns:w16="http://schemas.microsoft.com/office/word/2018/wordml" xmlns:w16du="http://schemas.microsoft.com/office/word/2023/wordml/word16du" xmlns:w16sdtdh="http://schemas.microsoft.com/office/word/2020/wordml/sdtdatahash" xmlns:w16sdtfl="http://schemas.microsoft.com/office/word/2024/wordml/sdtformatlock" xmlns:w16se="http://schemas.microsoft.com/office/word/2015/wordml/symex" xmlns:wpg="http://schemas.microsoft.com/office/word/2010/wordprocessingGroup" xmlns:wpi="http://schemas.microsoft.com/office/word/2010/wordprocessingInk" xmlns:wne="http://schemas.microsoft.com/office/word/2006/wordml" xmlns:wps="http://schemas.microsoft.com/office/word/2010/wordprocessingShape" mc:Ignorable="w14 w15 w16se w16cid w16 w16cex w16sdtdh w16sdtfl w16du wp14">
   <w:body>
     <w:p>
       <w:pPr>
@@ -51,10 +51,7 @@
         </w:sectPr>
       </w:pPr>
       <w:r>
-        <w:t>May</w:t>
-      </w:r>
-      <w:r>
-        <w:t xml:space="preserve"> 2024</w:t>
+        <w:t>July 2026</w:t>
       </w:r>
     </w:p>
     <w:p>
@@ -77,7 +74,7 @@
         <w:t>2</w:t>
       </w:r>
       <w:r>
-        <w:t>4</w:t>
+        <w:t>6</w:t>
       </w:r>
       <w:r>
         <w:t xml:space="preserve"> The Sage Group plc or its licensors. All rights reserved.</w:t>
@@ -119,7 +116,23 @@
           <w:sz w:val="20"/>
           <w:szCs w:val="20"/>
         </w:rPr>
-        <w:t>THE SOFTWARE IS PROVIDED “AS IS”, WITHOUT WARRANTY OF ANY KIND, EXPRESS OR IMPLIED, INCLUDING BUT NOT LIMITED TO THE WARRANTIES OF MERCHANTABILITY, FITNESS FOR A PARTICULAR PURPOSE AND NONINFRINGEMENT. IN NO EVENT SHALL THE AUTHORS OR COPYRIGHT HOLDERS BE LIABLE FOR ANY CLAIM, DAMAGES OR OTHER LIABILITY, WHETHER IN AN ACTION OF CONTRACT, TORT OR OTHERWISE, ARISING FROM, OUT OF OR IN CONNECTION WITH THE SOFTWARE OR THE USE OR OTHER DEALINGS IN THE SOFTWARE.</w:t>
+        <w:t xml:space="preserve">THE SOFTWARE IS PROVIDED “AS IS”, WITHOUT WARRANTY OF ANY KIND, EXPRESS OR IMPLIED, INCLUDING BUT NOT LIMITED TO THE WARRANTIES OF MERCHANTABILITY, FITNESS FOR A PARTICULAR PURPOSE AND NONINFRINGEMENT. IN NO EVENT SHALL THE AUTHORS OR COPYRIGHT HOLDERS BE LIABLE FOR ANY CLAIM, DAMAGES OR OTHER LIABILITY, WHETHER IN AN ACTION OF CONTRACT, TORT OR OTHERWISE, ARISING FROM, OUT OF OR IN CONNECTION WITH THE SOFTWARE OR </w:t>
+      </w:r>
+      <w:proofErr w:type="gramStart"/>
+      <w:r>
+        <w:rPr>
+          <w:sz w:val="20"/>
+          <w:szCs w:val="20"/>
+        </w:rPr>
+        <w:t>THE USE</w:t>
+      </w:r>
+      <w:proofErr w:type="gramEnd"/>
+      <w:r>
+        <w:rPr>
+          <w:sz w:val="20"/>
+          <w:szCs w:val="20"/>
+        </w:rPr>
+        <w:t xml:space="preserve"> OR OTHER DEALINGS IN THE SOFTWARE.</w:t>
       </w:r>
       <w:r>
         <w:rPr>
@@ -819,9 +832,11 @@
       <w:r>
         <w:t>.exe is in the SDK’s bin/</w:t>
       </w:r>
+      <w:proofErr w:type="gramStart"/>
       <w:r>
         <w:t>wizards</w:t>
       </w:r>
+      <w:proofErr w:type="gramEnd"/>
       <w:r>
         <w:t xml:space="preserve"> folder.</w:t>
       </w:r>
@@ -901,7 +916,23 @@
           <w:b/>
           <w:bCs/>
         </w:rPr>
-        <w:t>Run As Administrator</w:t>
+        <w:t xml:space="preserve">Run </w:t>
+      </w:r>
+      <w:proofErr w:type="gramStart"/>
+      <w:r>
+        <w:rPr>
+          <w:b/>
+          <w:bCs/>
+        </w:rPr>
+        <w:t>As</w:t>
+      </w:r>
+      <w:proofErr w:type="gramEnd"/>
+      <w:r>
+        <w:rPr>
+          <w:b/>
+          <w:bCs/>
+        </w:rPr>
+        <w:t xml:space="preserve"> Administrator</w:t>
       </w:r>
     </w:p>
     <w:p>
@@ -945,7 +976,7 @@
         <w:pStyle w:val="SageBodyCopy"/>
         <w:numPr>
           <w:ilvl w:val="0"/>
-          <w:numId w:val="51"/>
+          <w:numId w:val="24"/>
         </w:numPr>
         <w:rPr>
           <w:rFonts w:asciiTheme="minorHAnsi" w:hAnsiTheme="minorHAnsi" w:cstheme="minorHAnsi"/>
@@ -979,7 +1010,7 @@
         <w:pStyle w:val="SageBodyCopy"/>
         <w:numPr>
           <w:ilvl w:val="0"/>
-          <w:numId w:val="51"/>
+          <w:numId w:val="24"/>
         </w:numPr>
         <w:rPr>
           <w:rFonts w:asciiTheme="minorHAnsi" w:hAnsiTheme="minorHAnsi" w:cstheme="minorHAnsi"/>
@@ -1015,6 +1046,7 @@
       <w:r>
         <w:t xml:space="preserve">The .NET Framework delivers the </w:t>
       </w:r>
+      <w:proofErr w:type="spellStart"/>
       <w:r>
         <w:rPr>
           <w:b/>
@@ -1024,9 +1056,35 @@
         </w:rPr>
         <w:t>msbuild</w:t>
       </w:r>
+      <w:proofErr w:type="spellEnd"/>
       <w:r>
-        <w:t xml:space="preserve"> utility and it was originally assumed that this utility could be used for all cases, but was soon discovered that the msbuild utility in the .NET Framework is ONLY there for compatibility and is only version 5.0. Our utility because of the .NET Framework version we are using (4.8) requires version 6+. Therefore, this </w:t>
+        <w:t xml:space="preserve"> </w:t>
       </w:r>
+      <w:proofErr w:type="gramStart"/>
+      <w:r>
+        <w:t>utility</w:t>
+      </w:r>
+      <w:proofErr w:type="gramEnd"/>
+      <w:r>
+        <w:t xml:space="preserve"> and it was originally assumed that this utility could be used for all </w:t>
+      </w:r>
+      <w:proofErr w:type="gramStart"/>
+      <w:r>
+        <w:t>cases, but</w:t>
+      </w:r>
+      <w:proofErr w:type="gramEnd"/>
+      <w:r>
+        <w:t xml:space="preserve"> was soon discovered that the </w:t>
+      </w:r>
+      <w:proofErr w:type="spellStart"/>
+      <w:r>
+        <w:t>msbuild</w:t>
+      </w:r>
+      <w:proofErr w:type="spellEnd"/>
+      <w:r>
+        <w:t xml:space="preserve"> utility in the .NET Framework is ONLY there for compatibility and is only version 5.0. Our utility because of the .NET Framework version we are using (4.8) requires version 6+. Therefore, this </w:t>
+      </w:r>
+      <w:proofErr w:type="spellStart"/>
       <w:r>
         <w:rPr>
           <w:i/>
@@ -1034,6 +1092,7 @@
         </w:rPr>
         <w:t>msbuild</w:t>
       </w:r>
+      <w:proofErr w:type="spellEnd"/>
       <w:r>
         <w:t xml:space="preserve"> utility is not an option.</w:t>
       </w:r>
@@ -1289,7 +1348,7 @@
         <w:pStyle w:val="SageBodyCopy"/>
         <w:numPr>
           <w:ilvl w:val="0"/>
-          <w:numId w:val="52"/>
+          <w:numId w:val="25"/>
         </w:numPr>
       </w:pPr>
       <w:r>
@@ -1311,7 +1370,7 @@
         <w:pStyle w:val="SageBodyCopy"/>
         <w:numPr>
           <w:ilvl w:val="0"/>
-          <w:numId w:val="52"/>
+          <w:numId w:val="25"/>
         </w:numPr>
       </w:pPr>
       <w:r>
@@ -1343,7 +1402,7 @@
         <w:pStyle w:val="SageBodyCopy"/>
         <w:numPr>
           <w:ilvl w:val="0"/>
-          <w:numId w:val="52"/>
+          <w:numId w:val="25"/>
         </w:numPr>
       </w:pPr>
       <w:r>
@@ -1369,7 +1428,7 @@
         <w:pStyle w:val="SageBodyCopy"/>
         <w:numPr>
           <w:ilvl w:val="0"/>
-          <w:numId w:val="52"/>
+          <w:numId w:val="25"/>
         </w:numPr>
       </w:pPr>
       <w:r>
@@ -1381,7 +1440,7 @@
         <w:pStyle w:val="SageBodyCopy"/>
         <w:numPr>
           <w:ilvl w:val="1"/>
-          <w:numId w:val="52"/>
+          <w:numId w:val="25"/>
         </w:numPr>
       </w:pPr>
       <w:r>
@@ -1452,7 +1511,7 @@
         <w:pStyle w:val="SageBodyCopy"/>
         <w:numPr>
           <w:ilvl w:val="1"/>
-          <w:numId w:val="52"/>
+          <w:numId w:val="25"/>
         </w:numPr>
       </w:pPr>
       <w:r>
@@ -1464,7 +1523,7 @@
         <w:pStyle w:val="SageBodyCopy"/>
         <w:numPr>
           <w:ilvl w:val="1"/>
-          <w:numId w:val="52"/>
+          <w:numId w:val="25"/>
         </w:numPr>
       </w:pPr>
       <w:r>
@@ -1524,7 +1583,7 @@
         <w:pStyle w:val="SageBodyCopy"/>
         <w:numPr>
           <w:ilvl w:val="1"/>
-          <w:numId w:val="52"/>
+          <w:numId w:val="25"/>
         </w:numPr>
       </w:pPr>
       <w:r>
@@ -1576,7 +1635,15 @@
         <w:pStyle w:val="SAGEAdmonitionWarning"/>
       </w:pPr>
       <w:r>
-        <w:t>The worker service is also stopped on the first assembly copied and re-started when the compilation and deployment is complete. Therefore, running this wizard as “Administrator” ensures that valid permissons are given to the task to be able to stop and start the windows service.</w:t>
+        <w:t xml:space="preserve">The worker service is also stopped on the first assembly copied and re-started when the compilation and deployment is complete. Therefore, running this wizard as “Administrator” ensures that valid </w:t>
+      </w:r>
+      <w:proofErr w:type="spellStart"/>
+      <w:r>
+        <w:t>permissons</w:t>
+      </w:r>
+      <w:proofErr w:type="spellEnd"/>
+      <w:r>
+        <w:t xml:space="preserve"> are given to the task to be able to stop and start the windows service.</w:t>
       </w:r>
     </w:p>
     <w:p>
@@ -1584,7 +1651,7 @@
         <w:pStyle w:val="SageBodyCopy"/>
         <w:numPr>
           <w:ilvl w:val="0"/>
-          <w:numId w:val="52"/>
+          <w:numId w:val="25"/>
         </w:numPr>
       </w:pPr>
       <w:r>
@@ -1596,7 +1663,7 @@
         <w:pStyle w:val="SageBodyCopy"/>
         <w:numPr>
           <w:ilvl w:val="1"/>
-          <w:numId w:val="52"/>
+          <w:numId w:val="25"/>
         </w:numPr>
       </w:pPr>
       <w:r>
@@ -1620,7 +1687,7 @@
         <w:pStyle w:val="SageBodyCopy"/>
         <w:numPr>
           <w:ilvl w:val="1"/>
-          <w:numId w:val="52"/>
+          <w:numId w:val="25"/>
         </w:numPr>
       </w:pPr>
       <w:r>
@@ -1646,7 +1713,7 @@
 </file>
 
 <file path=word/endnotes.xml><?xml version="1.0" encoding="utf-8"?>
-<w:endnotes xmlns:wpc="http://schemas.microsoft.com/office/word/2010/wordprocessingCanvas" xmlns:cx="http://schemas.microsoft.com/office/drawing/2014/chartex" xmlns:cx1="http://schemas.microsoft.com/office/drawing/2015/9/8/chartex" xmlns:cx2="http://schemas.microsoft.com/office/drawing/2015/10/21/chartex" xmlns:cx3="http://schemas.microsoft.com/office/drawing/2016/5/9/chartex" xmlns:cx4="http://schemas.microsoft.com/office/drawing/2016/5/10/chartex" xmlns:cx5="http://schemas.microsoft.com/office/drawing/2016/5/11/chartex" xmlns:cx6="http://schemas.microsoft.com/office/drawing/2016/5/12/chartex" xmlns:cx7="http://schemas.microsoft.com/office/drawing/2016/5/13/chartex" xmlns:cx8="http://schemas.microsoft.com/office/drawing/2016/5/14/chartex" xmlns:mc="http://schemas.openxmlformats.org/markup-compatibility/2006" xmlns:aink="http://schemas.microsoft.com/office/drawing/2016/ink" xmlns:am3d="http://schemas.microsoft.com/office/drawing/2017/model3d" xmlns:o="urn:schemas-microsoft-com:office:office" xmlns:oel="http://schemas.microsoft.com/office/2019/extlst" xmlns:r="http://schemas.openxmlformats.org/officeDocument/2006/relationships" xmlns:m="http://schemas.openxmlformats.org/officeDocument/2006/math" xmlns:v="urn:schemas-microsoft-com:vml" xmlns:wp14="http://schemas.microsoft.com/office/word/2010/wordprocessingDrawing" xmlns:wp="http://schemas.openxmlformats.org/drawingml/2006/wordprocessingDrawing" xmlns:w10="urn:schemas-microsoft-com:office:word" xmlns:w="http://schemas.openxmlformats.org/wordprocessingml/2006/main" xmlns:w14="http://schemas.microsoft.com/office/word/2010/wordml" xmlns:w15="http://schemas.microsoft.com/office/word/2012/wordml" xmlns:w16cex="http://schemas.microsoft.com/office/word/2018/wordml/cex" xmlns:w16cid="http://schemas.microsoft.com/office/word/2016/wordml/cid" xmlns:w16="http://schemas.microsoft.com/office/word/2018/wordml" xmlns:w16sdtdh="http://schemas.microsoft.com/office/word/2020/wordml/sdtdatahash" xmlns:w16se="http://schemas.microsoft.com/office/word/2015/wordml/symex" xmlns:wpg="http://schemas.microsoft.com/office/word/2010/wordprocessingGroup" xmlns:wpi="http://schemas.microsoft.com/office/word/2010/wordprocessingInk" xmlns:wne="http://schemas.microsoft.com/office/word/2006/wordml" xmlns:wps="http://schemas.microsoft.com/office/word/2010/wordprocessingShape" mc:Ignorable="w14 w15 w16se w16cid w16 w16cex w16sdtdh wp14">
+<w:endnotes xmlns:wpc="http://schemas.microsoft.com/office/word/2010/wordprocessingCanvas" xmlns:cx="http://schemas.microsoft.com/office/drawing/2014/chartex" xmlns:cx1="http://schemas.microsoft.com/office/drawing/2015/9/8/chartex" xmlns:cx2="http://schemas.microsoft.com/office/drawing/2015/10/21/chartex" xmlns:cx3="http://schemas.microsoft.com/office/drawing/2016/5/9/chartex" xmlns:cx4="http://schemas.microsoft.com/office/drawing/2016/5/10/chartex" xmlns:cx5="http://schemas.microsoft.com/office/drawing/2016/5/11/chartex" xmlns:cx6="http://schemas.microsoft.com/office/drawing/2016/5/12/chartex" xmlns:cx7="http://schemas.microsoft.com/office/drawing/2016/5/13/chartex" xmlns:cx8="http://schemas.microsoft.com/office/drawing/2016/5/14/chartex" xmlns:mc="http://schemas.openxmlformats.org/markup-compatibility/2006" xmlns:aink="http://schemas.microsoft.com/office/drawing/2016/ink" xmlns:am3d="http://schemas.microsoft.com/office/drawing/2017/model3d" xmlns:o="urn:schemas-microsoft-com:office:office" xmlns:oel="http://schemas.microsoft.com/office/2019/extlst" xmlns:r="http://schemas.openxmlformats.org/officeDocument/2006/relationships" xmlns:m="http://schemas.openxmlformats.org/officeDocument/2006/math" xmlns:v="urn:schemas-microsoft-com:vml" xmlns:wp14="http://schemas.microsoft.com/office/word/2010/wordprocessingDrawing" xmlns:wp="http://schemas.openxmlformats.org/drawingml/2006/wordprocessingDrawing" xmlns:w10="urn:schemas-microsoft-com:office:word" xmlns:w="http://schemas.openxmlformats.org/wordprocessingml/2006/main" xmlns:w14="http://schemas.microsoft.com/office/word/2010/wordml" xmlns:w15="http://schemas.microsoft.com/office/word/2012/wordml" xmlns:w16cex="http://schemas.microsoft.com/office/word/2018/wordml/cex" xmlns:w16cid="http://schemas.microsoft.com/office/word/2016/wordml/cid" xmlns:w16="http://schemas.microsoft.com/office/word/2018/wordml" xmlns:w16du="http://schemas.microsoft.com/office/word/2023/wordml/word16du" xmlns:w16sdtdh="http://schemas.microsoft.com/office/word/2020/wordml/sdtdatahash" xmlns:w16sdtfl="http://schemas.microsoft.com/office/word/2024/wordml/sdtformatlock" xmlns:w16se="http://schemas.microsoft.com/office/word/2015/wordml/symex" xmlns:wpg="http://schemas.microsoft.com/office/word/2010/wordprocessingGroup" xmlns:wpi="http://schemas.microsoft.com/office/word/2010/wordprocessingInk" xmlns:wne="http://schemas.microsoft.com/office/word/2006/wordml" xmlns:wps="http://schemas.microsoft.com/office/word/2010/wordprocessingShape" mc:Ignorable="w14 w15 w16se w16cid w16 w16cex w16sdtdh w16sdtfl w16du wp14">
   <w:endnote w:type="separator" w:id="-1">
     <w:p>
       <w:pPr>
@@ -1673,7 +1740,7 @@
 </file>
 
 <file path=word/footer1.xml><?xml version="1.0" encoding="utf-8"?>
-<w:ftr xmlns:wpc="http://schemas.microsoft.com/office/word/2010/wordprocessingCanvas" xmlns:cx="http://schemas.microsoft.com/office/drawing/2014/chartex" xmlns:cx1="http://schemas.microsoft.com/office/drawing/2015/9/8/chartex" xmlns:cx2="http://schemas.microsoft.com/office/drawing/2015/10/21/chartex" xmlns:cx3="http://schemas.microsoft.com/office/drawing/2016/5/9/chartex" xmlns:cx4="http://schemas.microsoft.com/office/drawing/2016/5/10/chartex" xmlns:cx5="http://schemas.microsoft.com/office/drawing/2016/5/11/chartex" xmlns:cx6="http://schemas.microsoft.com/office/drawing/2016/5/12/chartex" xmlns:cx7="http://schemas.microsoft.com/office/drawing/2016/5/13/chartex" xmlns:cx8="http://schemas.microsoft.com/office/drawing/2016/5/14/chartex" xmlns:mc="http://schemas.openxmlformats.org/markup-compatibility/2006" xmlns:aink="http://schemas.microsoft.com/office/drawing/2016/ink" xmlns:am3d="http://schemas.microsoft.com/office/drawing/2017/model3d" xmlns:o="urn:schemas-microsoft-com:office:office" xmlns:oel="http://schemas.microsoft.com/office/2019/extlst" xmlns:r="http://schemas.openxmlformats.org/officeDocument/2006/relationships" xmlns:m="http://schemas.openxmlformats.org/officeDocument/2006/math" xmlns:v="urn:schemas-microsoft-com:vml" xmlns:wp14="http://schemas.microsoft.com/office/word/2010/wordprocessingDrawing" xmlns:wp="http://schemas.openxmlformats.org/drawingml/2006/wordprocessingDrawing" xmlns:w10="urn:schemas-microsoft-com:office:word" xmlns:w="http://schemas.openxmlformats.org/wordprocessingml/2006/main" xmlns:w14="http://schemas.microsoft.com/office/word/2010/wordml" xmlns:w15="http://schemas.microsoft.com/office/word/2012/wordml" xmlns:w16cex="http://schemas.microsoft.com/office/word/2018/wordml/cex" xmlns:w16cid="http://schemas.microsoft.com/office/word/2016/wordml/cid" xmlns:w16="http://schemas.microsoft.com/office/word/2018/wordml" xmlns:w16sdtdh="http://schemas.microsoft.com/office/word/2020/wordml/sdtdatahash" xmlns:w16se="http://schemas.microsoft.com/office/word/2015/wordml/symex" xmlns:wpg="http://schemas.microsoft.com/office/word/2010/wordprocessingGroup" xmlns:wpi="http://schemas.microsoft.com/office/word/2010/wordprocessingInk" xmlns:wne="http://schemas.microsoft.com/office/word/2006/wordml" xmlns:wps="http://schemas.microsoft.com/office/word/2010/wordprocessingShape" mc:Ignorable="w14 w15 w16se w16cid w16 w16cex w16sdtdh wp14">
+<w:ftr xmlns:wpc="http://schemas.microsoft.com/office/word/2010/wordprocessingCanvas" xmlns:cx="http://schemas.microsoft.com/office/drawing/2014/chartex" xmlns:cx1="http://schemas.microsoft.com/office/drawing/2015/9/8/chartex" xmlns:cx2="http://schemas.microsoft.com/office/drawing/2015/10/21/chartex" xmlns:cx3="http://schemas.microsoft.com/office/drawing/2016/5/9/chartex" xmlns:cx4="http://schemas.microsoft.com/office/drawing/2016/5/10/chartex" xmlns:cx5="http://schemas.microsoft.com/office/drawing/2016/5/11/chartex" xmlns:cx6="http://schemas.microsoft.com/office/drawing/2016/5/12/chartex" xmlns:cx7="http://schemas.microsoft.com/office/drawing/2016/5/13/chartex" xmlns:cx8="http://schemas.microsoft.com/office/drawing/2016/5/14/chartex" xmlns:mc="http://schemas.openxmlformats.org/markup-compatibility/2006" xmlns:aink="http://schemas.microsoft.com/office/drawing/2016/ink" xmlns:am3d="http://schemas.microsoft.com/office/drawing/2017/model3d" xmlns:o="urn:schemas-microsoft-com:office:office" xmlns:oel="http://schemas.microsoft.com/office/2019/extlst" xmlns:r="http://schemas.openxmlformats.org/officeDocument/2006/relationships" xmlns:m="http://schemas.openxmlformats.org/officeDocument/2006/math" xmlns:v="urn:schemas-microsoft-com:vml" xmlns:wp14="http://schemas.microsoft.com/office/word/2010/wordprocessingDrawing" xmlns:wp="http://schemas.openxmlformats.org/drawingml/2006/wordprocessingDrawing" xmlns:w10="urn:schemas-microsoft-com:office:word" xmlns:w="http://schemas.openxmlformats.org/wordprocessingml/2006/main" xmlns:w14="http://schemas.microsoft.com/office/word/2010/wordml" xmlns:w15="http://schemas.microsoft.com/office/word/2012/wordml" xmlns:w16cex="http://schemas.microsoft.com/office/word/2018/wordml/cex" xmlns:w16cid="http://schemas.microsoft.com/office/word/2016/wordml/cid" xmlns:w16="http://schemas.microsoft.com/office/word/2018/wordml" xmlns:w16du="http://schemas.microsoft.com/office/word/2023/wordml/word16du" xmlns:w16sdtdh="http://schemas.microsoft.com/office/word/2020/wordml/sdtdatahash" xmlns:w16sdtfl="http://schemas.microsoft.com/office/word/2024/wordml/sdtformatlock" xmlns:w16se="http://schemas.microsoft.com/office/word/2015/wordml/symex" xmlns:wpg="http://schemas.microsoft.com/office/word/2010/wordprocessingGroup" xmlns:wpi="http://schemas.microsoft.com/office/word/2010/wordprocessingInk" xmlns:wne="http://schemas.microsoft.com/office/word/2006/wordml" xmlns:wps="http://schemas.microsoft.com/office/word/2010/wordprocessingShape" mc:Ignorable="w14 w15 w16se w16cid w16 w16cex w16sdtdh w16sdtfl w16du wp14">
   <w:p>
     <w:pPr>
       <w:pStyle w:val="SAGEFooter"/>
@@ -1785,7 +1852,7 @@
 </file>
 
 <file path=word/footer2.xml><?xml version="1.0" encoding="utf-8"?>
-<w:ftr xmlns:wpc="http://schemas.microsoft.com/office/word/2010/wordprocessingCanvas" xmlns:cx="http://schemas.microsoft.com/office/drawing/2014/chartex" xmlns:cx1="http://schemas.microsoft.com/office/drawing/2015/9/8/chartex" xmlns:cx2="http://schemas.microsoft.com/office/drawing/2015/10/21/chartex" xmlns:cx3="http://schemas.microsoft.com/office/drawing/2016/5/9/chartex" xmlns:cx4="http://schemas.microsoft.com/office/drawing/2016/5/10/chartex" xmlns:cx5="http://schemas.microsoft.com/office/drawing/2016/5/11/chartex" xmlns:cx6="http://schemas.microsoft.com/office/drawing/2016/5/12/chartex" xmlns:cx7="http://schemas.microsoft.com/office/drawing/2016/5/13/chartex" xmlns:cx8="http://schemas.microsoft.com/office/drawing/2016/5/14/chartex" xmlns:mc="http://schemas.openxmlformats.org/markup-compatibility/2006" xmlns:aink="http://schemas.microsoft.com/office/drawing/2016/ink" xmlns:am3d="http://schemas.microsoft.com/office/drawing/2017/model3d" xmlns:o="urn:schemas-microsoft-com:office:office" xmlns:oel="http://schemas.microsoft.com/office/2019/extlst" xmlns:r="http://schemas.openxmlformats.org/officeDocument/2006/relationships" xmlns:m="http://schemas.openxmlformats.org/officeDocument/2006/math" xmlns:v="urn:schemas-microsoft-com:vml" xmlns:wp14="http://schemas.microsoft.com/office/word/2010/wordprocessingDrawing" xmlns:wp="http://schemas.openxmlformats.org/drawingml/2006/wordprocessingDrawing" xmlns:w10="urn:schemas-microsoft-com:office:word" xmlns:w="http://schemas.openxmlformats.org/wordprocessingml/2006/main" xmlns:w14="http://schemas.microsoft.com/office/word/2010/wordml" xmlns:w15="http://schemas.microsoft.com/office/word/2012/wordml" xmlns:w16cex="http://schemas.microsoft.com/office/word/2018/wordml/cex" xmlns:w16cid="http://schemas.microsoft.com/office/word/2016/wordml/cid" xmlns:w16="http://schemas.microsoft.com/office/word/2018/wordml" xmlns:w16sdtdh="http://schemas.microsoft.com/office/word/2020/wordml/sdtdatahash" xmlns:w16se="http://schemas.microsoft.com/office/word/2015/wordml/symex" xmlns:wpg="http://schemas.microsoft.com/office/word/2010/wordprocessingGroup" xmlns:wpi="http://schemas.microsoft.com/office/word/2010/wordprocessingInk" xmlns:wne="http://schemas.microsoft.com/office/word/2006/wordml" xmlns:wps="http://schemas.microsoft.com/office/word/2010/wordprocessingShape" mc:Ignorable="w14 w15 w16se w16cid w16 w16cex w16sdtdh wp14">
+<w:ftr xmlns:wpc="http://schemas.microsoft.com/office/word/2010/wordprocessingCanvas" xmlns:cx="http://schemas.microsoft.com/office/drawing/2014/chartex" xmlns:cx1="http://schemas.microsoft.com/office/drawing/2015/9/8/chartex" xmlns:cx2="http://schemas.microsoft.com/office/drawing/2015/10/21/chartex" xmlns:cx3="http://schemas.microsoft.com/office/drawing/2016/5/9/chartex" xmlns:cx4="http://schemas.microsoft.com/office/drawing/2016/5/10/chartex" xmlns:cx5="http://schemas.microsoft.com/office/drawing/2016/5/11/chartex" xmlns:cx6="http://schemas.microsoft.com/office/drawing/2016/5/12/chartex" xmlns:cx7="http://schemas.microsoft.com/office/drawing/2016/5/13/chartex" xmlns:cx8="http://schemas.microsoft.com/office/drawing/2016/5/14/chartex" xmlns:mc="http://schemas.openxmlformats.org/markup-compatibility/2006" xmlns:aink="http://schemas.microsoft.com/office/drawing/2016/ink" xmlns:am3d="http://schemas.microsoft.com/office/drawing/2017/model3d" xmlns:o="urn:schemas-microsoft-com:office:office" xmlns:oel="http://schemas.microsoft.com/office/2019/extlst" xmlns:r="http://schemas.openxmlformats.org/officeDocument/2006/relationships" xmlns:m="http://schemas.openxmlformats.org/officeDocument/2006/math" xmlns:v="urn:schemas-microsoft-com:vml" xmlns:wp14="http://schemas.microsoft.com/office/word/2010/wordprocessingDrawing" xmlns:wp="http://schemas.openxmlformats.org/drawingml/2006/wordprocessingDrawing" xmlns:w10="urn:schemas-microsoft-com:office:word" xmlns:w="http://schemas.openxmlformats.org/wordprocessingml/2006/main" xmlns:w14="http://schemas.microsoft.com/office/word/2010/wordml" xmlns:w15="http://schemas.microsoft.com/office/word/2012/wordml" xmlns:w16cex="http://schemas.microsoft.com/office/word/2018/wordml/cex" xmlns:w16cid="http://schemas.microsoft.com/office/word/2016/wordml/cid" xmlns:w16="http://schemas.microsoft.com/office/word/2018/wordml" xmlns:w16du="http://schemas.microsoft.com/office/word/2023/wordml/word16du" xmlns:w16sdtdh="http://schemas.microsoft.com/office/word/2020/wordml/sdtdatahash" xmlns:w16sdtfl="http://schemas.microsoft.com/office/word/2024/wordml/sdtformatlock" xmlns:w16se="http://schemas.microsoft.com/office/word/2015/wordml/symex" xmlns:wpg="http://schemas.microsoft.com/office/word/2010/wordprocessingGroup" xmlns:wpi="http://schemas.microsoft.com/office/word/2010/wordprocessingInk" xmlns:wne="http://schemas.microsoft.com/office/word/2006/wordml" xmlns:wps="http://schemas.microsoft.com/office/word/2010/wordprocessingShape" mc:Ignorable="w14 w15 w16se w16cid w16 w16cex w16sdtdh w16sdtfl w16du wp14">
   <w:p>
     <w:pPr>
       <w:pStyle w:val="Footer"/>
@@ -1796,7 +1863,7 @@
 </file>
 
 <file path=word/footer3.xml><?xml version="1.0" encoding="utf-8"?>
-<w:ftr xmlns:wpc="http://schemas.microsoft.com/office/word/2010/wordprocessingCanvas" xmlns:cx="http://schemas.microsoft.com/office/drawing/2014/chartex" xmlns:cx1="http://schemas.microsoft.com/office/drawing/2015/9/8/chartex" xmlns:cx2="http://schemas.microsoft.com/office/drawing/2015/10/21/chartex" xmlns:cx3="http://schemas.microsoft.com/office/drawing/2016/5/9/chartex" xmlns:cx4="http://schemas.microsoft.com/office/drawing/2016/5/10/chartex" xmlns:cx5="http://schemas.microsoft.com/office/drawing/2016/5/11/chartex" xmlns:cx6="http://schemas.microsoft.com/office/drawing/2016/5/12/chartex" xmlns:cx7="http://schemas.microsoft.com/office/drawing/2016/5/13/chartex" xmlns:cx8="http://schemas.microsoft.com/office/drawing/2016/5/14/chartex" xmlns:mc="http://schemas.openxmlformats.org/markup-compatibility/2006" xmlns:aink="http://schemas.microsoft.com/office/drawing/2016/ink" xmlns:am3d="http://schemas.microsoft.com/office/drawing/2017/model3d" xmlns:o="urn:schemas-microsoft-com:office:office" xmlns:oel="http://schemas.microsoft.com/office/2019/extlst" xmlns:r="http://schemas.openxmlformats.org/officeDocument/2006/relationships" xmlns:m="http://schemas.openxmlformats.org/officeDocument/2006/math" xmlns:v="urn:schemas-microsoft-com:vml" xmlns:wp14="http://schemas.microsoft.com/office/word/2010/wordprocessingDrawing" xmlns:wp="http://schemas.openxmlformats.org/drawingml/2006/wordprocessingDrawing" xmlns:w10="urn:schemas-microsoft-com:office:word" xmlns:w="http://schemas.openxmlformats.org/wordprocessingml/2006/main" xmlns:w14="http://schemas.microsoft.com/office/word/2010/wordml" xmlns:w15="http://schemas.microsoft.com/office/word/2012/wordml" xmlns:w16cex="http://schemas.microsoft.com/office/word/2018/wordml/cex" xmlns:w16cid="http://schemas.microsoft.com/office/word/2016/wordml/cid" xmlns:w16="http://schemas.microsoft.com/office/word/2018/wordml" xmlns:w16sdtdh="http://schemas.microsoft.com/office/word/2020/wordml/sdtdatahash" xmlns:w16se="http://schemas.microsoft.com/office/word/2015/wordml/symex" xmlns:wpg="http://schemas.microsoft.com/office/word/2010/wordprocessingGroup" xmlns:wpi="http://schemas.microsoft.com/office/word/2010/wordprocessingInk" xmlns:wne="http://schemas.microsoft.com/office/word/2006/wordml" xmlns:wps="http://schemas.microsoft.com/office/word/2010/wordprocessingShape" mc:Ignorable="w14 w15 w16se w16cid w16 w16cex w16sdtdh wp14">
+<w:ftr xmlns:wpc="http://schemas.microsoft.com/office/word/2010/wordprocessingCanvas" xmlns:cx="http://schemas.microsoft.com/office/drawing/2014/chartex" xmlns:cx1="http://schemas.microsoft.com/office/drawing/2015/9/8/chartex" xmlns:cx2="http://schemas.microsoft.com/office/drawing/2015/10/21/chartex" xmlns:cx3="http://schemas.microsoft.com/office/drawing/2016/5/9/chartex" xmlns:cx4="http://schemas.microsoft.com/office/drawing/2016/5/10/chartex" xmlns:cx5="http://schemas.microsoft.com/office/drawing/2016/5/11/chartex" xmlns:cx6="http://schemas.microsoft.com/office/drawing/2016/5/12/chartex" xmlns:cx7="http://schemas.microsoft.com/office/drawing/2016/5/13/chartex" xmlns:cx8="http://schemas.microsoft.com/office/drawing/2016/5/14/chartex" xmlns:mc="http://schemas.openxmlformats.org/markup-compatibility/2006" xmlns:aink="http://schemas.microsoft.com/office/drawing/2016/ink" xmlns:am3d="http://schemas.microsoft.com/office/drawing/2017/model3d" xmlns:o="urn:schemas-microsoft-com:office:office" xmlns:oel="http://schemas.microsoft.com/office/2019/extlst" xmlns:r="http://schemas.openxmlformats.org/officeDocument/2006/relationships" xmlns:m="http://schemas.openxmlformats.org/officeDocument/2006/math" xmlns:v="urn:schemas-microsoft-com:vml" xmlns:wp14="http://schemas.microsoft.com/office/word/2010/wordprocessingDrawing" xmlns:wp="http://schemas.openxmlformats.org/drawingml/2006/wordprocessingDrawing" xmlns:w10="urn:schemas-microsoft-com:office:word" xmlns:w="http://schemas.openxmlformats.org/wordprocessingml/2006/main" xmlns:w14="http://schemas.microsoft.com/office/word/2010/wordml" xmlns:w15="http://schemas.microsoft.com/office/word/2012/wordml" xmlns:w16cex="http://schemas.microsoft.com/office/word/2018/wordml/cex" xmlns:w16cid="http://schemas.microsoft.com/office/word/2016/wordml/cid" xmlns:w16="http://schemas.microsoft.com/office/word/2018/wordml" xmlns:w16du="http://schemas.microsoft.com/office/word/2023/wordml/word16du" xmlns:w16sdtdh="http://schemas.microsoft.com/office/word/2020/wordml/sdtdatahash" xmlns:w16sdtfl="http://schemas.microsoft.com/office/word/2024/wordml/sdtformatlock" xmlns:w16se="http://schemas.microsoft.com/office/word/2015/wordml/symex" xmlns:wpg="http://schemas.microsoft.com/office/word/2010/wordprocessingGroup" xmlns:wpi="http://schemas.microsoft.com/office/word/2010/wordprocessingInk" xmlns:wne="http://schemas.microsoft.com/office/word/2006/wordml" xmlns:wps="http://schemas.microsoft.com/office/word/2010/wordprocessingShape" mc:Ignorable="w14 w15 w16se w16cid w16 w16cex w16sdtdh w16sdtfl w16du wp14">
   <w:tbl>
     <w:tblPr>
       <w:tblStyle w:val="TableGrid"/>
@@ -1994,7 +2061,7 @@
 </file>
 
 <file path=word/footer4.xml><?xml version="1.0" encoding="utf-8"?>
-<w:ftr xmlns:wpc="http://schemas.microsoft.com/office/word/2010/wordprocessingCanvas" xmlns:cx="http://schemas.microsoft.com/office/drawing/2014/chartex" xmlns:cx1="http://schemas.microsoft.com/office/drawing/2015/9/8/chartex" xmlns:cx2="http://schemas.microsoft.com/office/drawing/2015/10/21/chartex" xmlns:cx3="http://schemas.microsoft.com/office/drawing/2016/5/9/chartex" xmlns:cx4="http://schemas.microsoft.com/office/drawing/2016/5/10/chartex" xmlns:cx5="http://schemas.microsoft.com/office/drawing/2016/5/11/chartex" xmlns:cx6="http://schemas.microsoft.com/office/drawing/2016/5/12/chartex" xmlns:cx7="http://schemas.microsoft.com/office/drawing/2016/5/13/chartex" xmlns:cx8="http://schemas.microsoft.com/office/drawing/2016/5/14/chartex" xmlns:mc="http://schemas.openxmlformats.org/markup-compatibility/2006" xmlns:aink="http://schemas.microsoft.com/office/drawing/2016/ink" xmlns:am3d="http://schemas.microsoft.com/office/drawing/2017/model3d" xmlns:o="urn:schemas-microsoft-com:office:office" xmlns:oel="http://schemas.microsoft.com/office/2019/extlst" xmlns:r="http://schemas.openxmlformats.org/officeDocument/2006/relationships" xmlns:m="http://schemas.openxmlformats.org/officeDocument/2006/math" xmlns:v="urn:schemas-microsoft-com:vml" xmlns:wp14="http://schemas.microsoft.com/office/word/2010/wordprocessingDrawing" xmlns:wp="http://schemas.openxmlformats.org/drawingml/2006/wordprocessingDrawing" xmlns:w10="urn:schemas-microsoft-com:office:word" xmlns:w="http://schemas.openxmlformats.org/wordprocessingml/2006/main" xmlns:w14="http://schemas.microsoft.com/office/word/2010/wordml" xmlns:w15="http://schemas.microsoft.com/office/word/2012/wordml" xmlns:w16cex="http://schemas.microsoft.com/office/word/2018/wordml/cex" xmlns:w16cid="http://schemas.microsoft.com/office/word/2016/wordml/cid" xmlns:w16="http://schemas.microsoft.com/office/word/2018/wordml" xmlns:w16sdtdh="http://schemas.microsoft.com/office/word/2020/wordml/sdtdatahash" xmlns:w16se="http://schemas.microsoft.com/office/word/2015/wordml/symex" xmlns:wpg="http://schemas.microsoft.com/office/word/2010/wordprocessingGroup" xmlns:wpi="http://schemas.microsoft.com/office/word/2010/wordprocessingInk" xmlns:wne="http://schemas.microsoft.com/office/word/2006/wordml" xmlns:wps="http://schemas.microsoft.com/office/word/2010/wordprocessingShape" mc:Ignorable="w14 w15 w16se w16cid w16 w16cex w16sdtdh wp14">
+<w:ftr xmlns:wpc="http://schemas.microsoft.com/office/word/2010/wordprocessingCanvas" xmlns:cx="http://schemas.microsoft.com/office/drawing/2014/chartex" xmlns:cx1="http://schemas.microsoft.com/office/drawing/2015/9/8/chartex" xmlns:cx2="http://schemas.microsoft.com/office/drawing/2015/10/21/chartex" xmlns:cx3="http://schemas.microsoft.com/office/drawing/2016/5/9/chartex" xmlns:cx4="http://schemas.microsoft.com/office/drawing/2016/5/10/chartex" xmlns:cx5="http://schemas.microsoft.com/office/drawing/2016/5/11/chartex" xmlns:cx6="http://schemas.microsoft.com/office/drawing/2016/5/12/chartex" xmlns:cx7="http://schemas.microsoft.com/office/drawing/2016/5/13/chartex" xmlns:cx8="http://schemas.microsoft.com/office/drawing/2016/5/14/chartex" xmlns:mc="http://schemas.openxmlformats.org/markup-compatibility/2006" xmlns:aink="http://schemas.microsoft.com/office/drawing/2016/ink" xmlns:am3d="http://schemas.microsoft.com/office/drawing/2017/model3d" xmlns:o="urn:schemas-microsoft-com:office:office" xmlns:oel="http://schemas.microsoft.com/office/2019/extlst" xmlns:r="http://schemas.openxmlformats.org/officeDocument/2006/relationships" xmlns:m="http://schemas.openxmlformats.org/officeDocument/2006/math" xmlns:v="urn:schemas-microsoft-com:vml" xmlns:wp14="http://schemas.microsoft.com/office/word/2010/wordprocessingDrawing" xmlns:wp="http://schemas.openxmlformats.org/drawingml/2006/wordprocessingDrawing" xmlns:w10="urn:schemas-microsoft-com:office:word" xmlns:w="http://schemas.openxmlformats.org/wordprocessingml/2006/main" xmlns:w14="http://schemas.microsoft.com/office/word/2010/wordml" xmlns:w15="http://schemas.microsoft.com/office/word/2012/wordml" xmlns:w16cex="http://schemas.microsoft.com/office/word/2018/wordml/cex" xmlns:w16cid="http://schemas.microsoft.com/office/word/2016/wordml/cid" xmlns:w16="http://schemas.microsoft.com/office/word/2018/wordml" xmlns:w16du="http://schemas.microsoft.com/office/word/2023/wordml/word16du" xmlns:w16sdtdh="http://schemas.microsoft.com/office/word/2020/wordml/sdtdatahash" xmlns:w16sdtfl="http://schemas.microsoft.com/office/word/2024/wordml/sdtformatlock" xmlns:w16se="http://schemas.microsoft.com/office/word/2015/wordml/symex" xmlns:wpg="http://schemas.microsoft.com/office/word/2010/wordprocessingGroup" xmlns:wpi="http://schemas.microsoft.com/office/word/2010/wordprocessingInk" xmlns:wne="http://schemas.microsoft.com/office/word/2006/wordml" xmlns:wps="http://schemas.microsoft.com/office/word/2010/wordprocessingShape" mc:Ignorable="w14 w15 w16se w16cid w16 w16cex w16sdtdh w16sdtfl w16du wp14">
   <w:tbl>
     <w:tblPr>
       <w:tblStyle w:val="TableGrid"/>
@@ -2191,7 +2258,7 @@
 </file>
 
 <file path=word/footnotes.xml><?xml version="1.0" encoding="utf-8"?>
-<w:footnotes xmlns:wpc="http://schemas.microsoft.com/office/word/2010/wordprocessingCanvas" xmlns:cx="http://schemas.microsoft.com/office/drawing/2014/chartex" xmlns:cx1="http://schemas.microsoft.com/office/drawing/2015/9/8/chartex" xmlns:cx2="http://schemas.microsoft.com/office/drawing/2015/10/21/chartex" xmlns:cx3="http://schemas.microsoft.com/office/drawing/2016/5/9/chartex" xmlns:cx4="http://schemas.microsoft.com/office/drawing/2016/5/10/chartex" xmlns:cx5="http://schemas.microsoft.com/office/drawing/2016/5/11/chartex" xmlns:cx6="http://schemas.microsoft.com/office/drawing/2016/5/12/chartex" xmlns:cx7="http://schemas.microsoft.com/office/drawing/2016/5/13/chartex" xmlns:cx8="http://schemas.microsoft.com/office/drawing/2016/5/14/chartex" xmlns:mc="http://schemas.openxmlformats.org/markup-compatibility/2006" xmlns:aink="http://schemas.microsoft.com/office/drawing/2016/ink" xmlns:am3d="http://schemas.microsoft.com/office/drawing/2017/model3d" xmlns:o="urn:schemas-microsoft-com:office:office" xmlns:oel="http://schemas.microsoft.com/office/2019/extlst" xmlns:r="http://schemas.openxmlformats.org/officeDocument/2006/relationships" xmlns:m="http://schemas.openxmlformats.org/officeDocument/2006/math" xmlns:v="urn:schemas-microsoft-com:vml" xmlns:wp14="http://schemas.microsoft.com/office/word/2010/wordprocessingDrawing" xmlns:wp="http://schemas.openxmlformats.org/drawingml/2006/wordprocessingDrawing" xmlns:w10="urn:schemas-microsoft-com:office:word" xmlns:w="http://schemas.openxmlformats.org/wordprocessingml/2006/main" xmlns:w14="http://schemas.microsoft.com/office/word/2010/wordml" xmlns:w15="http://schemas.microsoft.com/office/word/2012/wordml" xmlns:w16cex="http://schemas.microsoft.com/office/word/2018/wordml/cex" xmlns:w16cid="http://schemas.microsoft.com/office/word/2016/wordml/cid" xmlns:w16="http://schemas.microsoft.com/office/word/2018/wordml" xmlns:w16sdtdh="http://schemas.microsoft.com/office/word/2020/wordml/sdtdatahash" xmlns:w16se="http://schemas.microsoft.com/office/word/2015/wordml/symex" xmlns:wpg="http://schemas.microsoft.com/office/word/2010/wordprocessingGroup" xmlns:wpi="http://schemas.microsoft.com/office/word/2010/wordprocessingInk" xmlns:wne="http://schemas.microsoft.com/office/word/2006/wordml" xmlns:wps="http://schemas.microsoft.com/office/word/2010/wordprocessingShape" mc:Ignorable="w14 w15 w16se w16cid w16 w16cex w16sdtdh wp14">
+<w:footnotes xmlns:wpc="http://schemas.microsoft.com/office/word/2010/wordprocessingCanvas" xmlns:cx="http://schemas.microsoft.com/office/drawing/2014/chartex" xmlns:cx1="http://schemas.microsoft.com/office/drawing/2015/9/8/chartex" xmlns:cx2="http://schemas.microsoft.com/office/drawing/2015/10/21/chartex" xmlns:cx3="http://schemas.microsoft.com/office/drawing/2016/5/9/chartex" xmlns:cx4="http://schemas.microsoft.com/office/drawing/2016/5/10/chartex" xmlns:cx5="http://schemas.microsoft.com/office/drawing/2016/5/11/chartex" xmlns:cx6="http://schemas.microsoft.com/office/drawing/2016/5/12/chartex" xmlns:cx7="http://schemas.microsoft.com/office/drawing/2016/5/13/chartex" xmlns:cx8="http://schemas.microsoft.com/office/drawing/2016/5/14/chartex" xmlns:mc="http://schemas.openxmlformats.org/markup-compatibility/2006" xmlns:aink="http://schemas.microsoft.com/office/drawing/2016/ink" xmlns:am3d="http://schemas.microsoft.com/office/drawing/2017/model3d" xmlns:o="urn:schemas-microsoft-com:office:office" xmlns:oel="http://schemas.microsoft.com/office/2019/extlst" xmlns:r="http://schemas.openxmlformats.org/officeDocument/2006/relationships" xmlns:m="http://schemas.openxmlformats.org/officeDocument/2006/math" xmlns:v="urn:schemas-microsoft-com:vml" xmlns:wp14="http://schemas.microsoft.com/office/word/2010/wordprocessingDrawing" xmlns:wp="http://schemas.openxmlformats.org/drawingml/2006/wordprocessingDrawing" xmlns:w10="urn:schemas-microsoft-com:office:word" xmlns:w="http://schemas.openxmlformats.org/wordprocessingml/2006/main" xmlns:w14="http://schemas.microsoft.com/office/word/2010/wordml" xmlns:w15="http://schemas.microsoft.com/office/word/2012/wordml" xmlns:w16cex="http://schemas.microsoft.com/office/word/2018/wordml/cex" xmlns:w16cid="http://schemas.microsoft.com/office/word/2016/wordml/cid" xmlns:w16="http://schemas.microsoft.com/office/word/2018/wordml" xmlns:w16du="http://schemas.microsoft.com/office/word/2023/wordml/word16du" xmlns:w16sdtdh="http://schemas.microsoft.com/office/word/2020/wordml/sdtdatahash" xmlns:w16sdtfl="http://schemas.microsoft.com/office/word/2024/wordml/sdtformatlock" xmlns:w16se="http://schemas.microsoft.com/office/word/2015/wordml/symex" xmlns:wpg="http://schemas.microsoft.com/office/word/2010/wordprocessingGroup" xmlns:wpi="http://schemas.microsoft.com/office/word/2010/wordprocessingInk" xmlns:wne="http://schemas.microsoft.com/office/word/2006/wordml" xmlns:wps="http://schemas.microsoft.com/office/word/2010/wordprocessingShape" mc:Ignorable="w14 w15 w16se w16cid w16 w16cex w16sdtdh w16sdtfl w16du wp14">
   <w:footnote w:type="separator" w:id="-1">
     <w:p>
       <w:pPr>
@@ -2220,7 +2287,7 @@
 </file>
 
 <file path=word/header1.xml><?xml version="1.0" encoding="utf-8"?>
-<w:hdr xmlns:wpc="http://schemas.microsoft.com/office/word/2010/wordprocessingCanvas" xmlns:cx="http://schemas.microsoft.com/office/drawing/2014/chartex" xmlns:cx1="http://schemas.microsoft.com/office/drawing/2015/9/8/chartex" xmlns:cx2="http://schemas.microsoft.com/office/drawing/2015/10/21/chartex" xmlns:cx3="http://schemas.microsoft.com/office/drawing/2016/5/9/chartex" xmlns:cx4="http://schemas.microsoft.com/office/drawing/2016/5/10/chartex" xmlns:cx5="http://schemas.microsoft.com/office/drawing/2016/5/11/chartex" xmlns:cx6="http://schemas.microsoft.com/office/drawing/2016/5/12/chartex" xmlns:cx7="http://schemas.microsoft.com/office/drawing/2016/5/13/chartex" xmlns:cx8="http://schemas.microsoft.com/office/drawing/2016/5/14/chartex" xmlns:mc="http://schemas.openxmlformats.org/markup-compatibility/2006" xmlns:aink="http://schemas.microsoft.com/office/drawing/2016/ink" xmlns:am3d="http://schemas.microsoft.com/office/drawing/2017/model3d" xmlns:o="urn:schemas-microsoft-com:office:office" xmlns:oel="http://schemas.microsoft.com/office/2019/extlst" xmlns:r="http://schemas.openxmlformats.org/officeDocument/2006/relationships" xmlns:m="http://schemas.openxmlformats.org/officeDocument/2006/math" xmlns:v="urn:schemas-microsoft-com:vml" xmlns:wp14="http://schemas.microsoft.com/office/word/2010/wordprocessingDrawing" xmlns:wp="http://schemas.openxmlformats.org/drawingml/2006/wordprocessingDrawing" xmlns:w10="urn:schemas-microsoft-com:office:word" xmlns:w="http://schemas.openxmlformats.org/wordprocessingml/2006/main" xmlns:w14="http://schemas.microsoft.com/office/word/2010/wordml" xmlns:w15="http://schemas.microsoft.com/office/word/2012/wordml" xmlns:w16cex="http://schemas.microsoft.com/office/word/2018/wordml/cex" xmlns:w16cid="http://schemas.microsoft.com/office/word/2016/wordml/cid" xmlns:w16="http://schemas.microsoft.com/office/word/2018/wordml" xmlns:w16sdtdh="http://schemas.microsoft.com/office/word/2020/wordml/sdtdatahash" xmlns:w16se="http://schemas.microsoft.com/office/word/2015/wordml/symex" xmlns:wpg="http://schemas.microsoft.com/office/word/2010/wordprocessingGroup" xmlns:wpi="http://schemas.microsoft.com/office/word/2010/wordprocessingInk" xmlns:wne="http://schemas.microsoft.com/office/word/2006/wordml" xmlns:wps="http://schemas.microsoft.com/office/word/2010/wordprocessingShape" mc:Ignorable="w14 w15 w16se w16cid w16 w16cex w16sdtdh wp14">
+<w:hdr xmlns:wpc="http://schemas.microsoft.com/office/word/2010/wordprocessingCanvas" xmlns:cx="http://schemas.microsoft.com/office/drawing/2014/chartex" xmlns:cx1="http://schemas.microsoft.com/office/drawing/2015/9/8/chartex" xmlns:cx2="http://schemas.microsoft.com/office/drawing/2015/10/21/chartex" xmlns:cx3="http://schemas.microsoft.com/office/drawing/2016/5/9/chartex" xmlns:cx4="http://schemas.microsoft.com/office/drawing/2016/5/10/chartex" xmlns:cx5="http://schemas.microsoft.com/office/drawing/2016/5/11/chartex" xmlns:cx6="http://schemas.microsoft.com/office/drawing/2016/5/12/chartex" xmlns:cx7="http://schemas.microsoft.com/office/drawing/2016/5/13/chartex" xmlns:cx8="http://schemas.microsoft.com/office/drawing/2016/5/14/chartex" xmlns:mc="http://schemas.openxmlformats.org/markup-compatibility/2006" xmlns:aink="http://schemas.microsoft.com/office/drawing/2016/ink" xmlns:am3d="http://schemas.microsoft.com/office/drawing/2017/model3d" xmlns:o="urn:schemas-microsoft-com:office:office" xmlns:oel="http://schemas.microsoft.com/office/2019/extlst" xmlns:r="http://schemas.openxmlformats.org/officeDocument/2006/relationships" xmlns:m="http://schemas.openxmlformats.org/officeDocument/2006/math" xmlns:v="urn:schemas-microsoft-com:vml" xmlns:wp14="http://schemas.microsoft.com/office/word/2010/wordprocessingDrawing" xmlns:wp="http://schemas.openxmlformats.org/drawingml/2006/wordprocessingDrawing" xmlns:w10="urn:schemas-microsoft-com:office:word" xmlns:w="http://schemas.openxmlformats.org/wordprocessingml/2006/main" xmlns:w14="http://schemas.microsoft.com/office/word/2010/wordml" xmlns:w15="http://schemas.microsoft.com/office/word/2012/wordml" xmlns:w16cex="http://schemas.microsoft.com/office/word/2018/wordml/cex" xmlns:w16cid="http://schemas.microsoft.com/office/word/2016/wordml/cid" xmlns:w16="http://schemas.microsoft.com/office/word/2018/wordml" xmlns:w16du="http://schemas.microsoft.com/office/word/2023/wordml/word16du" xmlns:w16sdtdh="http://schemas.microsoft.com/office/word/2020/wordml/sdtdatahash" xmlns:w16sdtfl="http://schemas.microsoft.com/office/word/2024/wordml/sdtformatlock" xmlns:w16se="http://schemas.microsoft.com/office/word/2015/wordml/symex" xmlns:wpg="http://schemas.microsoft.com/office/word/2010/wordprocessingGroup" xmlns:wpi="http://schemas.microsoft.com/office/word/2010/wordprocessingInk" xmlns:wne="http://schemas.microsoft.com/office/word/2006/wordml" xmlns:wps="http://schemas.microsoft.com/office/word/2010/wordprocessingShape" mc:Ignorable="w14 w15 w16se w16cid w16 w16cex w16sdtdh w16sdtfl w16du wp14">
   <w:p>
     <w:pPr>
       <w:pStyle w:val="Header"/>
@@ -2299,7 +2366,7 @@
 </file>
 
 <file path=word/header2.xml><?xml version="1.0" encoding="utf-8"?>
-<w:hdr xmlns:wpc="http://schemas.microsoft.com/office/word/2010/wordprocessingCanvas" xmlns:cx="http://schemas.microsoft.com/office/drawing/2014/chartex" xmlns:cx1="http://schemas.microsoft.com/office/drawing/2015/9/8/chartex" xmlns:cx2="http://schemas.microsoft.com/office/drawing/2015/10/21/chartex" xmlns:cx3="http://schemas.microsoft.com/office/drawing/2016/5/9/chartex" xmlns:cx4="http://schemas.microsoft.com/office/drawing/2016/5/10/chartex" xmlns:cx5="http://schemas.microsoft.com/office/drawing/2016/5/11/chartex" xmlns:cx6="http://schemas.microsoft.com/office/drawing/2016/5/12/chartex" xmlns:cx7="http://schemas.microsoft.com/office/drawing/2016/5/13/chartex" xmlns:cx8="http://schemas.microsoft.com/office/drawing/2016/5/14/chartex" xmlns:mc="http://schemas.openxmlformats.org/markup-compatibility/2006" xmlns:aink="http://schemas.microsoft.com/office/drawing/2016/ink" xmlns:am3d="http://schemas.microsoft.com/office/drawing/2017/model3d" xmlns:o="urn:schemas-microsoft-com:office:office" xmlns:oel="http://schemas.microsoft.com/office/2019/extlst" xmlns:r="http://schemas.openxmlformats.org/officeDocument/2006/relationships" xmlns:m="http://schemas.openxmlformats.org/officeDocument/2006/math" xmlns:v="urn:schemas-microsoft-com:vml" xmlns:wp14="http://schemas.microsoft.com/office/word/2010/wordprocessingDrawing" xmlns:wp="http://schemas.openxmlformats.org/drawingml/2006/wordprocessingDrawing" xmlns:w10="urn:schemas-microsoft-com:office:word" xmlns:w="http://schemas.openxmlformats.org/wordprocessingml/2006/main" xmlns:w14="http://schemas.microsoft.com/office/word/2010/wordml" xmlns:w15="http://schemas.microsoft.com/office/word/2012/wordml" xmlns:w16cex="http://schemas.microsoft.com/office/word/2018/wordml/cex" xmlns:w16cid="http://schemas.microsoft.com/office/word/2016/wordml/cid" xmlns:w16="http://schemas.microsoft.com/office/word/2018/wordml" xmlns:w16sdtdh="http://schemas.microsoft.com/office/word/2020/wordml/sdtdatahash" xmlns:w16se="http://schemas.microsoft.com/office/word/2015/wordml/symex" xmlns:wpg="http://schemas.microsoft.com/office/word/2010/wordprocessingGroup" xmlns:wpi="http://schemas.microsoft.com/office/word/2010/wordprocessingInk" xmlns:wne="http://schemas.microsoft.com/office/word/2006/wordml" xmlns:wps="http://schemas.microsoft.com/office/word/2010/wordprocessingShape" mc:Ignorable="w14 w15 w16se w16cid w16 w16cex w16sdtdh wp14">
+<w:hdr xmlns:wpc="http://schemas.microsoft.com/office/word/2010/wordprocessingCanvas" xmlns:cx="http://schemas.microsoft.com/office/drawing/2014/chartex" xmlns:cx1="http://schemas.microsoft.com/office/drawing/2015/9/8/chartex" xmlns:cx2="http://schemas.microsoft.com/office/drawing/2015/10/21/chartex" xmlns:cx3="http://schemas.microsoft.com/office/drawing/2016/5/9/chartex" xmlns:cx4="http://schemas.microsoft.com/office/drawing/2016/5/10/chartex" xmlns:cx5="http://schemas.microsoft.com/office/drawing/2016/5/11/chartex" xmlns:cx6="http://schemas.microsoft.com/office/drawing/2016/5/12/chartex" xmlns:cx7="http://schemas.microsoft.com/office/drawing/2016/5/13/chartex" xmlns:cx8="http://schemas.microsoft.com/office/drawing/2016/5/14/chartex" xmlns:mc="http://schemas.openxmlformats.org/markup-compatibility/2006" xmlns:aink="http://schemas.microsoft.com/office/drawing/2016/ink" xmlns:am3d="http://schemas.microsoft.com/office/drawing/2017/model3d" xmlns:o="urn:schemas-microsoft-com:office:office" xmlns:oel="http://schemas.microsoft.com/office/2019/extlst" xmlns:r="http://schemas.openxmlformats.org/officeDocument/2006/relationships" xmlns:m="http://schemas.openxmlformats.org/officeDocument/2006/math" xmlns:v="urn:schemas-microsoft-com:vml" xmlns:wp14="http://schemas.microsoft.com/office/word/2010/wordprocessingDrawing" xmlns:wp="http://schemas.openxmlformats.org/drawingml/2006/wordprocessingDrawing" xmlns:w10="urn:schemas-microsoft-com:office:word" xmlns:w="http://schemas.openxmlformats.org/wordprocessingml/2006/main" xmlns:w14="http://schemas.microsoft.com/office/word/2010/wordml" xmlns:w15="http://schemas.microsoft.com/office/word/2012/wordml" xmlns:w16cex="http://schemas.microsoft.com/office/word/2018/wordml/cex" xmlns:w16cid="http://schemas.microsoft.com/office/word/2016/wordml/cid" xmlns:w16="http://schemas.microsoft.com/office/word/2018/wordml" xmlns:w16du="http://schemas.microsoft.com/office/word/2023/wordml/word16du" xmlns:w16sdtdh="http://schemas.microsoft.com/office/word/2020/wordml/sdtdatahash" xmlns:w16sdtfl="http://schemas.microsoft.com/office/word/2024/wordml/sdtformatlock" xmlns:w16se="http://schemas.microsoft.com/office/word/2015/wordml/symex" xmlns:wpg="http://schemas.microsoft.com/office/word/2010/wordprocessingGroup" xmlns:wpi="http://schemas.microsoft.com/office/word/2010/wordprocessingInk" xmlns:wne="http://schemas.microsoft.com/office/word/2006/wordml" xmlns:wps="http://schemas.microsoft.com/office/word/2010/wordprocessingShape" mc:Ignorable="w14 w15 w16se w16cid w16 w16cex w16sdtdh w16sdtfl w16du wp14">
   <w:p>
     <w:pPr>
       <w:pStyle w:val="Header"/>
@@ -2309,7 +2376,7 @@
 </file>
 
 <file path=word/header3.xml><?xml version="1.0" encoding="utf-8"?>
-<w:hdr xmlns:wpc="http://schemas.microsoft.com/office/word/2010/wordprocessingCanvas" xmlns:cx="http://schemas.microsoft.com/office/drawing/2014/chartex" xmlns:cx1="http://schemas.microsoft.com/office/drawing/2015/9/8/chartex" xmlns:cx2="http://schemas.microsoft.com/office/drawing/2015/10/21/chartex" xmlns:cx3="http://schemas.microsoft.com/office/drawing/2016/5/9/chartex" xmlns:cx4="http://schemas.microsoft.com/office/drawing/2016/5/10/chartex" xmlns:cx5="http://schemas.microsoft.com/office/drawing/2016/5/11/chartex" xmlns:cx6="http://schemas.microsoft.com/office/drawing/2016/5/12/chartex" xmlns:cx7="http://schemas.microsoft.com/office/drawing/2016/5/13/chartex" xmlns:cx8="http://schemas.microsoft.com/office/drawing/2016/5/14/chartex" xmlns:mc="http://schemas.openxmlformats.org/markup-compatibility/2006" xmlns:aink="http://schemas.microsoft.com/office/drawing/2016/ink" xmlns:am3d="http://schemas.microsoft.com/office/drawing/2017/model3d" xmlns:o="urn:schemas-microsoft-com:office:office" xmlns:oel="http://schemas.microsoft.com/office/2019/extlst" xmlns:r="http://schemas.openxmlformats.org/officeDocument/2006/relationships" xmlns:m="http://schemas.openxmlformats.org/officeDocument/2006/math" xmlns:v="urn:schemas-microsoft-com:vml" xmlns:wp14="http://schemas.microsoft.com/office/word/2010/wordprocessingDrawing" xmlns:wp="http://schemas.openxmlformats.org/drawingml/2006/wordprocessingDrawing" xmlns:w10="urn:schemas-microsoft-com:office:word" xmlns:w="http://schemas.openxmlformats.org/wordprocessingml/2006/main" xmlns:w14="http://schemas.microsoft.com/office/word/2010/wordml" xmlns:w15="http://schemas.microsoft.com/office/word/2012/wordml" xmlns:w16cex="http://schemas.microsoft.com/office/word/2018/wordml/cex" xmlns:w16cid="http://schemas.microsoft.com/office/word/2016/wordml/cid" xmlns:w16="http://schemas.microsoft.com/office/word/2018/wordml" xmlns:w16sdtdh="http://schemas.microsoft.com/office/word/2020/wordml/sdtdatahash" xmlns:w16se="http://schemas.microsoft.com/office/word/2015/wordml/symex" xmlns:wpg="http://schemas.microsoft.com/office/word/2010/wordprocessingGroup" xmlns:wpi="http://schemas.microsoft.com/office/word/2010/wordprocessingInk" xmlns:wne="http://schemas.microsoft.com/office/word/2006/wordml" xmlns:wps="http://schemas.microsoft.com/office/word/2010/wordprocessingShape" mc:Ignorable="w14 w15 w16se w16cid w16 w16cex w16sdtdh wp14">
+<w:hdr xmlns:wpc="http://schemas.microsoft.com/office/word/2010/wordprocessingCanvas" xmlns:cx="http://schemas.microsoft.com/office/drawing/2014/chartex" xmlns:cx1="http://schemas.microsoft.com/office/drawing/2015/9/8/chartex" xmlns:cx2="http://schemas.microsoft.com/office/drawing/2015/10/21/chartex" xmlns:cx3="http://schemas.microsoft.com/office/drawing/2016/5/9/chartex" xmlns:cx4="http://schemas.microsoft.com/office/drawing/2016/5/10/chartex" xmlns:cx5="http://schemas.microsoft.com/office/drawing/2016/5/11/chartex" xmlns:cx6="http://schemas.microsoft.com/office/drawing/2016/5/12/chartex" xmlns:cx7="http://schemas.microsoft.com/office/drawing/2016/5/13/chartex" xmlns:cx8="http://schemas.microsoft.com/office/drawing/2016/5/14/chartex" xmlns:mc="http://schemas.openxmlformats.org/markup-compatibility/2006" xmlns:aink="http://schemas.microsoft.com/office/drawing/2016/ink" xmlns:am3d="http://schemas.microsoft.com/office/drawing/2017/model3d" xmlns:o="urn:schemas-microsoft-com:office:office" xmlns:oel="http://schemas.microsoft.com/office/2019/extlst" xmlns:r="http://schemas.openxmlformats.org/officeDocument/2006/relationships" xmlns:m="http://schemas.openxmlformats.org/officeDocument/2006/math" xmlns:v="urn:schemas-microsoft-com:vml" xmlns:wp14="http://schemas.microsoft.com/office/word/2010/wordprocessingDrawing" xmlns:wp="http://schemas.openxmlformats.org/drawingml/2006/wordprocessingDrawing" xmlns:w10="urn:schemas-microsoft-com:office:word" xmlns:w="http://schemas.openxmlformats.org/wordprocessingml/2006/main" xmlns:w14="http://schemas.microsoft.com/office/word/2010/wordml" xmlns:w15="http://schemas.microsoft.com/office/word/2012/wordml" xmlns:w16cex="http://schemas.microsoft.com/office/word/2018/wordml/cex" xmlns:w16cid="http://schemas.microsoft.com/office/word/2016/wordml/cid" xmlns:w16="http://schemas.microsoft.com/office/word/2018/wordml" xmlns:w16du="http://schemas.microsoft.com/office/word/2023/wordml/word16du" xmlns:w16sdtdh="http://schemas.microsoft.com/office/word/2020/wordml/sdtdatahash" xmlns:w16sdtfl="http://schemas.microsoft.com/office/word/2024/wordml/sdtformatlock" xmlns:w16se="http://schemas.microsoft.com/office/word/2015/wordml/symex" xmlns:wpg="http://schemas.microsoft.com/office/word/2010/wordprocessingGroup" xmlns:wpi="http://schemas.microsoft.com/office/word/2010/wordprocessingInk" xmlns:wne="http://schemas.microsoft.com/office/word/2006/wordml" xmlns:wps="http://schemas.microsoft.com/office/word/2010/wordprocessingShape" mc:Ignorable="w14 w15 w16se w16cid w16 w16cex w16sdtdh w16sdtfl w16du wp14">
   <w:p>
     <w:pPr>
       <w:pStyle w:val="Header"/>
@@ -2320,7 +2387,7 @@
 </file>
 
 <file path=word/header4.xml><?xml version="1.0" encoding="utf-8"?>
-<w:hdr xmlns:wpc="http://schemas.microsoft.com/office/word/2010/wordprocessingCanvas" xmlns:cx="http://schemas.microsoft.com/office/drawing/2014/chartex" xmlns:cx1="http://schemas.microsoft.com/office/drawing/2015/9/8/chartex" xmlns:cx2="http://schemas.microsoft.com/office/drawing/2015/10/21/chartex" xmlns:cx3="http://schemas.microsoft.com/office/drawing/2016/5/9/chartex" xmlns:cx4="http://schemas.microsoft.com/office/drawing/2016/5/10/chartex" xmlns:cx5="http://schemas.microsoft.com/office/drawing/2016/5/11/chartex" xmlns:cx6="http://schemas.microsoft.com/office/drawing/2016/5/12/chartex" xmlns:cx7="http://schemas.microsoft.com/office/drawing/2016/5/13/chartex" xmlns:cx8="http://schemas.microsoft.com/office/drawing/2016/5/14/chartex" xmlns:mc="http://schemas.openxmlformats.org/markup-compatibility/2006" xmlns:aink="http://schemas.microsoft.com/office/drawing/2016/ink" xmlns:am3d="http://schemas.microsoft.com/office/drawing/2017/model3d" xmlns:o="urn:schemas-microsoft-com:office:office" xmlns:oel="http://schemas.microsoft.com/office/2019/extlst" xmlns:r="http://schemas.openxmlformats.org/officeDocument/2006/relationships" xmlns:m="http://schemas.openxmlformats.org/officeDocument/2006/math" xmlns:v="urn:schemas-microsoft-com:vml" xmlns:wp14="http://schemas.microsoft.com/office/word/2010/wordprocessingDrawing" xmlns:wp="http://schemas.openxmlformats.org/drawingml/2006/wordprocessingDrawing" xmlns:w10="urn:schemas-microsoft-com:office:word" xmlns:w="http://schemas.openxmlformats.org/wordprocessingml/2006/main" xmlns:w14="http://schemas.microsoft.com/office/word/2010/wordml" xmlns:w15="http://schemas.microsoft.com/office/word/2012/wordml" xmlns:w16cex="http://schemas.microsoft.com/office/word/2018/wordml/cex" xmlns:w16cid="http://schemas.microsoft.com/office/word/2016/wordml/cid" xmlns:w16="http://schemas.microsoft.com/office/word/2018/wordml" xmlns:w16sdtdh="http://schemas.microsoft.com/office/word/2020/wordml/sdtdatahash" xmlns:w16se="http://schemas.microsoft.com/office/word/2015/wordml/symex" xmlns:wpg="http://schemas.microsoft.com/office/word/2010/wordprocessingGroup" xmlns:wpi="http://schemas.microsoft.com/office/word/2010/wordprocessingInk" xmlns:wne="http://schemas.microsoft.com/office/word/2006/wordml" xmlns:wps="http://schemas.microsoft.com/office/word/2010/wordprocessingShape" mc:Ignorable="w14 w15 w16se w16cid w16 w16cex w16sdtdh wp14">
+<w:hdr xmlns:wpc="http://schemas.microsoft.com/office/word/2010/wordprocessingCanvas" xmlns:cx="http://schemas.microsoft.com/office/drawing/2014/chartex" xmlns:cx1="http://schemas.microsoft.com/office/drawing/2015/9/8/chartex" xmlns:cx2="http://schemas.microsoft.com/office/drawing/2015/10/21/chartex" xmlns:cx3="http://schemas.microsoft.com/office/drawing/2016/5/9/chartex" xmlns:cx4="http://schemas.microsoft.com/office/drawing/2016/5/10/chartex" xmlns:cx5="http://schemas.microsoft.com/office/drawing/2016/5/11/chartex" xmlns:cx6="http://schemas.microsoft.com/office/drawing/2016/5/12/chartex" xmlns:cx7="http://schemas.microsoft.com/office/drawing/2016/5/13/chartex" xmlns:cx8="http://schemas.microsoft.com/office/drawing/2016/5/14/chartex" xmlns:mc="http://schemas.openxmlformats.org/markup-compatibility/2006" xmlns:aink="http://schemas.microsoft.com/office/drawing/2016/ink" xmlns:am3d="http://schemas.microsoft.com/office/drawing/2017/model3d" xmlns:o="urn:schemas-microsoft-com:office:office" xmlns:oel="http://schemas.microsoft.com/office/2019/extlst" xmlns:r="http://schemas.openxmlformats.org/officeDocument/2006/relationships" xmlns:m="http://schemas.openxmlformats.org/officeDocument/2006/math" xmlns:v="urn:schemas-microsoft-com:vml" xmlns:wp14="http://schemas.microsoft.com/office/word/2010/wordprocessingDrawing" xmlns:wp="http://schemas.openxmlformats.org/drawingml/2006/wordprocessingDrawing" xmlns:w10="urn:schemas-microsoft-com:office:word" xmlns:w="http://schemas.openxmlformats.org/wordprocessingml/2006/main" xmlns:w14="http://schemas.microsoft.com/office/word/2010/wordml" xmlns:w15="http://schemas.microsoft.com/office/word/2012/wordml" xmlns:w16cex="http://schemas.microsoft.com/office/word/2018/wordml/cex" xmlns:w16cid="http://schemas.microsoft.com/office/word/2016/wordml/cid" xmlns:w16="http://schemas.microsoft.com/office/word/2018/wordml" xmlns:w16du="http://schemas.microsoft.com/office/word/2023/wordml/word16du" xmlns:w16sdtdh="http://schemas.microsoft.com/office/word/2020/wordml/sdtdatahash" xmlns:w16sdtfl="http://schemas.microsoft.com/office/word/2024/wordml/sdtformatlock" xmlns:w16se="http://schemas.microsoft.com/office/word/2015/wordml/symex" xmlns:wpg="http://schemas.microsoft.com/office/word/2010/wordprocessingGroup" xmlns:wpi="http://schemas.microsoft.com/office/word/2010/wordprocessingInk" xmlns:wne="http://schemas.microsoft.com/office/word/2006/wordml" xmlns:wps="http://schemas.microsoft.com/office/word/2010/wordprocessingShape" mc:Ignorable="w14 w15 w16se w16cid w16 w16cex w16sdtdh w16sdtfl w16du wp14">
   <w:p>
     <w:pPr>
       <w:pStyle w:val="SAGEHeader"/>
@@ -2360,7 +2427,7 @@
 </file>
 
 <file path=word/header5.xml><?xml version="1.0" encoding="utf-8"?>
-<w:hdr xmlns:wpc="http://schemas.microsoft.com/office/word/2010/wordprocessingCanvas" xmlns:cx="http://schemas.microsoft.com/office/drawing/2014/chartex" xmlns:cx1="http://schemas.microsoft.com/office/drawing/2015/9/8/chartex" xmlns:cx2="http://schemas.microsoft.com/office/drawing/2015/10/21/chartex" xmlns:cx3="http://schemas.microsoft.com/office/drawing/2016/5/9/chartex" xmlns:cx4="http://schemas.microsoft.com/office/drawing/2016/5/10/chartex" xmlns:cx5="http://schemas.microsoft.com/office/drawing/2016/5/11/chartex" xmlns:cx6="http://schemas.microsoft.com/office/drawing/2016/5/12/chartex" xmlns:cx7="http://schemas.microsoft.com/office/drawing/2016/5/13/chartex" xmlns:cx8="http://schemas.microsoft.com/office/drawing/2016/5/14/chartex" xmlns:mc="http://schemas.openxmlformats.org/markup-compatibility/2006" xmlns:aink="http://schemas.microsoft.com/office/drawing/2016/ink" xmlns:am3d="http://schemas.microsoft.com/office/drawing/2017/model3d" xmlns:o="urn:schemas-microsoft-com:office:office" xmlns:oel="http://schemas.microsoft.com/office/2019/extlst" xmlns:r="http://schemas.openxmlformats.org/officeDocument/2006/relationships" xmlns:m="http://schemas.openxmlformats.org/officeDocument/2006/math" xmlns:v="urn:schemas-microsoft-com:vml" xmlns:wp14="http://schemas.microsoft.com/office/word/2010/wordprocessingDrawing" xmlns:wp="http://schemas.openxmlformats.org/drawingml/2006/wordprocessingDrawing" xmlns:w10="urn:schemas-microsoft-com:office:word" xmlns:w="http://schemas.openxmlformats.org/wordprocessingml/2006/main" xmlns:w14="http://schemas.microsoft.com/office/word/2010/wordml" xmlns:w15="http://schemas.microsoft.com/office/word/2012/wordml" xmlns:w16cex="http://schemas.microsoft.com/office/word/2018/wordml/cex" xmlns:w16cid="http://schemas.microsoft.com/office/word/2016/wordml/cid" xmlns:w16="http://schemas.microsoft.com/office/word/2018/wordml" xmlns:w16sdtdh="http://schemas.microsoft.com/office/word/2020/wordml/sdtdatahash" xmlns:w16se="http://schemas.microsoft.com/office/word/2015/wordml/symex" xmlns:wpg="http://schemas.microsoft.com/office/word/2010/wordprocessingGroup" xmlns:wpi="http://schemas.microsoft.com/office/word/2010/wordprocessingInk" xmlns:wne="http://schemas.microsoft.com/office/word/2006/wordml" xmlns:wps="http://schemas.microsoft.com/office/word/2010/wordprocessingShape" mc:Ignorable="w14 w15 w16se w16cid w16 w16cex w16sdtdh wp14">
+<w:hdr xmlns:wpc="http://schemas.microsoft.com/office/word/2010/wordprocessingCanvas" xmlns:cx="http://schemas.microsoft.com/office/drawing/2014/chartex" xmlns:cx1="http://schemas.microsoft.com/office/drawing/2015/9/8/chartex" xmlns:cx2="http://schemas.microsoft.com/office/drawing/2015/10/21/chartex" xmlns:cx3="http://schemas.microsoft.com/office/drawing/2016/5/9/chartex" xmlns:cx4="http://schemas.microsoft.com/office/drawing/2016/5/10/chartex" xmlns:cx5="http://schemas.microsoft.com/office/drawing/2016/5/11/chartex" xmlns:cx6="http://schemas.microsoft.com/office/drawing/2016/5/12/chartex" xmlns:cx7="http://schemas.microsoft.com/office/drawing/2016/5/13/chartex" xmlns:cx8="http://schemas.microsoft.com/office/drawing/2016/5/14/chartex" xmlns:mc="http://schemas.openxmlformats.org/markup-compatibility/2006" xmlns:aink="http://schemas.microsoft.com/office/drawing/2016/ink" xmlns:am3d="http://schemas.microsoft.com/office/drawing/2017/model3d" xmlns:o="urn:schemas-microsoft-com:office:office" xmlns:oel="http://schemas.microsoft.com/office/2019/extlst" xmlns:r="http://schemas.openxmlformats.org/officeDocument/2006/relationships" xmlns:m="http://schemas.openxmlformats.org/officeDocument/2006/math" xmlns:v="urn:schemas-microsoft-com:vml" xmlns:wp14="http://schemas.microsoft.com/office/word/2010/wordprocessingDrawing" xmlns:wp="http://schemas.openxmlformats.org/drawingml/2006/wordprocessingDrawing" xmlns:w10="urn:schemas-microsoft-com:office:word" xmlns:w="http://schemas.openxmlformats.org/wordprocessingml/2006/main" xmlns:w14="http://schemas.microsoft.com/office/word/2010/wordml" xmlns:w15="http://schemas.microsoft.com/office/word/2012/wordml" xmlns:w16cex="http://schemas.microsoft.com/office/word/2018/wordml/cex" xmlns:w16cid="http://schemas.microsoft.com/office/word/2016/wordml/cid" xmlns:w16="http://schemas.microsoft.com/office/word/2018/wordml" xmlns:w16du="http://schemas.microsoft.com/office/word/2023/wordml/word16du" xmlns:w16sdtdh="http://schemas.microsoft.com/office/word/2020/wordml/sdtdatahash" xmlns:w16sdtfl="http://schemas.microsoft.com/office/word/2024/wordml/sdtformatlock" xmlns:w16se="http://schemas.microsoft.com/office/word/2015/wordml/symex" xmlns:wpg="http://schemas.microsoft.com/office/word/2010/wordprocessingGroup" xmlns:wpi="http://schemas.microsoft.com/office/word/2010/wordprocessingInk" xmlns:wne="http://schemas.microsoft.com/office/word/2006/wordml" xmlns:wps="http://schemas.microsoft.com/office/word/2010/wordprocessingShape" mc:Ignorable="w14 w15 w16se w16cid w16 w16cex w16sdtdh w16sdtfl w16du wp14">
   <w:p>
     <w:pPr>
       <w:pStyle w:val="Header"/>
@@ -2370,7 +2437,7 @@
 </file>
 
 <file path=word/header6.xml><?xml version="1.0" encoding="utf-8"?>
-<w:hdr xmlns:wpc="http://schemas.microsoft.com/office/word/2010/wordprocessingCanvas" xmlns:cx="http://schemas.microsoft.com/office/drawing/2014/chartex" xmlns:cx1="http://schemas.microsoft.com/office/drawing/2015/9/8/chartex" xmlns:cx2="http://schemas.microsoft.com/office/drawing/2015/10/21/chartex" xmlns:cx3="http://schemas.microsoft.com/office/drawing/2016/5/9/chartex" xmlns:cx4="http://schemas.microsoft.com/office/drawing/2016/5/10/chartex" xmlns:cx5="http://schemas.microsoft.com/office/drawing/2016/5/11/chartex" xmlns:cx6="http://schemas.microsoft.com/office/drawing/2016/5/12/chartex" xmlns:cx7="http://schemas.microsoft.com/office/drawing/2016/5/13/chartex" xmlns:cx8="http://schemas.microsoft.com/office/drawing/2016/5/14/chartex" xmlns:mc="http://schemas.openxmlformats.org/markup-compatibility/2006" xmlns:aink="http://schemas.microsoft.com/office/drawing/2016/ink" xmlns:am3d="http://schemas.microsoft.com/office/drawing/2017/model3d" xmlns:o="urn:schemas-microsoft-com:office:office" xmlns:oel="http://schemas.microsoft.com/office/2019/extlst" xmlns:r="http://schemas.openxmlformats.org/officeDocument/2006/relationships" xmlns:m="http://schemas.openxmlformats.org/officeDocument/2006/math" xmlns:v="urn:schemas-microsoft-com:vml" xmlns:wp14="http://schemas.microsoft.com/office/word/2010/wordprocessingDrawing" xmlns:wp="http://schemas.openxmlformats.org/drawingml/2006/wordprocessingDrawing" xmlns:w10="urn:schemas-microsoft-com:office:word" xmlns:w="http://schemas.openxmlformats.org/wordprocessingml/2006/main" xmlns:w14="http://schemas.microsoft.com/office/word/2010/wordml" xmlns:w15="http://schemas.microsoft.com/office/word/2012/wordml" xmlns:w16cex="http://schemas.microsoft.com/office/word/2018/wordml/cex" xmlns:w16cid="http://schemas.microsoft.com/office/word/2016/wordml/cid" xmlns:w16="http://schemas.microsoft.com/office/word/2018/wordml" xmlns:w16sdtdh="http://schemas.microsoft.com/office/word/2020/wordml/sdtdatahash" xmlns:w16se="http://schemas.microsoft.com/office/word/2015/wordml/symex" xmlns:wpg="http://schemas.microsoft.com/office/word/2010/wordprocessingGroup" xmlns:wpi="http://schemas.microsoft.com/office/word/2010/wordprocessingInk" xmlns:wne="http://schemas.microsoft.com/office/word/2006/wordml" xmlns:wps="http://schemas.microsoft.com/office/word/2010/wordprocessingShape" mc:Ignorable="w14 w15 w16se w16cid w16 w16cex w16sdtdh wp14">
+<w:hdr xmlns:wpc="http://schemas.microsoft.com/office/word/2010/wordprocessingCanvas" xmlns:cx="http://schemas.microsoft.com/office/drawing/2014/chartex" xmlns:cx1="http://schemas.microsoft.com/office/drawing/2015/9/8/chartex" xmlns:cx2="http://schemas.microsoft.com/office/drawing/2015/10/21/chartex" xmlns:cx3="http://schemas.microsoft.com/office/drawing/2016/5/9/chartex" xmlns:cx4="http://schemas.microsoft.com/office/drawing/2016/5/10/chartex" xmlns:cx5="http://schemas.microsoft.com/office/drawing/2016/5/11/chartex" xmlns:cx6="http://schemas.microsoft.com/office/drawing/2016/5/12/chartex" xmlns:cx7="http://schemas.microsoft.com/office/drawing/2016/5/13/chartex" xmlns:cx8="http://schemas.microsoft.com/office/drawing/2016/5/14/chartex" xmlns:mc="http://schemas.openxmlformats.org/markup-compatibility/2006" xmlns:aink="http://schemas.microsoft.com/office/drawing/2016/ink" xmlns:am3d="http://schemas.microsoft.com/office/drawing/2017/model3d" xmlns:o="urn:schemas-microsoft-com:office:office" xmlns:oel="http://schemas.microsoft.com/office/2019/extlst" xmlns:r="http://schemas.openxmlformats.org/officeDocument/2006/relationships" xmlns:m="http://schemas.openxmlformats.org/officeDocument/2006/math" xmlns:v="urn:schemas-microsoft-com:vml" xmlns:wp14="http://schemas.microsoft.com/office/word/2010/wordprocessingDrawing" xmlns:wp="http://schemas.openxmlformats.org/drawingml/2006/wordprocessingDrawing" xmlns:w10="urn:schemas-microsoft-com:office:word" xmlns:w="http://schemas.openxmlformats.org/wordprocessingml/2006/main" xmlns:w14="http://schemas.microsoft.com/office/word/2010/wordml" xmlns:w15="http://schemas.microsoft.com/office/word/2012/wordml" xmlns:w16cex="http://schemas.microsoft.com/office/word/2018/wordml/cex" xmlns:w16cid="http://schemas.microsoft.com/office/word/2016/wordml/cid" xmlns:w16="http://schemas.microsoft.com/office/word/2018/wordml" xmlns:w16du="http://schemas.microsoft.com/office/word/2023/wordml/word16du" xmlns:w16sdtdh="http://schemas.microsoft.com/office/word/2020/wordml/sdtdatahash" xmlns:w16sdtfl="http://schemas.microsoft.com/office/word/2024/wordml/sdtformatlock" xmlns:w16se="http://schemas.microsoft.com/office/word/2015/wordml/symex" xmlns:wpg="http://schemas.microsoft.com/office/word/2010/wordprocessingGroup" xmlns:wpi="http://schemas.microsoft.com/office/word/2010/wordprocessingInk" xmlns:wne="http://schemas.microsoft.com/office/word/2006/wordml" xmlns:wps="http://schemas.microsoft.com/office/word/2010/wordprocessingShape" mc:Ignorable="w14 w15 w16se w16cid w16 w16cex w16sdtdh w16sdtfl w16du wp14">
   <w:p>
     <w:pPr>
       <w:pStyle w:val="Header"/>
@@ -2380,7 +2447,7 @@
 </file>
 
 <file path=word/numbering.xml><?xml version="1.0" encoding="utf-8"?>
-<w:numbering xmlns:wpc="http://schemas.microsoft.com/office/word/2010/wordprocessingCanvas" xmlns:cx="http://schemas.microsoft.com/office/drawing/2014/chartex" xmlns:cx1="http://schemas.microsoft.com/office/drawing/2015/9/8/chartex" xmlns:cx2="http://schemas.microsoft.com/office/drawing/2015/10/21/chartex" xmlns:cx3="http://schemas.microsoft.com/office/drawing/2016/5/9/chartex" xmlns:cx4="http://schemas.microsoft.com/office/drawing/2016/5/10/chartex" xmlns:cx5="http://schemas.microsoft.com/office/drawing/2016/5/11/chartex" xmlns:cx6="http://schemas.microsoft.com/office/drawing/2016/5/12/chartex" xmlns:cx7="http://schemas.microsoft.com/office/drawing/2016/5/13/chartex" xmlns:cx8="http://schemas.microsoft.com/office/drawing/2016/5/14/chartex" xmlns:mc="http://schemas.openxmlformats.org/markup-compatibility/2006" xmlns:aink="http://schemas.microsoft.com/office/drawing/2016/ink" xmlns:am3d="http://schemas.microsoft.com/office/drawing/2017/model3d" xmlns:o="urn:schemas-microsoft-com:office:office" xmlns:oel="http://schemas.microsoft.com/office/2019/extlst" xmlns:r="http://schemas.openxmlformats.org/officeDocument/2006/relationships" xmlns:m="http://schemas.openxmlformats.org/officeDocument/2006/math" xmlns:v="urn:schemas-microsoft-com:vml" xmlns:wp14="http://schemas.microsoft.com/office/word/2010/wordprocessingDrawing" xmlns:wp="http://schemas.openxmlformats.org/drawingml/2006/wordprocessingDrawing" xmlns:w10="urn:schemas-microsoft-com:office:word" xmlns:w="http://schemas.openxmlformats.org/wordprocessingml/2006/main" xmlns:w14="http://schemas.microsoft.com/office/word/2010/wordml" xmlns:w15="http://schemas.microsoft.com/office/word/2012/wordml" xmlns:w16cex="http://schemas.microsoft.com/office/word/2018/wordml/cex" xmlns:w16cid="http://schemas.microsoft.com/office/word/2016/wordml/cid" xmlns:w16="http://schemas.microsoft.com/office/word/2018/wordml" xmlns:w16sdtdh="http://schemas.microsoft.com/office/word/2020/wordml/sdtdatahash" xmlns:w16se="http://schemas.microsoft.com/office/word/2015/wordml/symex" xmlns:wpg="http://schemas.microsoft.com/office/word/2010/wordprocessingGroup" xmlns:wpi="http://schemas.microsoft.com/office/word/2010/wordprocessingInk" xmlns:wne="http://schemas.microsoft.com/office/word/2006/wordml" xmlns:wps="http://schemas.microsoft.com/office/word/2010/wordprocessingShape" mc:Ignorable="w14 w15 w16se w16cid w16 w16cex w16sdtdh wp14">
+<w:numbering xmlns:wpc="http://schemas.microsoft.com/office/word/2010/wordprocessingCanvas" xmlns:cx="http://schemas.microsoft.com/office/drawing/2014/chartex" xmlns:cx1="http://schemas.microsoft.com/office/drawing/2015/9/8/chartex" xmlns:cx2="http://schemas.microsoft.com/office/drawing/2015/10/21/chartex" xmlns:cx3="http://schemas.microsoft.com/office/drawing/2016/5/9/chartex" xmlns:cx4="http://schemas.microsoft.com/office/drawing/2016/5/10/chartex" xmlns:cx5="http://schemas.microsoft.com/office/drawing/2016/5/11/chartex" xmlns:cx6="http://schemas.microsoft.com/office/drawing/2016/5/12/chartex" xmlns:cx7="http://schemas.microsoft.com/office/drawing/2016/5/13/chartex" xmlns:cx8="http://schemas.microsoft.com/office/drawing/2016/5/14/chartex" xmlns:mc="http://schemas.openxmlformats.org/markup-compatibility/2006" xmlns:aink="http://schemas.microsoft.com/office/drawing/2016/ink" xmlns:am3d="http://schemas.microsoft.com/office/drawing/2017/model3d" xmlns:o="urn:schemas-microsoft-com:office:office" xmlns:oel="http://schemas.microsoft.com/office/2019/extlst" xmlns:r="http://schemas.openxmlformats.org/officeDocument/2006/relationships" xmlns:m="http://schemas.openxmlformats.org/officeDocument/2006/math" xmlns:v="urn:schemas-microsoft-com:vml" xmlns:wp14="http://schemas.microsoft.com/office/word/2010/wordprocessingDrawing" xmlns:wp="http://schemas.openxmlformats.org/drawingml/2006/wordprocessingDrawing" xmlns:w10="urn:schemas-microsoft-com:office:word" xmlns:w="http://schemas.openxmlformats.org/wordprocessingml/2006/main" xmlns:w14="http://schemas.microsoft.com/office/word/2010/wordml" xmlns:w15="http://schemas.microsoft.com/office/word/2012/wordml" xmlns:w16cex="http://schemas.microsoft.com/office/word/2018/wordml/cex" xmlns:w16cid="http://schemas.microsoft.com/office/word/2016/wordml/cid" xmlns:w16="http://schemas.microsoft.com/office/word/2018/wordml" xmlns:w16du="http://schemas.microsoft.com/office/word/2023/wordml/word16du" xmlns:w16sdtdh="http://schemas.microsoft.com/office/word/2020/wordml/sdtdatahash" xmlns:w16sdtfl="http://schemas.microsoft.com/office/word/2024/wordml/sdtformatlock" xmlns:w16se="http://schemas.microsoft.com/office/word/2015/wordml/symex" xmlns:wpg="http://schemas.microsoft.com/office/word/2010/wordprocessingGroup" xmlns:wpi="http://schemas.microsoft.com/office/word/2010/wordprocessingInk" xmlns:wne="http://schemas.microsoft.com/office/word/2006/wordml" xmlns:wps="http://schemas.microsoft.com/office/word/2010/wordprocessingShape" mc:Ignorable="w14 w15 w16se w16cid w16 w16cex w16sdtdh w16sdtfl w16du wp14">
   <w:numPicBullet w:numPicBulletId="0">
     <w:pict>
       <v:shapetype id="_x0000_t75" coordsize="21600,21600" o:spt="75" o:preferrelative="t" path="m@4@5l@4@11@9@11@9@5xe" filled="f" stroked="f">
@@ -2402,15 +2469,8 @@
         <v:path o:extrusionok="f" gradientshapeok="t" o:connecttype="rect"/>
         <o:lock v:ext="edit" aspectratio="t"/>
       </v:shapetype>
-      <v:shape id="_x0000_i1070" type="#_x0000_t75" style="width:20.25pt;height:20.25pt" o:bullet="t">
+      <v:shape id="_x0000_i1025" type="#_x0000_t75" style="width:20.25pt;height:20.25pt" o:bullet="t">
         <v:imagedata r:id="rId1" o:title="clip_image001"/>
-      </v:shape>
-    </w:pict>
-  </w:numPicBullet>
-  <w:numPicBullet w:numPicBulletId="1">
-    <w:pict>
-      <v:shape id="_x0000_i1071" type="#_x0000_t75" style="width:118.5pt;height:118.5pt" o:bullet="t">
-        <v:imagedata r:id="rId2" o:title="clip_image002"/>
       </v:shape>
     </w:pict>
   </w:numPicBullet>
@@ -3026,119 +3086,6 @@
     </w:lvl>
   </w:abstractNum>
   <w:abstractNum w:abstractNumId="13" w15:restartNumberingAfterBreak="0">
-    <w:nsid w:val="0D604EED"/>
-    <w:multiLevelType w:val="hybridMultilevel"/>
-    <w:tmpl w:val="511AC4C2"/>
-    <w:lvl w:ilvl="0" w:tplc="04090001">
-      <w:start w:val="1"/>
-      <w:numFmt w:val="bullet"/>
-      <w:lvlText w:val=""/>
-      <w:lvlJc w:val="left"/>
-      <w:pPr>
-        <w:ind w:left="720" w:hanging="360"/>
-      </w:pPr>
-      <w:rPr>
-        <w:rFonts w:ascii="Symbol" w:hAnsi="Symbol" w:hint="default"/>
-      </w:rPr>
-    </w:lvl>
-    <w:lvl w:ilvl="1" w:tplc="04090003">
-      <w:start w:val="1"/>
-      <w:numFmt w:val="bullet"/>
-      <w:lvlText w:val="o"/>
-      <w:lvlJc w:val="left"/>
-      <w:pPr>
-        <w:ind w:left="1440" w:hanging="360"/>
-      </w:pPr>
-      <w:rPr>
-        <w:rFonts w:ascii="Courier New" w:hAnsi="Courier New" w:cs="Courier New" w:hint="default"/>
-      </w:rPr>
-    </w:lvl>
-    <w:lvl w:ilvl="2" w:tplc="04090005" w:tentative="1">
-      <w:start w:val="1"/>
-      <w:numFmt w:val="bullet"/>
-      <w:lvlText w:val=""/>
-      <w:lvlJc w:val="left"/>
-      <w:pPr>
-        <w:ind w:left="2160" w:hanging="360"/>
-      </w:pPr>
-      <w:rPr>
-        <w:rFonts w:ascii="Wingdings" w:hAnsi="Wingdings" w:hint="default"/>
-      </w:rPr>
-    </w:lvl>
-    <w:lvl w:ilvl="3" w:tplc="04090001" w:tentative="1">
-      <w:start w:val="1"/>
-      <w:numFmt w:val="bullet"/>
-      <w:lvlText w:val=""/>
-      <w:lvlJc w:val="left"/>
-      <w:pPr>
-        <w:ind w:left="2880" w:hanging="360"/>
-      </w:pPr>
-      <w:rPr>
-        <w:rFonts w:ascii="Symbol" w:hAnsi="Symbol" w:hint="default"/>
-      </w:rPr>
-    </w:lvl>
-    <w:lvl w:ilvl="4" w:tplc="04090003" w:tentative="1">
-      <w:start w:val="1"/>
-      <w:numFmt w:val="bullet"/>
-      <w:lvlText w:val="o"/>
-      <w:lvlJc w:val="left"/>
-      <w:pPr>
-        <w:ind w:left="3600" w:hanging="360"/>
-      </w:pPr>
-      <w:rPr>
-        <w:rFonts w:ascii="Courier New" w:hAnsi="Courier New" w:cs="Courier New" w:hint="default"/>
-      </w:rPr>
-    </w:lvl>
-    <w:lvl w:ilvl="5" w:tplc="04090005" w:tentative="1">
-      <w:start w:val="1"/>
-      <w:numFmt w:val="bullet"/>
-      <w:lvlText w:val=""/>
-      <w:lvlJc w:val="left"/>
-      <w:pPr>
-        <w:ind w:left="4320" w:hanging="360"/>
-      </w:pPr>
-      <w:rPr>
-        <w:rFonts w:ascii="Wingdings" w:hAnsi="Wingdings" w:hint="default"/>
-      </w:rPr>
-    </w:lvl>
-    <w:lvl w:ilvl="6" w:tplc="04090001" w:tentative="1">
-      <w:start w:val="1"/>
-      <w:numFmt w:val="bullet"/>
-      <w:lvlText w:val=""/>
-      <w:lvlJc w:val="left"/>
-      <w:pPr>
-        <w:ind w:left="5040" w:hanging="360"/>
-      </w:pPr>
-      <w:rPr>
-        <w:rFonts w:ascii="Symbol" w:hAnsi="Symbol" w:hint="default"/>
-      </w:rPr>
-    </w:lvl>
-    <w:lvl w:ilvl="7" w:tplc="04090003" w:tentative="1">
-      <w:start w:val="1"/>
-      <w:numFmt w:val="bullet"/>
-      <w:lvlText w:val="o"/>
-      <w:lvlJc w:val="left"/>
-      <w:pPr>
-        <w:ind w:left="5760" w:hanging="360"/>
-      </w:pPr>
-      <w:rPr>
-        <w:rFonts w:ascii="Courier New" w:hAnsi="Courier New" w:cs="Courier New" w:hint="default"/>
-      </w:rPr>
-    </w:lvl>
-    <w:lvl w:ilvl="8" w:tplc="04090005" w:tentative="1">
-      <w:start w:val="1"/>
-      <w:numFmt w:val="bullet"/>
-      <w:lvlText w:val=""/>
-      <w:lvlJc w:val="left"/>
-      <w:pPr>
-        <w:ind w:left="6480" w:hanging="360"/>
-      </w:pPr>
-      <w:rPr>
-        <w:rFonts w:ascii="Wingdings" w:hAnsi="Wingdings" w:hint="default"/>
-      </w:rPr>
-    </w:lvl>
-  </w:abstractNum>
-  <w:abstractNum w:abstractNumId="14" w15:restartNumberingAfterBreak="0">
     <w:nsid w:val="12C4254C"/>
     <w:multiLevelType w:val="hybridMultilevel"/>
     <w:tmpl w:val="1DE4FDF0"/>
@@ -3252,321 +3199,7 @@
       </w:rPr>
     </w:lvl>
   </w:abstractNum>
-  <w:abstractNum w:abstractNumId="15" w15:restartNumberingAfterBreak="0">
-    <w:nsid w:val="21685289"/>
-    <w:multiLevelType w:val="hybridMultilevel"/>
-    <w:tmpl w:val="91C4AF44"/>
-    <w:lvl w:ilvl="0" w:tplc="B594996A">
-      <w:start w:val="1"/>
-      <w:numFmt w:val="bullet"/>
-      <w:lvlText w:val=""/>
-      <w:lvlPicBulletId w:val="1"/>
-      <w:lvlJc w:val="left"/>
-      <w:pPr>
-        <w:ind w:left="360" w:hanging="360"/>
-      </w:pPr>
-      <w:rPr>
-        <w:rFonts w:ascii="Symbol" w:hAnsi="Symbol" w:hint="default"/>
-        <w:color w:val="auto"/>
-      </w:rPr>
-    </w:lvl>
-    <w:lvl w:ilvl="1" w:tplc="08090003">
-      <w:start w:val="1"/>
-      <w:numFmt w:val="bullet"/>
-      <w:lvlText w:val="o"/>
-      <w:lvlJc w:val="left"/>
-      <w:pPr>
-        <w:ind w:left="1080" w:hanging="360"/>
-      </w:pPr>
-      <w:rPr>
-        <w:rFonts w:ascii="Courier New" w:hAnsi="Courier New" w:cs="Courier New" w:hint="default"/>
-      </w:rPr>
-    </w:lvl>
-    <w:lvl w:ilvl="2" w:tplc="08090005">
-      <w:start w:val="1"/>
-      <w:numFmt w:val="bullet"/>
-      <w:lvlText w:val=""/>
-      <w:lvlJc w:val="left"/>
-      <w:pPr>
-        <w:ind w:left="1800" w:hanging="360"/>
-      </w:pPr>
-      <w:rPr>
-        <w:rFonts w:ascii="Wingdings" w:hAnsi="Wingdings" w:hint="default"/>
-      </w:rPr>
-    </w:lvl>
-    <w:lvl w:ilvl="3" w:tplc="08090001">
-      <w:start w:val="1"/>
-      <w:numFmt w:val="bullet"/>
-      <w:lvlText w:val=""/>
-      <w:lvlJc w:val="left"/>
-      <w:pPr>
-        <w:ind w:left="2520" w:hanging="360"/>
-      </w:pPr>
-      <w:rPr>
-        <w:rFonts w:ascii="Symbol" w:hAnsi="Symbol" w:hint="default"/>
-      </w:rPr>
-    </w:lvl>
-    <w:lvl w:ilvl="4" w:tplc="08090003">
-      <w:start w:val="1"/>
-      <w:numFmt w:val="bullet"/>
-      <w:lvlText w:val="o"/>
-      <w:lvlJc w:val="left"/>
-      <w:pPr>
-        <w:ind w:left="3240" w:hanging="360"/>
-      </w:pPr>
-      <w:rPr>
-        <w:rFonts w:ascii="Courier New" w:hAnsi="Courier New" w:cs="Courier New" w:hint="default"/>
-      </w:rPr>
-    </w:lvl>
-    <w:lvl w:ilvl="5" w:tplc="08090005">
-      <w:start w:val="1"/>
-      <w:numFmt w:val="bullet"/>
-      <w:lvlText w:val=""/>
-      <w:lvlJc w:val="left"/>
-      <w:pPr>
-        <w:ind w:left="3960" w:hanging="360"/>
-      </w:pPr>
-      <w:rPr>
-        <w:rFonts w:ascii="Wingdings" w:hAnsi="Wingdings" w:hint="default"/>
-      </w:rPr>
-    </w:lvl>
-    <w:lvl w:ilvl="6" w:tplc="08090001">
-      <w:start w:val="1"/>
-      <w:numFmt w:val="bullet"/>
-      <w:lvlText w:val=""/>
-      <w:lvlJc w:val="left"/>
-      <w:pPr>
-        <w:ind w:left="4680" w:hanging="360"/>
-      </w:pPr>
-      <w:rPr>
-        <w:rFonts w:ascii="Symbol" w:hAnsi="Symbol" w:hint="default"/>
-      </w:rPr>
-    </w:lvl>
-    <w:lvl w:ilvl="7" w:tplc="08090003">
-      <w:start w:val="1"/>
-      <w:numFmt w:val="bullet"/>
-      <w:lvlText w:val="o"/>
-      <w:lvlJc w:val="left"/>
-      <w:pPr>
-        <w:ind w:left="5400" w:hanging="360"/>
-      </w:pPr>
-      <w:rPr>
-        <w:rFonts w:ascii="Courier New" w:hAnsi="Courier New" w:cs="Courier New" w:hint="default"/>
-      </w:rPr>
-    </w:lvl>
-    <w:lvl w:ilvl="8" w:tplc="08090005">
-      <w:start w:val="1"/>
-      <w:numFmt w:val="bullet"/>
-      <w:lvlText w:val=""/>
-      <w:lvlJc w:val="left"/>
-      <w:pPr>
-        <w:ind w:left="6120" w:hanging="360"/>
-      </w:pPr>
-      <w:rPr>
-        <w:rFonts w:ascii="Wingdings" w:hAnsi="Wingdings" w:hint="default"/>
-      </w:rPr>
-    </w:lvl>
-  </w:abstractNum>
-  <w:abstractNum w:abstractNumId="16" w15:restartNumberingAfterBreak="0">
-    <w:nsid w:val="23B8722D"/>
-    <w:multiLevelType w:val="hybridMultilevel"/>
-    <w:tmpl w:val="E29AC6E4"/>
-    <w:lvl w:ilvl="0" w:tplc="0409000F">
-      <w:start w:val="1"/>
-      <w:numFmt w:val="decimal"/>
-      <w:lvlText w:val="%1."/>
-      <w:lvlJc w:val="left"/>
-      <w:pPr>
-        <w:ind w:left="720" w:hanging="360"/>
-      </w:pPr>
-    </w:lvl>
-    <w:lvl w:ilvl="1" w:tplc="04090019" w:tentative="1">
-      <w:start w:val="1"/>
-      <w:numFmt w:val="lowerLetter"/>
-      <w:lvlText w:val="%2."/>
-      <w:lvlJc w:val="left"/>
-      <w:pPr>
-        <w:ind w:left="1440" w:hanging="360"/>
-      </w:pPr>
-    </w:lvl>
-    <w:lvl w:ilvl="2" w:tplc="0409001B" w:tentative="1">
-      <w:start w:val="1"/>
-      <w:numFmt w:val="lowerRoman"/>
-      <w:lvlText w:val="%3."/>
-      <w:lvlJc w:val="right"/>
-      <w:pPr>
-        <w:ind w:left="2160" w:hanging="180"/>
-      </w:pPr>
-    </w:lvl>
-    <w:lvl w:ilvl="3" w:tplc="0409000F" w:tentative="1">
-      <w:start w:val="1"/>
-      <w:numFmt w:val="decimal"/>
-      <w:lvlText w:val="%4."/>
-      <w:lvlJc w:val="left"/>
-      <w:pPr>
-        <w:ind w:left="2880" w:hanging="360"/>
-      </w:pPr>
-    </w:lvl>
-    <w:lvl w:ilvl="4" w:tplc="04090019" w:tentative="1">
-      <w:start w:val="1"/>
-      <w:numFmt w:val="lowerLetter"/>
-      <w:lvlText w:val="%5."/>
-      <w:lvlJc w:val="left"/>
-      <w:pPr>
-        <w:ind w:left="3600" w:hanging="360"/>
-      </w:pPr>
-    </w:lvl>
-    <w:lvl w:ilvl="5" w:tplc="0409001B" w:tentative="1">
-      <w:start w:val="1"/>
-      <w:numFmt w:val="lowerRoman"/>
-      <w:lvlText w:val="%6."/>
-      <w:lvlJc w:val="right"/>
-      <w:pPr>
-        <w:ind w:left="4320" w:hanging="180"/>
-      </w:pPr>
-    </w:lvl>
-    <w:lvl w:ilvl="6" w:tplc="0409000F" w:tentative="1">
-      <w:start w:val="1"/>
-      <w:numFmt w:val="decimal"/>
-      <w:lvlText w:val="%7."/>
-      <w:lvlJc w:val="left"/>
-      <w:pPr>
-        <w:ind w:left="5040" w:hanging="360"/>
-      </w:pPr>
-    </w:lvl>
-    <w:lvl w:ilvl="7" w:tplc="04090019" w:tentative="1">
-      <w:start w:val="1"/>
-      <w:numFmt w:val="lowerLetter"/>
-      <w:lvlText w:val="%8."/>
-      <w:lvlJc w:val="left"/>
-      <w:pPr>
-        <w:ind w:left="5760" w:hanging="360"/>
-      </w:pPr>
-    </w:lvl>
-    <w:lvl w:ilvl="8" w:tplc="0409001B" w:tentative="1">
-      <w:start w:val="1"/>
-      <w:numFmt w:val="lowerRoman"/>
-      <w:lvlText w:val="%9."/>
-      <w:lvlJc w:val="right"/>
-      <w:pPr>
-        <w:ind w:left="6480" w:hanging="180"/>
-      </w:pPr>
-    </w:lvl>
-  </w:abstractNum>
-  <w:abstractNum w:abstractNumId="17" w15:restartNumberingAfterBreak="0">
-    <w:nsid w:val="25904387"/>
-    <w:multiLevelType w:val="hybridMultilevel"/>
-    <w:tmpl w:val="9B7EB25A"/>
-    <w:lvl w:ilvl="0" w:tplc="04090001">
-      <w:start w:val="1"/>
-      <w:numFmt w:val="bullet"/>
-      <w:lvlText w:val=""/>
-      <w:lvlJc w:val="left"/>
-      <w:pPr>
-        <w:ind w:left="720" w:hanging="360"/>
-      </w:pPr>
-      <w:rPr>
-        <w:rFonts w:ascii="Symbol" w:hAnsi="Symbol" w:hint="default"/>
-      </w:rPr>
-    </w:lvl>
-    <w:lvl w:ilvl="1" w:tplc="04090003" w:tentative="1">
-      <w:start w:val="1"/>
-      <w:numFmt w:val="bullet"/>
-      <w:lvlText w:val="o"/>
-      <w:lvlJc w:val="left"/>
-      <w:pPr>
-        <w:ind w:left="1440" w:hanging="360"/>
-      </w:pPr>
-      <w:rPr>
-        <w:rFonts w:ascii="Courier New" w:hAnsi="Courier New" w:cs="Courier New" w:hint="default"/>
-      </w:rPr>
-    </w:lvl>
-    <w:lvl w:ilvl="2" w:tplc="04090005" w:tentative="1">
-      <w:start w:val="1"/>
-      <w:numFmt w:val="bullet"/>
-      <w:lvlText w:val=""/>
-      <w:lvlJc w:val="left"/>
-      <w:pPr>
-        <w:ind w:left="2160" w:hanging="360"/>
-      </w:pPr>
-      <w:rPr>
-        <w:rFonts w:ascii="Wingdings" w:hAnsi="Wingdings" w:hint="default"/>
-      </w:rPr>
-    </w:lvl>
-    <w:lvl w:ilvl="3" w:tplc="04090001" w:tentative="1">
-      <w:start w:val="1"/>
-      <w:numFmt w:val="bullet"/>
-      <w:lvlText w:val=""/>
-      <w:lvlJc w:val="left"/>
-      <w:pPr>
-        <w:ind w:left="2880" w:hanging="360"/>
-      </w:pPr>
-      <w:rPr>
-        <w:rFonts w:ascii="Symbol" w:hAnsi="Symbol" w:hint="default"/>
-      </w:rPr>
-    </w:lvl>
-    <w:lvl w:ilvl="4" w:tplc="04090003" w:tentative="1">
-      <w:start w:val="1"/>
-      <w:numFmt w:val="bullet"/>
-      <w:lvlText w:val="o"/>
-      <w:lvlJc w:val="left"/>
-      <w:pPr>
-        <w:ind w:left="3600" w:hanging="360"/>
-      </w:pPr>
-      <w:rPr>
-        <w:rFonts w:ascii="Courier New" w:hAnsi="Courier New" w:cs="Courier New" w:hint="default"/>
-      </w:rPr>
-    </w:lvl>
-    <w:lvl w:ilvl="5" w:tplc="04090005" w:tentative="1">
-      <w:start w:val="1"/>
-      <w:numFmt w:val="bullet"/>
-      <w:lvlText w:val=""/>
-      <w:lvlJc w:val="left"/>
-      <w:pPr>
-        <w:ind w:left="4320" w:hanging="360"/>
-      </w:pPr>
-      <w:rPr>
-        <w:rFonts w:ascii="Wingdings" w:hAnsi="Wingdings" w:hint="default"/>
-      </w:rPr>
-    </w:lvl>
-    <w:lvl w:ilvl="6" w:tplc="04090001" w:tentative="1">
-      <w:start w:val="1"/>
-      <w:numFmt w:val="bullet"/>
-      <w:lvlText w:val=""/>
-      <w:lvlJc w:val="left"/>
-      <w:pPr>
-        <w:ind w:left="5040" w:hanging="360"/>
-      </w:pPr>
-      <w:rPr>
-        <w:rFonts w:ascii="Symbol" w:hAnsi="Symbol" w:hint="default"/>
-      </w:rPr>
-    </w:lvl>
-    <w:lvl w:ilvl="7" w:tplc="04090003" w:tentative="1">
-      <w:start w:val="1"/>
-      <w:numFmt w:val="bullet"/>
-      <w:lvlText w:val="o"/>
-      <w:lvlJc w:val="left"/>
-      <w:pPr>
-        <w:ind w:left="5760" w:hanging="360"/>
-      </w:pPr>
-      <w:rPr>
-        <w:rFonts w:ascii="Courier New" w:hAnsi="Courier New" w:cs="Courier New" w:hint="default"/>
-      </w:rPr>
-    </w:lvl>
-    <w:lvl w:ilvl="8" w:tplc="04090005" w:tentative="1">
-      <w:start w:val="1"/>
-      <w:numFmt w:val="bullet"/>
-      <w:lvlText w:val=""/>
-      <w:lvlJc w:val="left"/>
-      <w:pPr>
-        <w:ind w:left="6480" w:hanging="360"/>
-      </w:pPr>
-      <w:rPr>
-        <w:rFonts w:ascii="Wingdings" w:hAnsi="Wingdings" w:hint="default"/>
-      </w:rPr>
-    </w:lvl>
-  </w:abstractNum>
-  <w:abstractNum w:abstractNumId="18" w15:restartNumberingAfterBreak="0">
+  <w:abstractNum w:abstractNumId="14" w15:restartNumberingAfterBreak="0">
     <w:nsid w:val="27F10BDD"/>
     <w:multiLevelType w:val="hybridMultilevel"/>
     <w:tmpl w:val="36E0ADF4"/>
@@ -3679,206 +3312,7 @@
       </w:rPr>
     </w:lvl>
   </w:abstractNum>
-  <w:abstractNum w:abstractNumId="19" w15:restartNumberingAfterBreak="0">
-    <w:nsid w:val="2DBC305F"/>
-    <w:multiLevelType w:val="hybridMultilevel"/>
-    <w:tmpl w:val="D1AE8962"/>
-    <w:lvl w:ilvl="0" w:tplc="0809000F">
-      <w:start w:val="1"/>
-      <w:numFmt w:val="decimal"/>
-      <w:lvlText w:val="%1."/>
-      <w:lvlJc w:val="left"/>
-      <w:pPr>
-        <w:ind w:left="720" w:hanging="360"/>
-      </w:pPr>
-    </w:lvl>
-    <w:lvl w:ilvl="1" w:tplc="08090019" w:tentative="1">
-      <w:start w:val="1"/>
-      <w:numFmt w:val="lowerLetter"/>
-      <w:lvlText w:val="%2."/>
-      <w:lvlJc w:val="left"/>
-      <w:pPr>
-        <w:ind w:left="1440" w:hanging="360"/>
-      </w:pPr>
-    </w:lvl>
-    <w:lvl w:ilvl="2" w:tplc="0809001B" w:tentative="1">
-      <w:start w:val="1"/>
-      <w:numFmt w:val="lowerRoman"/>
-      <w:lvlText w:val="%3."/>
-      <w:lvlJc w:val="right"/>
-      <w:pPr>
-        <w:ind w:left="2160" w:hanging="180"/>
-      </w:pPr>
-    </w:lvl>
-    <w:lvl w:ilvl="3" w:tplc="0809000F" w:tentative="1">
-      <w:start w:val="1"/>
-      <w:numFmt w:val="decimal"/>
-      <w:lvlText w:val="%4."/>
-      <w:lvlJc w:val="left"/>
-      <w:pPr>
-        <w:ind w:left="2880" w:hanging="360"/>
-      </w:pPr>
-    </w:lvl>
-    <w:lvl w:ilvl="4" w:tplc="08090019" w:tentative="1">
-      <w:start w:val="1"/>
-      <w:numFmt w:val="lowerLetter"/>
-      <w:lvlText w:val="%5."/>
-      <w:lvlJc w:val="left"/>
-      <w:pPr>
-        <w:ind w:left="3600" w:hanging="360"/>
-      </w:pPr>
-    </w:lvl>
-    <w:lvl w:ilvl="5" w:tplc="0809001B" w:tentative="1">
-      <w:start w:val="1"/>
-      <w:numFmt w:val="lowerRoman"/>
-      <w:lvlText w:val="%6."/>
-      <w:lvlJc w:val="right"/>
-      <w:pPr>
-        <w:ind w:left="4320" w:hanging="180"/>
-      </w:pPr>
-    </w:lvl>
-    <w:lvl w:ilvl="6" w:tplc="0809000F" w:tentative="1">
-      <w:start w:val="1"/>
-      <w:numFmt w:val="decimal"/>
-      <w:lvlText w:val="%7."/>
-      <w:lvlJc w:val="left"/>
-      <w:pPr>
-        <w:ind w:left="5040" w:hanging="360"/>
-      </w:pPr>
-    </w:lvl>
-    <w:lvl w:ilvl="7" w:tplc="08090019" w:tentative="1">
-      <w:start w:val="1"/>
-      <w:numFmt w:val="lowerLetter"/>
-      <w:lvlText w:val="%8."/>
-      <w:lvlJc w:val="left"/>
-      <w:pPr>
-        <w:ind w:left="5760" w:hanging="360"/>
-      </w:pPr>
-    </w:lvl>
-    <w:lvl w:ilvl="8" w:tplc="0809001B" w:tentative="1">
-      <w:start w:val="1"/>
-      <w:numFmt w:val="lowerRoman"/>
-      <w:lvlText w:val="%9."/>
-      <w:lvlJc w:val="right"/>
-      <w:pPr>
-        <w:ind w:left="6480" w:hanging="180"/>
-      </w:pPr>
-    </w:lvl>
-  </w:abstractNum>
-  <w:abstractNum w:abstractNumId="20" w15:restartNumberingAfterBreak="0">
-    <w:nsid w:val="32034EC3"/>
-    <w:multiLevelType w:val="hybridMultilevel"/>
-    <w:tmpl w:val="BF801A20"/>
-    <w:lvl w:ilvl="0" w:tplc="04090001">
-      <w:start w:val="1"/>
-      <w:numFmt w:val="bullet"/>
-      <w:lvlText w:val=""/>
-      <w:lvlJc w:val="left"/>
-      <w:pPr>
-        <w:ind w:left="720" w:hanging="360"/>
-      </w:pPr>
-      <w:rPr>
-        <w:rFonts w:ascii="Symbol" w:hAnsi="Symbol" w:hint="default"/>
-      </w:rPr>
-    </w:lvl>
-    <w:lvl w:ilvl="1" w:tplc="04090003" w:tentative="1">
-      <w:start w:val="1"/>
-      <w:numFmt w:val="bullet"/>
-      <w:lvlText w:val="o"/>
-      <w:lvlJc w:val="left"/>
-      <w:pPr>
-        <w:ind w:left="1440" w:hanging="360"/>
-      </w:pPr>
-      <w:rPr>
-        <w:rFonts w:ascii="Courier New" w:hAnsi="Courier New" w:cs="Courier New" w:hint="default"/>
-      </w:rPr>
-    </w:lvl>
-    <w:lvl w:ilvl="2" w:tplc="04090005" w:tentative="1">
-      <w:start w:val="1"/>
-      <w:numFmt w:val="bullet"/>
-      <w:lvlText w:val=""/>
-      <w:lvlJc w:val="left"/>
-      <w:pPr>
-        <w:ind w:left="2160" w:hanging="360"/>
-      </w:pPr>
-      <w:rPr>
-        <w:rFonts w:ascii="Wingdings" w:hAnsi="Wingdings" w:hint="default"/>
-      </w:rPr>
-    </w:lvl>
-    <w:lvl w:ilvl="3" w:tplc="04090001" w:tentative="1">
-      <w:start w:val="1"/>
-      <w:numFmt w:val="bullet"/>
-      <w:lvlText w:val=""/>
-      <w:lvlJc w:val="left"/>
-      <w:pPr>
-        <w:ind w:left="2880" w:hanging="360"/>
-      </w:pPr>
-      <w:rPr>
-        <w:rFonts w:ascii="Symbol" w:hAnsi="Symbol" w:hint="default"/>
-      </w:rPr>
-    </w:lvl>
-    <w:lvl w:ilvl="4" w:tplc="04090003" w:tentative="1">
-      <w:start w:val="1"/>
-      <w:numFmt w:val="bullet"/>
-      <w:lvlText w:val="o"/>
-      <w:lvlJc w:val="left"/>
-      <w:pPr>
-        <w:ind w:left="3600" w:hanging="360"/>
-      </w:pPr>
-      <w:rPr>
-        <w:rFonts w:ascii="Courier New" w:hAnsi="Courier New" w:cs="Courier New" w:hint="default"/>
-      </w:rPr>
-    </w:lvl>
-    <w:lvl w:ilvl="5" w:tplc="04090005" w:tentative="1">
-      <w:start w:val="1"/>
-      <w:numFmt w:val="bullet"/>
-      <w:lvlText w:val=""/>
-      <w:lvlJc w:val="left"/>
-      <w:pPr>
-        <w:ind w:left="4320" w:hanging="360"/>
-      </w:pPr>
-      <w:rPr>
-        <w:rFonts w:ascii="Wingdings" w:hAnsi="Wingdings" w:hint="default"/>
-      </w:rPr>
-    </w:lvl>
-    <w:lvl w:ilvl="6" w:tplc="04090001" w:tentative="1">
-      <w:start w:val="1"/>
-      <w:numFmt w:val="bullet"/>
-      <w:lvlText w:val=""/>
-      <w:lvlJc w:val="left"/>
-      <w:pPr>
-        <w:ind w:left="5040" w:hanging="360"/>
-      </w:pPr>
-      <w:rPr>
-        <w:rFonts w:ascii="Symbol" w:hAnsi="Symbol" w:hint="default"/>
-      </w:rPr>
-    </w:lvl>
-    <w:lvl w:ilvl="7" w:tplc="04090003" w:tentative="1">
-      <w:start w:val="1"/>
-      <w:numFmt w:val="bullet"/>
-      <w:lvlText w:val="o"/>
-      <w:lvlJc w:val="left"/>
-      <w:pPr>
-        <w:ind w:left="5760" w:hanging="360"/>
-      </w:pPr>
-      <w:rPr>
-        <w:rFonts w:ascii="Courier New" w:hAnsi="Courier New" w:cs="Courier New" w:hint="default"/>
-      </w:rPr>
-    </w:lvl>
-    <w:lvl w:ilvl="8" w:tplc="04090005" w:tentative="1">
-      <w:start w:val="1"/>
-      <w:numFmt w:val="bullet"/>
-      <w:lvlText w:val=""/>
-      <w:lvlJc w:val="left"/>
-      <w:pPr>
-        <w:ind w:left="6480" w:hanging="360"/>
-      </w:pPr>
-      <w:rPr>
-        <w:rFonts w:ascii="Wingdings" w:hAnsi="Wingdings" w:hint="default"/>
-      </w:rPr>
-    </w:lvl>
-  </w:abstractNum>
-  <w:abstractNum w:abstractNumId="21" w15:restartNumberingAfterBreak="0">
+  <w:abstractNum w:abstractNumId="15" w15:restartNumberingAfterBreak="0">
     <w:nsid w:val="35FD6700"/>
     <w:multiLevelType w:val="multilevel"/>
     <w:tmpl w:val="F34A106A"/>
@@ -4038,7 +3472,7 @@
       </w:rPr>
     </w:lvl>
   </w:abstractNum>
-  <w:abstractNum w:abstractNumId="22" w15:restartNumberingAfterBreak="0">
+  <w:abstractNum w:abstractNumId="16" w15:restartNumberingAfterBreak="0">
     <w:nsid w:val="3BCF329B"/>
     <w:multiLevelType w:val="hybridMultilevel"/>
     <w:tmpl w:val="2F7029D4"/>
@@ -4182,120 +3616,7 @@
       </w:rPr>
     </w:lvl>
   </w:abstractNum>
-  <w:abstractNum w:abstractNumId="23" w15:restartNumberingAfterBreak="0">
-    <w:nsid w:val="3F06129D"/>
-    <w:multiLevelType w:val="hybridMultilevel"/>
-    <w:tmpl w:val="688AF15E"/>
-    <w:lvl w:ilvl="0" w:tplc="04090001">
-      <w:start w:val="1"/>
-      <w:numFmt w:val="bullet"/>
-      <w:lvlText w:val=""/>
-      <w:lvlJc w:val="left"/>
-      <w:pPr>
-        <w:ind w:left="720" w:hanging="360"/>
-      </w:pPr>
-      <w:rPr>
-        <w:rFonts w:ascii="Symbol" w:hAnsi="Symbol" w:hint="default"/>
-      </w:rPr>
-    </w:lvl>
-    <w:lvl w:ilvl="1" w:tplc="04090003">
-      <w:start w:val="1"/>
-      <w:numFmt w:val="bullet"/>
-      <w:lvlText w:val="o"/>
-      <w:lvlJc w:val="left"/>
-      <w:pPr>
-        <w:ind w:left="1440" w:hanging="360"/>
-      </w:pPr>
-      <w:rPr>
-        <w:rFonts w:ascii="Courier New" w:hAnsi="Courier New" w:cs="Courier New" w:hint="default"/>
-      </w:rPr>
-    </w:lvl>
-    <w:lvl w:ilvl="2" w:tplc="04090005" w:tentative="1">
-      <w:start w:val="1"/>
-      <w:numFmt w:val="bullet"/>
-      <w:lvlText w:val=""/>
-      <w:lvlJc w:val="left"/>
-      <w:pPr>
-        <w:ind w:left="2160" w:hanging="360"/>
-      </w:pPr>
-      <w:rPr>
-        <w:rFonts w:ascii="Wingdings" w:hAnsi="Wingdings" w:hint="default"/>
-      </w:rPr>
-    </w:lvl>
-    <w:lvl w:ilvl="3" w:tplc="04090001" w:tentative="1">
-      <w:start w:val="1"/>
-      <w:numFmt w:val="bullet"/>
-      <w:lvlText w:val=""/>
-      <w:lvlJc w:val="left"/>
-      <w:pPr>
-        <w:ind w:left="2880" w:hanging="360"/>
-      </w:pPr>
-      <w:rPr>
-        <w:rFonts w:ascii="Symbol" w:hAnsi="Symbol" w:hint="default"/>
-      </w:rPr>
-    </w:lvl>
-    <w:lvl w:ilvl="4" w:tplc="04090003" w:tentative="1">
-      <w:start w:val="1"/>
-      <w:numFmt w:val="bullet"/>
-      <w:lvlText w:val="o"/>
-      <w:lvlJc w:val="left"/>
-      <w:pPr>
-        <w:ind w:left="3600" w:hanging="360"/>
-      </w:pPr>
-      <w:rPr>
-        <w:rFonts w:ascii="Courier New" w:hAnsi="Courier New" w:cs="Courier New" w:hint="default"/>
-      </w:rPr>
-    </w:lvl>
-    <w:lvl w:ilvl="5" w:tplc="04090005" w:tentative="1">
-      <w:start w:val="1"/>
-      <w:numFmt w:val="bullet"/>
-      <w:lvlText w:val=""/>
-      <w:lvlJc w:val="left"/>
-      <w:pPr>
-        <w:ind w:left="4320" w:hanging="360"/>
-      </w:pPr>
-      <w:rPr>
-        <w:rFonts w:ascii="Wingdings" w:hAnsi="Wingdings" w:hint="default"/>
-      </w:rPr>
-    </w:lvl>
-    <w:lvl w:ilvl="6" w:tplc="04090001" w:tentative="1">
-      <w:start w:val="1"/>
-      <w:numFmt w:val="bullet"/>
-      <w:lvlText w:val=""/>
-      <w:lvlJc w:val="left"/>
-      <w:pPr>
-        <w:ind w:left="5040" w:hanging="360"/>
-      </w:pPr>
-      <w:rPr>
-        <w:rFonts w:ascii="Symbol" w:hAnsi="Symbol" w:hint="default"/>
-      </w:rPr>
-    </w:lvl>
-    <w:lvl w:ilvl="7" w:tplc="04090003" w:tentative="1">
-      <w:start w:val="1"/>
-      <w:numFmt w:val="bullet"/>
-      <w:lvlText w:val="o"/>
-      <w:lvlJc w:val="left"/>
-      <w:pPr>
-        <w:ind w:left="5760" w:hanging="360"/>
-      </w:pPr>
-      <w:rPr>
-        <w:rFonts w:ascii="Courier New" w:hAnsi="Courier New" w:cs="Courier New" w:hint="default"/>
-      </w:rPr>
-    </w:lvl>
-    <w:lvl w:ilvl="8" w:tplc="04090005" w:tentative="1">
-      <w:start w:val="1"/>
-      <w:numFmt w:val="bullet"/>
-      <w:lvlText w:val=""/>
-      <w:lvlJc w:val="left"/>
-      <w:pPr>
-        <w:ind w:left="6480" w:hanging="360"/>
-      </w:pPr>
-      <w:rPr>
-        <w:rFonts w:ascii="Wingdings" w:hAnsi="Wingdings" w:hint="default"/>
-      </w:rPr>
-    </w:lvl>
-  </w:abstractNum>
-  <w:abstractNum w:abstractNumId="24" w15:restartNumberingAfterBreak="0">
+  <w:abstractNum w:abstractNumId="17" w15:restartNumberingAfterBreak="0">
     <w:nsid w:val="3F8F0DC5"/>
     <w:multiLevelType w:val="multilevel"/>
     <w:tmpl w:val="DF5C4BBA"/>
@@ -4436,7 +3757,7 @@
       </w:rPr>
     </w:lvl>
   </w:abstractNum>
-  <w:abstractNum w:abstractNumId="25" w15:restartNumberingAfterBreak="0">
+  <w:abstractNum w:abstractNumId="18" w15:restartNumberingAfterBreak="0">
     <w:nsid w:val="417C6B6C"/>
     <w:multiLevelType w:val="hybridMultilevel"/>
     <w:tmpl w:val="CCC6580E"/>
@@ -4528,7 +3849,7 @@
       </w:pPr>
     </w:lvl>
   </w:abstractNum>
-  <w:abstractNum w:abstractNumId="26" w15:restartNumberingAfterBreak="0">
+  <w:abstractNum w:abstractNumId="19" w15:restartNumberingAfterBreak="0">
     <w:nsid w:val="452141E2"/>
     <w:multiLevelType w:val="hybridMultilevel"/>
     <w:tmpl w:val="72E41D80"/>
@@ -4642,120 +3963,7 @@
       </w:rPr>
     </w:lvl>
   </w:abstractNum>
-  <w:abstractNum w:abstractNumId="27" w15:restartNumberingAfterBreak="0">
-    <w:nsid w:val="49F91626"/>
-    <w:multiLevelType w:val="hybridMultilevel"/>
-    <w:tmpl w:val="ACFCC428"/>
-    <w:lvl w:ilvl="0" w:tplc="08090001">
-      <w:start w:val="1"/>
-      <w:numFmt w:val="bullet"/>
-      <w:lvlText w:val=""/>
-      <w:lvlJc w:val="left"/>
-      <w:pPr>
-        <w:ind w:left="1060" w:hanging="360"/>
-      </w:pPr>
-      <w:rPr>
-        <w:rFonts w:ascii="Symbol" w:hAnsi="Symbol" w:hint="default"/>
-      </w:rPr>
-    </w:lvl>
-    <w:lvl w:ilvl="1" w:tplc="08090003" w:tentative="1">
-      <w:start w:val="1"/>
-      <w:numFmt w:val="bullet"/>
-      <w:lvlText w:val="o"/>
-      <w:lvlJc w:val="left"/>
-      <w:pPr>
-        <w:ind w:left="1780" w:hanging="360"/>
-      </w:pPr>
-      <w:rPr>
-        <w:rFonts w:ascii="Courier New" w:hAnsi="Courier New" w:cs="Courier New" w:hint="default"/>
-      </w:rPr>
-    </w:lvl>
-    <w:lvl w:ilvl="2" w:tplc="08090005" w:tentative="1">
-      <w:start w:val="1"/>
-      <w:numFmt w:val="bullet"/>
-      <w:lvlText w:val=""/>
-      <w:lvlJc w:val="left"/>
-      <w:pPr>
-        <w:ind w:left="2500" w:hanging="360"/>
-      </w:pPr>
-      <w:rPr>
-        <w:rFonts w:ascii="Wingdings" w:hAnsi="Wingdings" w:hint="default"/>
-      </w:rPr>
-    </w:lvl>
-    <w:lvl w:ilvl="3" w:tplc="08090001" w:tentative="1">
-      <w:start w:val="1"/>
-      <w:numFmt w:val="bullet"/>
-      <w:lvlText w:val=""/>
-      <w:lvlJc w:val="left"/>
-      <w:pPr>
-        <w:ind w:left="3220" w:hanging="360"/>
-      </w:pPr>
-      <w:rPr>
-        <w:rFonts w:ascii="Symbol" w:hAnsi="Symbol" w:hint="default"/>
-      </w:rPr>
-    </w:lvl>
-    <w:lvl w:ilvl="4" w:tplc="08090003" w:tentative="1">
-      <w:start w:val="1"/>
-      <w:numFmt w:val="bullet"/>
-      <w:lvlText w:val="o"/>
-      <w:lvlJc w:val="left"/>
-      <w:pPr>
-        <w:ind w:left="3940" w:hanging="360"/>
-      </w:pPr>
-      <w:rPr>
-        <w:rFonts w:ascii="Courier New" w:hAnsi="Courier New" w:cs="Courier New" w:hint="default"/>
-      </w:rPr>
-    </w:lvl>
-    <w:lvl w:ilvl="5" w:tplc="08090005" w:tentative="1">
-      <w:start w:val="1"/>
-      <w:numFmt w:val="bullet"/>
-      <w:lvlText w:val=""/>
-      <w:lvlJc w:val="left"/>
-      <w:pPr>
-        <w:ind w:left="4660" w:hanging="360"/>
-      </w:pPr>
-      <w:rPr>
-        <w:rFonts w:ascii="Wingdings" w:hAnsi="Wingdings" w:hint="default"/>
-      </w:rPr>
-    </w:lvl>
-    <w:lvl w:ilvl="6" w:tplc="08090001" w:tentative="1">
-      <w:start w:val="1"/>
-      <w:numFmt w:val="bullet"/>
-      <w:lvlText w:val=""/>
-      <w:lvlJc w:val="left"/>
-      <w:pPr>
-        <w:ind w:left="5380" w:hanging="360"/>
-      </w:pPr>
-      <w:rPr>
-        <w:rFonts w:ascii="Symbol" w:hAnsi="Symbol" w:hint="default"/>
-      </w:rPr>
-    </w:lvl>
-    <w:lvl w:ilvl="7" w:tplc="08090003" w:tentative="1">
-      <w:start w:val="1"/>
-      <w:numFmt w:val="bullet"/>
-      <w:lvlText w:val="o"/>
-      <w:lvlJc w:val="left"/>
-      <w:pPr>
-        <w:ind w:left="6100" w:hanging="360"/>
-      </w:pPr>
-      <w:rPr>
-        <w:rFonts w:ascii="Courier New" w:hAnsi="Courier New" w:cs="Courier New" w:hint="default"/>
-      </w:rPr>
-    </w:lvl>
-    <w:lvl w:ilvl="8" w:tplc="08090005" w:tentative="1">
-      <w:start w:val="1"/>
-      <w:numFmt w:val="bullet"/>
-      <w:lvlText w:val=""/>
-      <w:lvlJc w:val="left"/>
-      <w:pPr>
-        <w:ind w:left="6820" w:hanging="360"/>
-      </w:pPr>
-      <w:rPr>
-        <w:rFonts w:ascii="Wingdings" w:hAnsi="Wingdings" w:hint="default"/>
-      </w:rPr>
-    </w:lvl>
-  </w:abstractNum>
-  <w:abstractNum w:abstractNumId="28" w15:restartNumberingAfterBreak="0">
+  <w:abstractNum w:abstractNumId="20" w15:restartNumberingAfterBreak="0">
     <w:nsid w:val="4DF57732"/>
     <w:multiLevelType w:val="hybridMultilevel"/>
     <w:tmpl w:val="0DD0478C"/>
@@ -4868,457 +4076,7 @@
       </w:rPr>
     </w:lvl>
   </w:abstractNum>
-  <w:abstractNum w:abstractNumId="29" w15:restartNumberingAfterBreak="0">
-    <w:nsid w:val="5D4B6192"/>
-    <w:multiLevelType w:val="hybridMultilevel"/>
-    <w:tmpl w:val="C5D62B9E"/>
-    <w:lvl w:ilvl="0" w:tplc="1E947F76">
-      <w:start w:val="1"/>
-      <w:numFmt w:val="decimal"/>
-      <w:lvlText w:val="%1."/>
-      <w:lvlJc w:val="left"/>
-      <w:pPr>
-        <w:ind w:left="340" w:hanging="340"/>
-      </w:pPr>
-      <w:rPr>
-        <w:rFonts w:hint="default"/>
-      </w:rPr>
-    </w:lvl>
-    <w:lvl w:ilvl="1" w:tplc="04090001">
-      <w:start w:val="1"/>
-      <w:numFmt w:val="bullet"/>
-      <w:lvlText w:val=""/>
-      <w:lvlJc w:val="left"/>
-      <w:pPr>
-        <w:ind w:left="1440" w:hanging="360"/>
-      </w:pPr>
-      <w:rPr>
-        <w:rFonts w:ascii="Symbol" w:hAnsi="Symbol" w:hint="default"/>
-      </w:rPr>
-    </w:lvl>
-    <w:lvl w:ilvl="2" w:tplc="0809001B">
-      <w:start w:val="1"/>
-      <w:numFmt w:val="lowerRoman"/>
-      <w:lvlText w:val="%3."/>
-      <w:lvlJc w:val="right"/>
-      <w:pPr>
-        <w:ind w:left="2160" w:hanging="180"/>
-      </w:pPr>
-    </w:lvl>
-    <w:lvl w:ilvl="3" w:tplc="0809000F" w:tentative="1">
-      <w:start w:val="1"/>
-      <w:numFmt w:val="decimal"/>
-      <w:lvlText w:val="%4."/>
-      <w:lvlJc w:val="left"/>
-      <w:pPr>
-        <w:ind w:left="2880" w:hanging="360"/>
-      </w:pPr>
-    </w:lvl>
-    <w:lvl w:ilvl="4" w:tplc="08090019" w:tentative="1">
-      <w:start w:val="1"/>
-      <w:numFmt w:val="lowerLetter"/>
-      <w:lvlText w:val="%5."/>
-      <w:lvlJc w:val="left"/>
-      <w:pPr>
-        <w:ind w:left="3600" w:hanging="360"/>
-      </w:pPr>
-    </w:lvl>
-    <w:lvl w:ilvl="5" w:tplc="0809001B" w:tentative="1">
-      <w:start w:val="1"/>
-      <w:numFmt w:val="lowerRoman"/>
-      <w:lvlText w:val="%6."/>
-      <w:lvlJc w:val="right"/>
-      <w:pPr>
-        <w:ind w:left="4320" w:hanging="180"/>
-      </w:pPr>
-    </w:lvl>
-    <w:lvl w:ilvl="6" w:tplc="0809000F" w:tentative="1">
-      <w:start w:val="1"/>
-      <w:numFmt w:val="decimal"/>
-      <w:lvlText w:val="%7."/>
-      <w:lvlJc w:val="left"/>
-      <w:pPr>
-        <w:ind w:left="5040" w:hanging="360"/>
-      </w:pPr>
-    </w:lvl>
-    <w:lvl w:ilvl="7" w:tplc="08090019" w:tentative="1">
-      <w:start w:val="1"/>
-      <w:numFmt w:val="lowerLetter"/>
-      <w:lvlText w:val="%8."/>
-      <w:lvlJc w:val="left"/>
-      <w:pPr>
-        <w:ind w:left="5760" w:hanging="360"/>
-      </w:pPr>
-    </w:lvl>
-    <w:lvl w:ilvl="8" w:tplc="0809001B" w:tentative="1">
-      <w:start w:val="1"/>
-      <w:numFmt w:val="lowerRoman"/>
-      <w:lvlText w:val="%9."/>
-      <w:lvlJc w:val="right"/>
-      <w:pPr>
-        <w:ind w:left="6480" w:hanging="180"/>
-      </w:pPr>
-    </w:lvl>
-  </w:abstractNum>
-  <w:abstractNum w:abstractNumId="30" w15:restartNumberingAfterBreak="0">
-    <w:nsid w:val="5FAA3C36"/>
-    <w:multiLevelType w:val="hybridMultilevel"/>
-    <w:tmpl w:val="42869062"/>
-    <w:lvl w:ilvl="0" w:tplc="1E947F76">
-      <w:start w:val="1"/>
-      <w:numFmt w:val="decimal"/>
-      <w:lvlText w:val="%1."/>
-      <w:lvlJc w:val="left"/>
-      <w:pPr>
-        <w:ind w:left="340" w:hanging="340"/>
-      </w:pPr>
-      <w:rPr>
-        <w:rFonts w:hint="default"/>
-      </w:rPr>
-    </w:lvl>
-    <w:lvl w:ilvl="1" w:tplc="0409000F">
-      <w:start w:val="1"/>
-      <w:numFmt w:val="decimal"/>
-      <w:lvlText w:val="%2."/>
-      <w:lvlJc w:val="left"/>
-      <w:pPr>
-        <w:ind w:left="1440" w:hanging="360"/>
-      </w:pPr>
-      <w:rPr>
-        <w:rFonts w:hint="default"/>
-      </w:rPr>
-    </w:lvl>
-    <w:lvl w:ilvl="2" w:tplc="04090001">
-      <w:start w:val="1"/>
-      <w:numFmt w:val="bullet"/>
-      <w:lvlText w:val=""/>
-      <w:lvlJc w:val="left"/>
-      <w:pPr>
-        <w:ind w:left="2160" w:hanging="180"/>
-      </w:pPr>
-      <w:rPr>
-        <w:rFonts w:ascii="Symbol" w:hAnsi="Symbol" w:hint="default"/>
-      </w:rPr>
-    </w:lvl>
-    <w:lvl w:ilvl="3" w:tplc="0809000F" w:tentative="1">
-      <w:start w:val="1"/>
-      <w:numFmt w:val="decimal"/>
-      <w:lvlText w:val="%4."/>
-      <w:lvlJc w:val="left"/>
-      <w:pPr>
-        <w:ind w:left="2880" w:hanging="360"/>
-      </w:pPr>
-    </w:lvl>
-    <w:lvl w:ilvl="4" w:tplc="08090019" w:tentative="1">
-      <w:start w:val="1"/>
-      <w:numFmt w:val="lowerLetter"/>
-      <w:lvlText w:val="%5."/>
-      <w:lvlJc w:val="left"/>
-      <w:pPr>
-        <w:ind w:left="3600" w:hanging="360"/>
-      </w:pPr>
-    </w:lvl>
-    <w:lvl w:ilvl="5" w:tplc="0809001B" w:tentative="1">
-      <w:start w:val="1"/>
-      <w:numFmt w:val="lowerRoman"/>
-      <w:lvlText w:val="%6."/>
-      <w:lvlJc w:val="right"/>
-      <w:pPr>
-        <w:ind w:left="4320" w:hanging="180"/>
-      </w:pPr>
-    </w:lvl>
-    <w:lvl w:ilvl="6" w:tplc="0809000F" w:tentative="1">
-      <w:start w:val="1"/>
-      <w:numFmt w:val="decimal"/>
-      <w:lvlText w:val="%7."/>
-      <w:lvlJc w:val="left"/>
-      <w:pPr>
-        <w:ind w:left="5040" w:hanging="360"/>
-      </w:pPr>
-    </w:lvl>
-    <w:lvl w:ilvl="7" w:tplc="08090019" w:tentative="1">
-      <w:start w:val="1"/>
-      <w:numFmt w:val="lowerLetter"/>
-      <w:lvlText w:val="%8."/>
-      <w:lvlJc w:val="left"/>
-      <w:pPr>
-        <w:ind w:left="5760" w:hanging="360"/>
-      </w:pPr>
-    </w:lvl>
-    <w:lvl w:ilvl="8" w:tplc="0809001B" w:tentative="1">
-      <w:start w:val="1"/>
-      <w:numFmt w:val="lowerRoman"/>
-      <w:lvlText w:val="%9."/>
-      <w:lvlJc w:val="right"/>
-      <w:pPr>
-        <w:ind w:left="6480" w:hanging="180"/>
-      </w:pPr>
-    </w:lvl>
-  </w:abstractNum>
-  <w:abstractNum w:abstractNumId="31" w15:restartNumberingAfterBreak="0">
-    <w:nsid w:val="60033049"/>
-    <w:multiLevelType w:val="multilevel"/>
-    <w:tmpl w:val="18EA11FE"/>
-    <w:lvl w:ilvl="0">
-      <w:start w:val="1"/>
-      <w:numFmt w:val="bullet"/>
-      <w:lvlText w:val=""/>
-      <w:lvlJc w:val="left"/>
-      <w:pPr>
-        <w:tabs>
-          <w:tab w:val="num" w:pos="340"/>
-        </w:tabs>
-        <w:ind w:left="340" w:hanging="340"/>
-      </w:pPr>
-      <w:rPr>
-        <w:rFonts w:ascii="Wingdings 2" w:hAnsi="Wingdings 2" w:hint="default"/>
-        <w:color w:val="auto"/>
-        <w:sz w:val="24"/>
-      </w:rPr>
-    </w:lvl>
-    <w:lvl w:ilvl="1">
-      <w:start w:val="1"/>
-      <w:numFmt w:val="bullet"/>
-      <w:lvlText w:val=""/>
-      <w:lvlJc w:val="left"/>
-      <w:pPr>
-        <w:tabs>
-          <w:tab w:val="num" w:pos="340"/>
-        </w:tabs>
-        <w:ind w:left="340" w:hanging="340"/>
-      </w:pPr>
-      <w:rPr>
-        <w:rFonts w:ascii="Symbol" w:hAnsi="Symbol" w:hint="default"/>
-        <w:color w:val="auto"/>
-      </w:rPr>
-    </w:lvl>
-    <w:lvl w:ilvl="2">
-      <w:start w:val="1"/>
-      <w:numFmt w:val="bullet"/>
-      <w:lvlText w:val=""/>
-      <w:lvlJc w:val="left"/>
-      <w:pPr>
-        <w:tabs>
-          <w:tab w:val="num" w:pos="680"/>
-        </w:tabs>
-        <w:ind w:left="680" w:hanging="340"/>
-      </w:pPr>
-      <w:rPr>
-        <w:rFonts w:ascii="Symbol" w:hAnsi="Symbol" w:hint="default"/>
-        <w:color w:val="auto"/>
-      </w:rPr>
-    </w:lvl>
-    <w:lvl w:ilvl="3">
-      <w:start w:val="1"/>
-      <w:numFmt w:val="bullet"/>
-      <w:lvlText w:val=""/>
-      <w:lvlJc w:val="left"/>
-      <w:pPr>
-        <w:tabs>
-          <w:tab w:val="num" w:pos="1021"/>
-        </w:tabs>
-        <w:ind w:left="1021" w:hanging="341"/>
-      </w:pPr>
-      <w:rPr>
-        <w:rFonts w:ascii="Symbol" w:hAnsi="Symbol" w:hint="default"/>
-        <w:color w:val="auto"/>
-      </w:rPr>
-    </w:lvl>
-    <w:lvl w:ilvl="4">
-      <w:start w:val="1"/>
-      <w:numFmt w:val="bullet"/>
-      <w:lvlText w:val=""/>
-      <w:lvlJc w:val="left"/>
-      <w:pPr>
-        <w:tabs>
-          <w:tab w:val="num" w:pos="1361"/>
-        </w:tabs>
-        <w:ind w:left="1361" w:hanging="340"/>
-      </w:pPr>
-      <w:rPr>
-        <w:rFonts w:ascii="Symbol" w:hAnsi="Symbol" w:hint="default"/>
-        <w:color w:val="auto"/>
-      </w:rPr>
-    </w:lvl>
-    <w:lvl w:ilvl="5">
-      <w:start w:val="1"/>
-      <w:numFmt w:val="bullet"/>
-      <w:lvlText w:val=""/>
-      <w:lvlJc w:val="left"/>
-      <w:pPr>
-        <w:tabs>
-          <w:tab w:val="num" w:pos="1701"/>
-        </w:tabs>
-        <w:ind w:left="1701" w:hanging="340"/>
-      </w:pPr>
-      <w:rPr>
-        <w:rFonts w:ascii="Symbol" w:hAnsi="Symbol" w:hint="default"/>
-        <w:color w:val="auto"/>
-      </w:rPr>
-    </w:lvl>
-    <w:lvl w:ilvl="6">
-      <w:start w:val="1"/>
-      <w:numFmt w:val="bullet"/>
-      <w:lvlText w:val=""/>
-      <w:lvlJc w:val="left"/>
-      <w:pPr>
-        <w:tabs>
-          <w:tab w:val="num" w:pos="2041"/>
-        </w:tabs>
-        <w:ind w:left="2041" w:hanging="340"/>
-      </w:pPr>
-      <w:rPr>
-        <w:rFonts w:ascii="Symbol" w:hAnsi="Symbol" w:hint="default"/>
-        <w:color w:val="auto"/>
-      </w:rPr>
-    </w:lvl>
-    <w:lvl w:ilvl="7">
-      <w:start w:val="1"/>
-      <w:numFmt w:val="bullet"/>
-      <w:lvlText w:val=""/>
-      <w:lvlJc w:val="left"/>
-      <w:pPr>
-        <w:tabs>
-          <w:tab w:val="num" w:pos="2381"/>
-        </w:tabs>
-        <w:ind w:left="2381" w:hanging="340"/>
-      </w:pPr>
-      <w:rPr>
-        <w:rFonts w:ascii="Symbol" w:hAnsi="Symbol" w:hint="default"/>
-        <w:color w:val="auto"/>
-      </w:rPr>
-    </w:lvl>
-    <w:lvl w:ilvl="8">
-      <w:start w:val="1"/>
-      <w:numFmt w:val="bullet"/>
-      <w:lvlText w:val=""/>
-      <w:lvlJc w:val="left"/>
-      <w:pPr>
-        <w:tabs>
-          <w:tab w:val="num" w:pos="2722"/>
-        </w:tabs>
-        <w:ind w:left="2722" w:hanging="341"/>
-      </w:pPr>
-      <w:rPr>
-        <w:rFonts w:ascii="Symbol" w:hAnsi="Symbol" w:hint="default"/>
-        <w:color w:val="auto"/>
-      </w:rPr>
-    </w:lvl>
-  </w:abstractNum>
-  <w:abstractNum w:abstractNumId="32" w15:restartNumberingAfterBreak="0">
-    <w:nsid w:val="63840C7E"/>
-    <w:multiLevelType w:val="hybridMultilevel"/>
-    <w:tmpl w:val="BA84D6EC"/>
-    <w:lvl w:ilvl="0" w:tplc="04090001">
-      <w:start w:val="1"/>
-      <w:numFmt w:val="bullet"/>
-      <w:lvlText w:val=""/>
-      <w:lvlJc w:val="left"/>
-      <w:pPr>
-        <w:ind w:left="720" w:hanging="360"/>
-      </w:pPr>
-      <w:rPr>
-        <w:rFonts w:ascii="Symbol" w:hAnsi="Symbol" w:hint="default"/>
-      </w:rPr>
-    </w:lvl>
-    <w:lvl w:ilvl="1" w:tplc="04090003" w:tentative="1">
-      <w:start w:val="1"/>
-      <w:numFmt w:val="bullet"/>
-      <w:lvlText w:val="o"/>
-      <w:lvlJc w:val="left"/>
-      <w:pPr>
-        <w:ind w:left="1440" w:hanging="360"/>
-      </w:pPr>
-      <w:rPr>
-        <w:rFonts w:ascii="Courier New" w:hAnsi="Courier New" w:cs="Courier New" w:hint="default"/>
-      </w:rPr>
-    </w:lvl>
-    <w:lvl w:ilvl="2" w:tplc="04090005" w:tentative="1">
-      <w:start w:val="1"/>
-      <w:numFmt w:val="bullet"/>
-      <w:lvlText w:val=""/>
-      <w:lvlJc w:val="left"/>
-      <w:pPr>
-        <w:ind w:left="2160" w:hanging="360"/>
-      </w:pPr>
-      <w:rPr>
-        <w:rFonts w:ascii="Wingdings" w:hAnsi="Wingdings" w:hint="default"/>
-      </w:rPr>
-    </w:lvl>
-    <w:lvl w:ilvl="3" w:tplc="04090001" w:tentative="1">
-      <w:start w:val="1"/>
-      <w:numFmt w:val="bullet"/>
-      <w:lvlText w:val=""/>
-      <w:lvlJc w:val="left"/>
-      <w:pPr>
-        <w:ind w:left="2880" w:hanging="360"/>
-      </w:pPr>
-      <w:rPr>
-        <w:rFonts w:ascii="Symbol" w:hAnsi="Symbol" w:hint="default"/>
-      </w:rPr>
-    </w:lvl>
-    <w:lvl w:ilvl="4" w:tplc="04090003" w:tentative="1">
-      <w:start w:val="1"/>
-      <w:numFmt w:val="bullet"/>
-      <w:lvlText w:val="o"/>
-      <w:lvlJc w:val="left"/>
-      <w:pPr>
-        <w:ind w:left="3600" w:hanging="360"/>
-      </w:pPr>
-      <w:rPr>
-        <w:rFonts w:ascii="Courier New" w:hAnsi="Courier New" w:cs="Courier New" w:hint="default"/>
-      </w:rPr>
-    </w:lvl>
-    <w:lvl w:ilvl="5" w:tplc="04090005" w:tentative="1">
-      <w:start w:val="1"/>
-      <w:numFmt w:val="bullet"/>
-      <w:lvlText w:val=""/>
-      <w:lvlJc w:val="left"/>
-      <w:pPr>
-        <w:ind w:left="4320" w:hanging="360"/>
-      </w:pPr>
-      <w:rPr>
-        <w:rFonts w:ascii="Wingdings" w:hAnsi="Wingdings" w:hint="default"/>
-      </w:rPr>
-    </w:lvl>
-    <w:lvl w:ilvl="6" w:tplc="04090001" w:tentative="1">
-      <w:start w:val="1"/>
-      <w:numFmt w:val="bullet"/>
-      <w:lvlText w:val=""/>
-      <w:lvlJc w:val="left"/>
-      <w:pPr>
-        <w:ind w:left="5040" w:hanging="360"/>
-      </w:pPr>
-      <w:rPr>
-        <w:rFonts w:ascii="Symbol" w:hAnsi="Symbol" w:hint="default"/>
-      </w:rPr>
-    </w:lvl>
-    <w:lvl w:ilvl="7" w:tplc="04090003" w:tentative="1">
-      <w:start w:val="1"/>
-      <w:numFmt w:val="bullet"/>
-      <w:lvlText w:val="o"/>
-      <w:lvlJc w:val="left"/>
-      <w:pPr>
-        <w:ind w:left="5760" w:hanging="360"/>
-      </w:pPr>
-      <w:rPr>
-        <w:rFonts w:ascii="Courier New" w:hAnsi="Courier New" w:cs="Courier New" w:hint="default"/>
-      </w:rPr>
-    </w:lvl>
-    <w:lvl w:ilvl="8" w:tplc="04090005" w:tentative="1">
-      <w:start w:val="1"/>
-      <w:numFmt w:val="bullet"/>
-      <w:lvlText w:val=""/>
-      <w:lvlJc w:val="left"/>
-      <w:pPr>
-        <w:ind w:left="6480" w:hanging="360"/>
-      </w:pPr>
-      <w:rPr>
-        <w:rFonts w:ascii="Wingdings" w:hAnsi="Wingdings" w:hint="default"/>
-      </w:rPr>
-    </w:lvl>
-  </w:abstractNum>
-  <w:abstractNum w:abstractNumId="33" w15:restartNumberingAfterBreak="0">
+  <w:abstractNum w:abstractNumId="21" w15:restartNumberingAfterBreak="0">
     <w:nsid w:val="69DB46B7"/>
     <w:multiLevelType w:val="multilevel"/>
     <w:tmpl w:val="08090023"/>
@@ -5406,150 +4164,7 @@
       </w:pPr>
     </w:lvl>
   </w:abstractNum>
-  <w:abstractNum w:abstractNumId="34" w15:restartNumberingAfterBreak="0">
-    <w:nsid w:val="6FBF328F"/>
-    <w:multiLevelType w:val="hybridMultilevel"/>
-    <w:tmpl w:val="49965760"/>
-    <w:lvl w:ilvl="0" w:tplc="E944627A">
-      <w:start w:val="1"/>
-      <w:numFmt w:val="bullet"/>
-      <w:lvlText w:val=""/>
-      <w:lvlJc w:val="left"/>
-      <w:pPr>
-        <w:tabs>
-          <w:tab w:val="num" w:pos="0"/>
-        </w:tabs>
-        <w:ind w:left="0" w:hanging="170"/>
-      </w:pPr>
-      <w:rPr>
-        <w:rFonts w:ascii="Wingdings" w:hAnsi="Wingdings" w:hint="default"/>
-        <w:color w:val="003481"/>
-        <w:position w:val="0"/>
-        <w:sz w:val="17"/>
-      </w:rPr>
-    </w:lvl>
-    <w:lvl w:ilvl="1" w:tplc="08090003" w:tentative="1">
-      <w:start w:val="1"/>
-      <w:numFmt w:val="bullet"/>
-      <w:lvlText w:val="o"/>
-      <w:lvlJc w:val="left"/>
-      <w:pPr>
-        <w:tabs>
-          <w:tab w:val="num" w:pos="1553"/>
-        </w:tabs>
-        <w:ind w:left="1553" w:hanging="360"/>
-      </w:pPr>
-      <w:rPr>
-        <w:rFonts w:ascii="Courier New" w:hAnsi="Courier New" w:cs="Courier New" w:hint="default"/>
-      </w:rPr>
-    </w:lvl>
-    <w:lvl w:ilvl="2" w:tplc="08090005" w:tentative="1">
-      <w:start w:val="1"/>
-      <w:numFmt w:val="bullet"/>
-      <w:lvlText w:val=""/>
-      <w:lvlJc w:val="left"/>
-      <w:pPr>
-        <w:tabs>
-          <w:tab w:val="num" w:pos="2273"/>
-        </w:tabs>
-        <w:ind w:left="2273" w:hanging="360"/>
-      </w:pPr>
-      <w:rPr>
-        <w:rFonts w:ascii="Wingdings" w:hAnsi="Wingdings" w:hint="default"/>
-      </w:rPr>
-    </w:lvl>
-    <w:lvl w:ilvl="3" w:tplc="08090001" w:tentative="1">
-      <w:start w:val="1"/>
-      <w:numFmt w:val="bullet"/>
-      <w:lvlText w:val=""/>
-      <w:lvlJc w:val="left"/>
-      <w:pPr>
-        <w:tabs>
-          <w:tab w:val="num" w:pos="2993"/>
-        </w:tabs>
-        <w:ind w:left="2993" w:hanging="360"/>
-      </w:pPr>
-      <w:rPr>
-        <w:rFonts w:ascii="Symbol" w:hAnsi="Symbol" w:hint="default"/>
-      </w:rPr>
-    </w:lvl>
-    <w:lvl w:ilvl="4" w:tplc="08090003" w:tentative="1">
-      <w:start w:val="1"/>
-      <w:numFmt w:val="bullet"/>
-      <w:lvlText w:val="o"/>
-      <w:lvlJc w:val="left"/>
-      <w:pPr>
-        <w:tabs>
-          <w:tab w:val="num" w:pos="3713"/>
-        </w:tabs>
-        <w:ind w:left="3713" w:hanging="360"/>
-      </w:pPr>
-      <w:rPr>
-        <w:rFonts w:ascii="Courier New" w:hAnsi="Courier New" w:cs="Courier New" w:hint="default"/>
-      </w:rPr>
-    </w:lvl>
-    <w:lvl w:ilvl="5" w:tplc="08090005" w:tentative="1">
-      <w:start w:val="1"/>
-      <w:numFmt w:val="bullet"/>
-      <w:lvlText w:val=""/>
-      <w:lvlJc w:val="left"/>
-      <w:pPr>
-        <w:tabs>
-          <w:tab w:val="num" w:pos="4433"/>
-        </w:tabs>
-        <w:ind w:left="4433" w:hanging="360"/>
-      </w:pPr>
-      <w:rPr>
-        <w:rFonts w:ascii="Wingdings" w:hAnsi="Wingdings" w:hint="default"/>
-      </w:rPr>
-    </w:lvl>
-    <w:lvl w:ilvl="6" w:tplc="08090001" w:tentative="1">
-      <w:start w:val="1"/>
-      <w:numFmt w:val="bullet"/>
-      <w:lvlText w:val=""/>
-      <w:lvlJc w:val="left"/>
-      <w:pPr>
-        <w:tabs>
-          <w:tab w:val="num" w:pos="5153"/>
-        </w:tabs>
-        <w:ind w:left="5153" w:hanging="360"/>
-      </w:pPr>
-      <w:rPr>
-        <w:rFonts w:ascii="Symbol" w:hAnsi="Symbol" w:hint="default"/>
-      </w:rPr>
-    </w:lvl>
-    <w:lvl w:ilvl="7" w:tplc="08090003" w:tentative="1">
-      <w:start w:val="1"/>
-      <w:numFmt w:val="bullet"/>
-      <w:lvlText w:val="o"/>
-      <w:lvlJc w:val="left"/>
-      <w:pPr>
-        <w:tabs>
-          <w:tab w:val="num" w:pos="5873"/>
-        </w:tabs>
-        <w:ind w:left="5873" w:hanging="360"/>
-      </w:pPr>
-      <w:rPr>
-        <w:rFonts w:ascii="Courier New" w:hAnsi="Courier New" w:cs="Courier New" w:hint="default"/>
-      </w:rPr>
-    </w:lvl>
-    <w:lvl w:ilvl="8" w:tplc="08090005" w:tentative="1">
-      <w:start w:val="1"/>
-      <w:numFmt w:val="bullet"/>
-      <w:lvlText w:val=""/>
-      <w:lvlJc w:val="left"/>
-      <w:pPr>
-        <w:tabs>
-          <w:tab w:val="num" w:pos="6593"/>
-        </w:tabs>
-        <w:ind w:left="6593" w:hanging="360"/>
-      </w:pPr>
-      <w:rPr>
-        <w:rFonts w:ascii="Wingdings" w:hAnsi="Wingdings" w:hint="default"/>
-      </w:rPr>
-    </w:lvl>
-  </w:abstractNum>
-  <w:abstractNum w:abstractNumId="35" w15:restartNumberingAfterBreak="0">
+  <w:abstractNum w:abstractNumId="22" w15:restartNumberingAfterBreak="0">
     <w:nsid w:val="74B17716"/>
     <w:multiLevelType w:val="multilevel"/>
     <w:tmpl w:val="0809001D"/>
@@ -5636,7 +4251,7 @@
       </w:pPr>
     </w:lvl>
   </w:abstractNum>
-  <w:abstractNum w:abstractNumId="36" w15:restartNumberingAfterBreak="0">
+  <w:abstractNum w:abstractNumId="23" w15:restartNumberingAfterBreak="0">
     <w:nsid w:val="76850F02"/>
     <w:multiLevelType w:val="multilevel"/>
     <w:tmpl w:val="0809001F"/>
@@ -5723,332 +4338,65 @@
       </w:pPr>
     </w:lvl>
   </w:abstractNum>
-  <w:abstractNum w:abstractNumId="37" w15:restartNumberingAfterBreak="0">
-    <w:nsid w:val="7821525D"/>
-    <w:multiLevelType w:val="hybridMultilevel"/>
-    <w:tmpl w:val="19A2CB24"/>
-    <w:lvl w:ilvl="0" w:tplc="0809000F">
-      <w:start w:val="1"/>
-      <w:numFmt w:val="decimal"/>
-      <w:lvlText w:val="%1."/>
-      <w:lvlJc w:val="left"/>
-      <w:pPr>
-        <w:ind w:left="720" w:hanging="360"/>
-      </w:pPr>
-    </w:lvl>
-    <w:lvl w:ilvl="1" w:tplc="08090019" w:tentative="1">
-      <w:start w:val="1"/>
-      <w:numFmt w:val="lowerLetter"/>
-      <w:lvlText w:val="%2."/>
-      <w:lvlJc w:val="left"/>
-      <w:pPr>
-        <w:ind w:left="1440" w:hanging="360"/>
-      </w:pPr>
-    </w:lvl>
-    <w:lvl w:ilvl="2" w:tplc="0809001B" w:tentative="1">
-      <w:start w:val="1"/>
-      <w:numFmt w:val="lowerRoman"/>
-      <w:lvlText w:val="%3."/>
-      <w:lvlJc w:val="right"/>
-      <w:pPr>
-        <w:ind w:left="2160" w:hanging="180"/>
-      </w:pPr>
-    </w:lvl>
-    <w:lvl w:ilvl="3" w:tplc="0809000F" w:tentative="1">
-      <w:start w:val="1"/>
-      <w:numFmt w:val="decimal"/>
-      <w:lvlText w:val="%4."/>
-      <w:lvlJc w:val="left"/>
-      <w:pPr>
-        <w:ind w:left="2880" w:hanging="360"/>
-      </w:pPr>
-    </w:lvl>
-    <w:lvl w:ilvl="4" w:tplc="08090019" w:tentative="1">
-      <w:start w:val="1"/>
-      <w:numFmt w:val="lowerLetter"/>
-      <w:lvlText w:val="%5."/>
-      <w:lvlJc w:val="left"/>
-      <w:pPr>
-        <w:ind w:left="3600" w:hanging="360"/>
-      </w:pPr>
-    </w:lvl>
-    <w:lvl w:ilvl="5" w:tplc="0809001B" w:tentative="1">
-      <w:start w:val="1"/>
-      <w:numFmt w:val="lowerRoman"/>
-      <w:lvlText w:val="%6."/>
-      <w:lvlJc w:val="right"/>
-      <w:pPr>
-        <w:ind w:left="4320" w:hanging="180"/>
-      </w:pPr>
-    </w:lvl>
-    <w:lvl w:ilvl="6" w:tplc="0809000F" w:tentative="1">
-      <w:start w:val="1"/>
-      <w:numFmt w:val="decimal"/>
-      <w:lvlText w:val="%7."/>
-      <w:lvlJc w:val="left"/>
-      <w:pPr>
-        <w:ind w:left="5040" w:hanging="360"/>
-      </w:pPr>
-    </w:lvl>
-    <w:lvl w:ilvl="7" w:tplc="08090019" w:tentative="1">
-      <w:start w:val="1"/>
-      <w:numFmt w:val="lowerLetter"/>
-      <w:lvlText w:val="%8."/>
-      <w:lvlJc w:val="left"/>
-      <w:pPr>
-        <w:ind w:left="5760" w:hanging="360"/>
-      </w:pPr>
-    </w:lvl>
-    <w:lvl w:ilvl="8" w:tplc="0809001B" w:tentative="1">
-      <w:start w:val="1"/>
-      <w:numFmt w:val="lowerRoman"/>
-      <w:lvlText w:val="%9."/>
-      <w:lvlJc w:val="right"/>
-      <w:pPr>
-        <w:ind w:left="6480" w:hanging="180"/>
-      </w:pPr>
-    </w:lvl>
-  </w:abstractNum>
-  <w:num w:numId="1" w16cid:durableId="554118966">
+  <w:num w:numId="1" w16cid:durableId="783580571">
+    <w:abstractNumId w:val="15"/>
+  </w:num>
+  <w:num w:numId="2" w16cid:durableId="586765582">
+    <w:abstractNumId w:val="11"/>
+  </w:num>
+  <w:num w:numId="3" w16cid:durableId="2036760266">
     <w:abstractNumId w:val="10"/>
   </w:num>
-  <w:num w:numId="2" w16cid:durableId="439685647">
-    <w:abstractNumId w:val="31"/>
+  <w:num w:numId="4" w16cid:durableId="728848230">
+    <w:abstractNumId w:val="23"/>
   </w:num>
-  <w:num w:numId="3" w16cid:durableId="783580571">
+  <w:num w:numId="5" w16cid:durableId="860044444">
+    <w:abstractNumId w:val="22"/>
+  </w:num>
+  <w:num w:numId="6" w16cid:durableId="727806715">
     <w:abstractNumId w:val="21"/>
   </w:num>
-  <w:num w:numId="4" w16cid:durableId="586765582">
-    <w:abstractNumId w:val="11"/>
-  </w:num>
-  <w:num w:numId="5" w16cid:durableId="2036760266">
-    <w:abstractNumId w:val="10"/>
-  </w:num>
-  <w:num w:numId="6" w16cid:durableId="767895006">
-    <w:abstractNumId w:val="31"/>
-  </w:num>
-  <w:num w:numId="7" w16cid:durableId="676611907">
-    <w:abstractNumId w:val="21"/>
-    <w:lvlOverride w:ilvl="0">
-      <w:lvl w:ilvl="0">
-        <w:start w:val="1"/>
-        <w:numFmt w:val="decimal"/>
-        <w:lvlText w:val="%1.0"/>
-        <w:lvlJc w:val="left"/>
-        <w:pPr>
-          <w:ind w:left="360" w:hanging="360"/>
-        </w:pPr>
-        <w:rPr>
-          <w:rFonts w:ascii="Arial" w:hAnsi="Arial" w:hint="default"/>
-          <w:b w:val="0"/>
-          <w:i w:val="0"/>
-          <w:caps w:val="0"/>
-          <w:strike w:val="0"/>
-          <w:dstrike w:val="0"/>
-          <w:vanish w:val="0"/>
-          <w:color w:val="2E3456" w:themeColor="text2"/>
-          <w:sz w:val="38"/>
-          <w:u w:val="none" w:color="2E3456" w:themeColor="text2"/>
-          <w:vertAlign w:val="baseline"/>
-        </w:rPr>
-      </w:lvl>
-    </w:lvlOverride>
-    <w:lvlOverride w:ilvl="1">
-      <w:lvl w:ilvl="1">
-        <w:start w:val="1"/>
-        <w:numFmt w:val="lowerLetter"/>
-        <w:lvlText w:val="%2."/>
-        <w:lvlJc w:val="left"/>
-        <w:pPr>
-          <w:ind w:left="1080" w:hanging="360"/>
-        </w:pPr>
-      </w:lvl>
-    </w:lvlOverride>
-    <w:lvlOverride w:ilvl="2">
-      <w:lvl w:ilvl="2">
-        <w:start w:val="1"/>
-        <w:numFmt w:val="lowerRoman"/>
-        <w:lvlText w:val="%3."/>
-        <w:lvlJc w:val="right"/>
-        <w:pPr>
-          <w:ind w:left="1800" w:hanging="180"/>
-        </w:pPr>
-      </w:lvl>
-    </w:lvlOverride>
-    <w:lvlOverride w:ilvl="3">
-      <w:lvl w:ilvl="3" w:tentative="1">
-        <w:start w:val="1"/>
-        <w:numFmt w:val="decimal"/>
-        <w:lvlText w:val="%4."/>
-        <w:lvlJc w:val="left"/>
-        <w:pPr>
-          <w:ind w:left="2520" w:hanging="360"/>
-        </w:pPr>
-      </w:lvl>
-    </w:lvlOverride>
-    <w:lvlOverride w:ilvl="4">
-      <w:lvl w:ilvl="4" w:tentative="1">
-        <w:start w:val="1"/>
-        <w:numFmt w:val="lowerLetter"/>
-        <w:lvlText w:val="%5."/>
-        <w:lvlJc w:val="left"/>
-        <w:pPr>
-          <w:ind w:left="3240" w:hanging="360"/>
-        </w:pPr>
-      </w:lvl>
-    </w:lvlOverride>
-    <w:lvlOverride w:ilvl="5">
-      <w:lvl w:ilvl="5" w:tentative="1">
-        <w:start w:val="1"/>
-        <w:numFmt w:val="lowerRoman"/>
-        <w:lvlText w:val="%6."/>
-        <w:lvlJc w:val="right"/>
-        <w:pPr>
-          <w:ind w:left="3960" w:hanging="180"/>
-        </w:pPr>
-      </w:lvl>
-    </w:lvlOverride>
-    <w:lvlOverride w:ilvl="6">
-      <w:lvl w:ilvl="6" w:tentative="1">
-        <w:start w:val="1"/>
-        <w:numFmt w:val="decimal"/>
-        <w:lvlText w:val="%7."/>
-        <w:lvlJc w:val="left"/>
-        <w:pPr>
-          <w:ind w:left="4680" w:hanging="360"/>
-        </w:pPr>
-      </w:lvl>
-    </w:lvlOverride>
-    <w:lvlOverride w:ilvl="7">
-      <w:lvl w:ilvl="7" w:tentative="1">
-        <w:start w:val="1"/>
-        <w:numFmt w:val="lowerLetter"/>
-        <w:lvlText w:val="%8."/>
-        <w:lvlJc w:val="left"/>
-        <w:pPr>
-          <w:ind w:left="5400" w:hanging="360"/>
-        </w:pPr>
-      </w:lvl>
-    </w:lvlOverride>
-    <w:lvlOverride w:ilvl="8">
-      <w:lvl w:ilvl="8" w:tentative="1">
-        <w:start w:val="1"/>
-        <w:numFmt w:val="lowerRoman"/>
-        <w:lvlText w:val="%9."/>
-        <w:lvlJc w:val="right"/>
-        <w:pPr>
-          <w:ind w:left="6120" w:hanging="180"/>
-        </w:pPr>
-      </w:lvl>
-    </w:lvlOverride>
-  </w:num>
-  <w:num w:numId="8" w16cid:durableId="925728682">
-    <w:abstractNumId w:val="11"/>
-  </w:num>
-  <w:num w:numId="9" w16cid:durableId="728848230">
-    <w:abstractNumId w:val="36"/>
-  </w:num>
-  <w:num w:numId="10" w16cid:durableId="860044444">
-    <w:abstractNumId w:val="35"/>
-  </w:num>
-  <w:num w:numId="11" w16cid:durableId="727806715">
-    <w:abstractNumId w:val="33"/>
-  </w:num>
-  <w:num w:numId="12" w16cid:durableId="307784766">
+  <w:num w:numId="7" w16cid:durableId="307784766">
     <w:abstractNumId w:val="9"/>
   </w:num>
-  <w:num w:numId="13" w16cid:durableId="1249999055">
+  <w:num w:numId="8" w16cid:durableId="1249999055">
     <w:abstractNumId w:val="7"/>
   </w:num>
-  <w:num w:numId="14" w16cid:durableId="20866405">
+  <w:num w:numId="9" w16cid:durableId="20866405">
     <w:abstractNumId w:val="6"/>
   </w:num>
-  <w:num w:numId="15" w16cid:durableId="49504112">
+  <w:num w:numId="10" w16cid:durableId="49504112">
     <w:abstractNumId w:val="5"/>
   </w:num>
-  <w:num w:numId="16" w16cid:durableId="1460877769">
+  <w:num w:numId="11" w16cid:durableId="1460877769">
     <w:abstractNumId w:val="4"/>
   </w:num>
-  <w:num w:numId="17" w16cid:durableId="2032955050">
+  <w:num w:numId="12" w16cid:durableId="2032955050">
     <w:abstractNumId w:val="8"/>
   </w:num>
-  <w:num w:numId="18" w16cid:durableId="1337879634">
+  <w:num w:numId="13" w16cid:durableId="1337879634">
     <w:abstractNumId w:val="3"/>
   </w:num>
-  <w:num w:numId="19" w16cid:durableId="435291385">
+  <w:num w:numId="14" w16cid:durableId="435291385">
     <w:abstractNumId w:val="2"/>
   </w:num>
-  <w:num w:numId="20" w16cid:durableId="150755040">
+  <w:num w:numId="15" w16cid:durableId="150755040">
     <w:abstractNumId w:val="1"/>
   </w:num>
-  <w:num w:numId="21" w16cid:durableId="1896114015">
+  <w:num w:numId="16" w16cid:durableId="1896114015">
     <w:abstractNumId w:val="0"/>
   </w:num>
-  <w:num w:numId="22" w16cid:durableId="1555580892">
-    <w:abstractNumId w:val="34"/>
+  <w:num w:numId="17" w16cid:durableId="828836627">
+    <w:abstractNumId w:val="18"/>
   </w:num>
-  <w:num w:numId="23" w16cid:durableId="1101683973">
-    <w:abstractNumId w:val="37"/>
+  <w:num w:numId="18" w16cid:durableId="462312093">
+    <w:abstractNumId w:val="16"/>
   </w:num>
-  <w:num w:numId="24" w16cid:durableId="828836627">
-    <w:abstractNumId w:val="25"/>
-  </w:num>
-  <w:num w:numId="25" w16cid:durableId="462312093">
-    <w:abstractNumId w:val="22"/>
-  </w:num>
-  <w:num w:numId="26" w16cid:durableId="64571811">
-    <w:abstractNumId w:val="15"/>
-  </w:num>
-  <w:num w:numId="27" w16cid:durableId="139732796">
-    <w:abstractNumId w:val="15"/>
-  </w:num>
-  <w:num w:numId="28" w16cid:durableId="115295737">
-    <w:abstractNumId w:val="26"/>
-  </w:num>
-  <w:num w:numId="29" w16cid:durableId="1025256452">
-    <w:abstractNumId w:val="26"/>
-    <w:lvlOverride w:ilvl="0">
-      <w:startOverride w:val="1"/>
-    </w:lvlOverride>
-  </w:num>
-  <w:num w:numId="30" w16cid:durableId="1488935695">
-    <w:abstractNumId w:val="21"/>
-  </w:num>
-  <w:num w:numId="31" w16cid:durableId="586236520">
-    <w:abstractNumId w:val="21"/>
-    <w:lvlOverride w:ilvl="0">
-      <w:lvl w:ilvl="0">
-        <w:start w:val="1"/>
-        <w:numFmt w:val="decimal"/>
-        <w:lvlText w:val="%1.0"/>
-        <w:lvlJc w:val="left"/>
-        <w:pPr>
-          <w:ind w:left="360" w:hanging="360"/>
-        </w:pPr>
-        <w:rPr>
-          <w:rFonts w:ascii="Arial" w:hAnsi="Arial" w:hint="default"/>
-          <w:b w:val="0"/>
-          <w:i w:val="0"/>
-          <w:caps w:val="0"/>
-          <w:strike w:val="0"/>
-          <w:dstrike w:val="0"/>
-          <w:vanish w:val="0"/>
-          <w:color w:val="2E3456" w:themeColor="text2"/>
-          <w:sz w:val="36"/>
-          <w:u w:val="none" w:color="2E3456" w:themeColor="text2"/>
-          <w:vertAlign w:val="baseline"/>
-        </w:rPr>
-      </w:lvl>
-    </w:lvlOverride>
-  </w:num>
-  <w:num w:numId="32" w16cid:durableId="659042312">
+  <w:num w:numId="19" w16cid:durableId="115295737">
     <w:abstractNumId w:val="19"/>
   </w:num>
-  <w:num w:numId="33" w16cid:durableId="1714034869">
-    <w:abstractNumId w:val="27"/>
-  </w:num>
-  <w:num w:numId="34" w16cid:durableId="845680412">
-    <w:abstractNumId w:val="24"/>
+  <w:num w:numId="20" w16cid:durableId="845680412">
+    <w:abstractNumId w:val="17"/>
     <w:lvlOverride w:ilvl="0">
       <w:lvl w:ilvl="0">
         <w:start w:val="1"/>
@@ -6203,255 +4551,27 @@
       </w:lvl>
     </w:lvlOverride>
   </w:num>
-  <w:num w:numId="35" w16cid:durableId="1126001555">
-    <w:abstractNumId w:val="24"/>
-    <w:lvlOverride w:ilvl="0">
-      <w:startOverride w:val="1"/>
-    </w:lvlOverride>
-    <w:lvlOverride w:ilvl="1">
-      <w:startOverride w:val="1"/>
-    </w:lvlOverride>
-    <w:lvlOverride w:ilvl="2">
-      <w:startOverride w:val="1"/>
-    </w:lvlOverride>
-    <w:lvlOverride w:ilvl="3">
-      <w:startOverride w:val="1"/>
-    </w:lvlOverride>
-    <w:lvlOverride w:ilvl="4">
-      <w:startOverride w:val="1"/>
-    </w:lvlOverride>
-    <w:lvlOverride w:ilvl="5">
-      <w:startOverride w:val="1"/>
-    </w:lvlOverride>
-    <w:lvlOverride w:ilvl="6">
-      <w:startOverride w:val="1"/>
-    </w:lvlOverride>
-    <w:lvlOverride w:ilvl="7">
-      <w:startOverride w:val="1"/>
-    </w:lvlOverride>
-    <w:lvlOverride w:ilvl="8">
-      <w:startOverride w:val="1"/>
-    </w:lvlOverride>
+  <w:num w:numId="21" w16cid:durableId="187914613">
+    <w:abstractNumId w:val="17"/>
   </w:num>
-  <w:num w:numId="36" w16cid:durableId="773595846">
-    <w:abstractNumId w:val="32"/>
+  <w:num w:numId="22" w16cid:durableId="2007323289">
+    <w:abstractNumId w:val="13"/>
   </w:num>
-  <w:num w:numId="37" w16cid:durableId="391654680">
-    <w:abstractNumId w:val="25"/>
-    <w:lvlOverride w:ilvl="0">
-      <w:startOverride w:val="1"/>
-    </w:lvlOverride>
+  <w:num w:numId="23" w16cid:durableId="1589537892">
+    <w:abstractNumId w:val="12"/>
   </w:num>
-  <w:num w:numId="38" w16cid:durableId="1209537886">
-    <w:abstractNumId w:val="29"/>
+  <w:num w:numId="24" w16cid:durableId="356082459">
+    <w:abstractNumId w:val="20"/>
   </w:num>
-  <w:num w:numId="39" w16cid:durableId="1414937889">
-    <w:abstractNumId w:val="30"/>
-  </w:num>
-  <w:num w:numId="40" w16cid:durableId="581988431">
-    <w:abstractNumId w:val="16"/>
-  </w:num>
-  <w:num w:numId="41" w16cid:durableId="187914613">
-    <w:abstractNumId w:val="24"/>
-  </w:num>
-  <w:num w:numId="42" w16cid:durableId="1551262757">
-    <w:abstractNumId w:val="25"/>
-    <w:lvlOverride w:ilvl="0">
-      <w:startOverride w:val="1"/>
-    </w:lvlOverride>
-  </w:num>
-  <w:num w:numId="43" w16cid:durableId="1686638646">
-    <w:abstractNumId w:val="25"/>
-    <w:lvlOverride w:ilvl="0">
-      <w:startOverride w:val="1"/>
-    </w:lvlOverride>
-  </w:num>
-  <w:num w:numId="44" w16cid:durableId="2007323289">
+  <w:num w:numId="25" w16cid:durableId="480194830">
     <w:abstractNumId w:val="14"/>
   </w:num>
-  <w:num w:numId="45" w16cid:durableId="1589537892">
-    <w:abstractNumId w:val="12"/>
-  </w:num>
-  <w:num w:numId="46" w16cid:durableId="390154006">
-    <w:abstractNumId w:val="17"/>
-  </w:num>
-  <w:num w:numId="47" w16cid:durableId="345406624">
-    <w:abstractNumId w:val="20"/>
-  </w:num>
-  <w:num w:numId="48" w16cid:durableId="1158034980">
-    <w:abstractNumId w:val="24"/>
-    <w:lvlOverride w:ilvl="0">
-      <w:lvl w:ilvl="0">
-        <w:start w:val="1"/>
-        <w:numFmt w:val="decimal"/>
-        <w:pStyle w:val="SAGEHeading1"/>
-        <w:lvlText w:val="%1."/>
-        <w:lvlJc w:val="left"/>
-        <w:pPr>
-          <w:ind w:left="360" w:hanging="360"/>
-        </w:pPr>
-        <w:rPr>
-          <w:rFonts w:hint="default"/>
-        </w:rPr>
-      </w:lvl>
-    </w:lvlOverride>
-    <w:lvlOverride w:ilvl="1">
-      <w:lvl w:ilvl="1">
-        <w:start w:val="1"/>
-        <w:numFmt w:val="decimal"/>
-        <w:pStyle w:val="SAGEHeading2"/>
-        <w:lvlText w:val="%1.%2"/>
-        <w:lvlJc w:val="left"/>
-        <w:pPr>
-          <w:tabs>
-            <w:tab w:val="num" w:pos="737"/>
-          </w:tabs>
-          <w:ind w:left="737" w:hanging="737"/>
-        </w:pPr>
-        <w:rPr>
-          <w:rFonts w:hint="default"/>
-        </w:rPr>
-      </w:lvl>
-    </w:lvlOverride>
-    <w:lvlOverride w:ilvl="2">
-      <w:lvl w:ilvl="2">
-        <w:start w:val="1"/>
-        <w:numFmt w:val="decimal"/>
-        <w:pStyle w:val="SAGEHeading3"/>
-        <w:lvlText w:val="%1.%2.%3"/>
-        <w:lvlJc w:val="left"/>
-        <w:pPr>
-          <w:tabs>
-            <w:tab w:val="num" w:pos="737"/>
-          </w:tabs>
-          <w:ind w:left="737" w:hanging="737"/>
-        </w:pPr>
-        <w:rPr>
-          <w:rFonts w:hint="default"/>
-        </w:rPr>
-      </w:lvl>
-    </w:lvlOverride>
-    <w:lvlOverride w:ilvl="3">
-      <w:lvl w:ilvl="3">
-        <w:start w:val="1"/>
-        <w:numFmt w:val="decimal"/>
-        <w:lvlText w:val="%4"/>
-        <w:lvlJc w:val="left"/>
-        <w:pPr>
-          <w:tabs>
-            <w:tab w:val="num" w:pos="737"/>
-          </w:tabs>
-          <w:ind w:left="737" w:hanging="737"/>
-        </w:pPr>
-        <w:rPr>
-          <w:rFonts w:hint="default"/>
-        </w:rPr>
-      </w:lvl>
-    </w:lvlOverride>
-    <w:lvlOverride w:ilvl="4">
-      <w:lvl w:ilvl="4">
-        <w:start w:val="1"/>
-        <w:numFmt w:val="decimal"/>
-        <w:lvlText w:val="%5"/>
-        <w:lvlJc w:val="left"/>
-        <w:pPr>
-          <w:tabs>
-            <w:tab w:val="num" w:pos="737"/>
-          </w:tabs>
-          <w:ind w:left="737" w:hanging="737"/>
-        </w:pPr>
-        <w:rPr>
-          <w:rFonts w:hint="default"/>
-        </w:rPr>
-      </w:lvl>
-    </w:lvlOverride>
-    <w:lvlOverride w:ilvl="5">
-      <w:lvl w:ilvl="5">
-        <w:start w:val="1"/>
-        <w:numFmt w:val="decimal"/>
-        <w:lvlText w:val="%6"/>
-        <w:lvlJc w:val="left"/>
-        <w:pPr>
-          <w:tabs>
-            <w:tab w:val="num" w:pos="737"/>
-          </w:tabs>
-          <w:ind w:left="737" w:hanging="737"/>
-        </w:pPr>
-        <w:rPr>
-          <w:rFonts w:hint="default"/>
-        </w:rPr>
-      </w:lvl>
-    </w:lvlOverride>
-    <w:lvlOverride w:ilvl="6">
-      <w:lvl w:ilvl="6">
-        <w:start w:val="1"/>
-        <w:numFmt w:val="decimal"/>
-        <w:lvlText w:val="%7"/>
-        <w:lvlJc w:val="left"/>
-        <w:pPr>
-          <w:tabs>
-            <w:tab w:val="num" w:pos="737"/>
-          </w:tabs>
-          <w:ind w:left="737" w:hanging="737"/>
-        </w:pPr>
-        <w:rPr>
-          <w:rFonts w:hint="default"/>
-        </w:rPr>
-      </w:lvl>
-    </w:lvlOverride>
-    <w:lvlOverride w:ilvl="7">
-      <w:lvl w:ilvl="7">
-        <w:start w:val="1"/>
-        <w:numFmt w:val="decimal"/>
-        <w:lvlText w:val="%8"/>
-        <w:lvlJc w:val="left"/>
-        <w:pPr>
-          <w:tabs>
-            <w:tab w:val="num" w:pos="737"/>
-          </w:tabs>
-          <w:ind w:left="737" w:hanging="737"/>
-        </w:pPr>
-        <w:rPr>
-          <w:rFonts w:hint="default"/>
-        </w:rPr>
-      </w:lvl>
-    </w:lvlOverride>
-    <w:lvlOverride w:ilvl="8">
-      <w:lvl w:ilvl="8">
-        <w:start w:val="1"/>
-        <w:numFmt w:val="decimal"/>
-        <w:lvlText w:val="%9"/>
-        <w:lvlJc w:val="left"/>
-        <w:pPr>
-          <w:tabs>
-            <w:tab w:val="num" w:pos="737"/>
-          </w:tabs>
-          <w:ind w:left="737" w:hanging="737"/>
-        </w:pPr>
-        <w:rPr>
-          <w:rFonts w:hint="default"/>
-        </w:rPr>
-      </w:lvl>
-    </w:lvlOverride>
-  </w:num>
-  <w:num w:numId="49" w16cid:durableId="1753114362">
-    <w:abstractNumId w:val="23"/>
-  </w:num>
-  <w:num w:numId="50" w16cid:durableId="1478457598">
-    <w:abstractNumId w:val="13"/>
-  </w:num>
-  <w:num w:numId="51" w16cid:durableId="356082459">
-    <w:abstractNumId w:val="28"/>
-  </w:num>
-  <w:num w:numId="52" w16cid:durableId="480194830">
-    <w:abstractNumId w:val="18"/>
-  </w:num>
-  <w:numIdMacAtCleanup w:val="22"/>
+  <w:numIdMacAtCleanup w:val="25"/>
 </w:numbering>
 </file>
 
 <file path=word/styles.xml><?xml version="1.0" encoding="utf-8"?>
-<w:styles xmlns:mc="http://schemas.openxmlformats.org/markup-compatibility/2006" xmlns:r="http://schemas.openxmlformats.org/officeDocument/2006/relationships" xmlns:w="http://schemas.openxmlformats.org/wordprocessingml/2006/main" xmlns:w14="http://schemas.microsoft.com/office/word/2010/wordml" xmlns:w15="http://schemas.microsoft.com/office/word/2012/wordml" xmlns:w16cex="http://schemas.microsoft.com/office/word/2018/wordml/cex" xmlns:w16cid="http://schemas.microsoft.com/office/word/2016/wordml/cid" xmlns:w16="http://schemas.microsoft.com/office/word/2018/wordml" xmlns:w16sdtdh="http://schemas.microsoft.com/office/word/2020/wordml/sdtdatahash" xmlns:w16se="http://schemas.microsoft.com/office/word/2015/wordml/symex" mc:Ignorable="w14 w15 w16se w16cid w16 w16cex w16sdtdh">
+<w:styles xmlns:mc="http://schemas.openxmlformats.org/markup-compatibility/2006" xmlns:r="http://schemas.openxmlformats.org/officeDocument/2006/relationships" xmlns:w="http://schemas.openxmlformats.org/wordprocessingml/2006/main" xmlns:w14="http://schemas.microsoft.com/office/word/2010/wordml" xmlns:w15="http://schemas.microsoft.com/office/word/2012/wordml" xmlns:w16cex="http://schemas.microsoft.com/office/word/2018/wordml/cex" xmlns:w16cid="http://schemas.microsoft.com/office/word/2016/wordml/cid" xmlns:w16="http://schemas.microsoft.com/office/word/2018/wordml" xmlns:w16du="http://schemas.microsoft.com/office/word/2023/wordml/word16du" xmlns:w16sdtdh="http://schemas.microsoft.com/office/word/2020/wordml/sdtdatahash" xmlns:w16sdtfl="http://schemas.microsoft.com/office/word/2024/wordml/sdtformatlock" xmlns:w16se="http://schemas.microsoft.com/office/word/2015/wordml/symex" mc:Ignorable="w14 w15 w16se w16cid w16 w16cex w16sdtdh w16sdtfl w16du">
   <w:docDefaults>
     <w:rPrDefault>
       <w:rPr>
@@ -7189,7 +5309,7 @@
     <w:rsid w:val="00301D86"/>
     <w:pPr>
       <w:numPr>
-        <w:numId w:val="5"/>
+        <w:numId w:val="3"/>
       </w:numPr>
     </w:pPr>
     <w:rPr>
@@ -7216,7 +5336,7 @@
       <w:pageBreakBefore/>
       <w:framePr w:w="9123" w:wrap="around"/>
       <w:numPr>
-        <w:numId w:val="34"/>
+        <w:numId w:val="20"/>
       </w:numPr>
       <w:outlineLvl w:val="0"/>
     </w:pPr>
@@ -7235,7 +5355,7 @@
     <w:pPr>
       <w:numPr>
         <w:ilvl w:val="1"/>
-        <w:numId w:val="34"/>
+        <w:numId w:val="20"/>
       </w:numPr>
       <w:spacing w:before="360" w:after="120"/>
       <w:ind w:left="734" w:hanging="734"/>
@@ -7257,7 +5377,7 @@
     <w:pPr>
       <w:numPr>
         <w:ilvl w:val="2"/>
-        <w:numId w:val="34"/>
+        <w:numId w:val="20"/>
       </w:numPr>
       <w:spacing w:before="240" w:after="120"/>
       <w:ind w:left="0" w:firstLine="0"/>
@@ -7289,7 +5409,7 @@
     <w:rsid w:val="00CF53D7"/>
     <w:pPr>
       <w:numPr>
-        <w:numId w:val="3"/>
+        <w:numId w:val="1"/>
       </w:numPr>
     </w:pPr>
   </w:style>
@@ -7655,7 +5775,7 @@
     <w:rsid w:val="00CF53D7"/>
     <w:pPr>
       <w:numPr>
-        <w:numId w:val="9"/>
+        <w:numId w:val="4"/>
       </w:numPr>
     </w:pPr>
   </w:style>
@@ -7668,7 +5788,7 @@
     <w:rsid w:val="00CF53D7"/>
     <w:pPr>
       <w:numPr>
-        <w:numId w:val="10"/>
+        <w:numId w:val="5"/>
       </w:numPr>
     </w:pPr>
   </w:style>
@@ -7786,7 +5906,7 @@
     <w:rsid w:val="00CF53D7"/>
     <w:pPr>
       <w:numPr>
-        <w:numId w:val="11"/>
+        <w:numId w:val="6"/>
       </w:numPr>
     </w:pPr>
   </w:style>
@@ -13462,7 +11582,7 @@
     <w:rsid w:val="00CF53D7"/>
     <w:pPr>
       <w:numPr>
-        <w:numId w:val="12"/>
+        <w:numId w:val="7"/>
       </w:numPr>
       <w:contextualSpacing/>
     </w:pPr>
@@ -13475,7 +11595,7 @@
     <w:rsid w:val="00CF53D7"/>
     <w:pPr>
       <w:numPr>
-        <w:numId w:val="13"/>
+        <w:numId w:val="8"/>
       </w:numPr>
       <w:contextualSpacing/>
     </w:pPr>
@@ -13488,7 +11608,7 @@
     <w:rsid w:val="00CF53D7"/>
     <w:pPr>
       <w:numPr>
-        <w:numId w:val="14"/>
+        <w:numId w:val="9"/>
       </w:numPr>
       <w:contextualSpacing/>
     </w:pPr>
@@ -13501,7 +11621,7 @@
     <w:rsid w:val="00CF53D7"/>
     <w:pPr>
       <w:numPr>
-        <w:numId w:val="15"/>
+        <w:numId w:val="10"/>
       </w:numPr>
       <w:contextualSpacing/>
     </w:pPr>
@@ -13514,7 +11634,7 @@
     <w:rsid w:val="00CF53D7"/>
     <w:pPr>
       <w:numPr>
-        <w:numId w:val="16"/>
+        <w:numId w:val="11"/>
       </w:numPr>
       <w:contextualSpacing/>
     </w:pPr>
@@ -13587,7 +11707,7 @@
     <w:rsid w:val="00CF53D7"/>
     <w:pPr>
       <w:numPr>
-        <w:numId w:val="17"/>
+        <w:numId w:val="12"/>
       </w:numPr>
       <w:contextualSpacing/>
     </w:pPr>
@@ -13600,7 +11720,7 @@
     <w:rsid w:val="00CF53D7"/>
     <w:pPr>
       <w:numPr>
-        <w:numId w:val="18"/>
+        <w:numId w:val="13"/>
       </w:numPr>
       <w:contextualSpacing/>
     </w:pPr>
@@ -13613,7 +11733,7 @@
     <w:rsid w:val="00CF53D7"/>
     <w:pPr>
       <w:numPr>
-        <w:numId w:val="19"/>
+        <w:numId w:val="14"/>
       </w:numPr>
       <w:contextualSpacing/>
     </w:pPr>
@@ -13626,7 +11746,7 @@
     <w:rsid w:val="00CF53D7"/>
     <w:pPr>
       <w:numPr>
-        <w:numId w:val="20"/>
+        <w:numId w:val="15"/>
       </w:numPr>
       <w:contextualSpacing/>
     </w:pPr>
@@ -13639,7 +11759,7 @@
     <w:rsid w:val="00CF53D7"/>
     <w:pPr>
       <w:numPr>
-        <w:numId w:val="21"/>
+        <w:numId w:val="16"/>
       </w:numPr>
       <w:contextualSpacing/>
     </w:pPr>
@@ -22456,7 +20576,7 @@
     <w:rsid w:val="00B62C81"/>
     <w:pPr>
       <w:numPr>
-        <w:numId w:val="4"/>
+        <w:numId w:val="2"/>
       </w:numPr>
     </w:pPr>
   </w:style>
@@ -22487,7 +20607,7 @@
     <w:rsid w:val="00301D86"/>
     <w:pPr>
       <w:numPr>
-        <w:numId w:val="24"/>
+        <w:numId w:val="17"/>
       </w:numPr>
     </w:pPr>
     <w:rPr>
@@ -22504,7 +20624,7 @@
     <w:pPr>
       <w:numPr>
         <w:ilvl w:val="1"/>
-        <w:numId w:val="25"/>
+        <w:numId w:val="18"/>
       </w:numPr>
       <w:spacing w:before="120" w:after="120" w:line="240" w:lineRule="auto"/>
       <w:ind w:left="850" w:hanging="425"/>
@@ -22527,7 +20647,7 @@
     <w:pPr>
       <w:numPr>
         <w:ilvl w:val="2"/>
-        <w:numId w:val="25"/>
+        <w:numId w:val="18"/>
       </w:numPr>
       <w:spacing w:before="120" w:after="120" w:line="240" w:lineRule="auto"/>
       <w:ind w:left="1503" w:hanging="652"/>
@@ -22547,7 +20667,7 @@
     <w:rsid w:val="004673D9"/>
     <w:pPr>
       <w:numPr>
-        <w:numId w:val="28"/>
+        <w:numId w:val="19"/>
       </w:numPr>
       <w:tabs>
         <w:tab w:val="left" w:pos="680"/>
@@ -22728,7 +20848,7 @@
     <w:rsid w:val="001F720B"/>
     <w:pPr>
       <w:numPr>
-        <w:numId w:val="41"/>
+        <w:numId w:val="21"/>
       </w:numPr>
     </w:pPr>
   </w:style>
@@ -22900,7 +21020,7 @@
     <w:rsid w:val="00046957"/>
     <w:pPr>
       <w:numPr>
-        <w:numId w:val="44"/>
+        <w:numId w:val="22"/>
       </w:numPr>
       <w:ind w:left="360"/>
     </w:pPr>
@@ -22911,7 +21031,7 @@
     <w:rsid w:val="00E47880"/>
     <w:pPr>
       <w:numPr>
-        <w:numId w:val="45"/>
+        <w:numId w:val="23"/>
       </w:numPr>
       <w:tabs>
         <w:tab w:val="left" w:pos="1080"/>
@@ -22985,9 +21105,6 @@
         <w:insideV w:val="single" w:sz="4" w:space="0" w:color="51534A"/>
       </w:tblBorders>
     </w:tblPr>
-    <w:tcPr>
-      <w:shd w:val="clear" w:color="auto" w:fill="auto"/>
-    </w:tcPr>
     <w:tblStylePr w:type="firstRow">
       <w:rPr>
         <w:rFonts w:asciiTheme="minorHAnsi" w:hAnsiTheme="minorHAnsi"/>
